--- a/ADAMA CITY CITIZEN COMPLIANT AND SERVICE REQUEST MANAGEMENT SYSTEM DOCUMENTATION.docx
+++ b/ADAMA CITY CITIZEN COMPLIANT AND SERVICE REQUEST MANAGEMENT SYSTEM DOCUMENTATION.docx
@@ -231,7 +231,7 @@
                 <w:i w:val="0"/>
                 <w:sz w:val="20"/>
               </w:rPr>
-              <w:t>2.15</w:t>
+              <w:t>2.16</w:t>
             </w:r>
           </w:p>
         </w:tc>
@@ -1289,7 +1289,7 @@
           <w:i w:val="0"/>
           <w:sz w:val="24"/>
         </w:rPr>
-        <w:t>CHAPTER ONE: INTRODUCTION ................................................... 1</w:t>
+        <w:t>List of Figures ............................................................. v</w:t>
       </w:r>
     </w:p>
     <w:p>
@@ -1304,7 +1304,7 @@
           <w:i w:val="0"/>
           <w:sz w:val="24"/>
         </w:rPr>
-        <w:t>1.1 Background of the Study ............................................. 1</w:t>
+        <w:t>CHAPTER ONE: INTRODUCTION ................................................... 1</w:t>
       </w:r>
     </w:p>
     <w:p>
@@ -1319,7 +1319,7 @@
           <w:i w:val="0"/>
           <w:sz w:val="24"/>
         </w:rPr>
-        <w:t>1.2 Problem Statement ................................................... 2</w:t>
+        <w:t>1.1 Background of the Study ............................................. 1</w:t>
       </w:r>
     </w:p>
     <w:p>
@@ -1334,7 +1334,7 @@
           <w:i w:val="0"/>
           <w:sz w:val="24"/>
         </w:rPr>
-        <w:t>1.3 Objectives .......................................................... 2</w:t>
+        <w:t>1.2 Problem Statement ................................................... 2</w:t>
       </w:r>
     </w:p>
     <w:p>
@@ -1349,7 +1349,7 @@
           <w:i w:val="0"/>
           <w:sz w:val="24"/>
         </w:rPr>
-        <w:t>1.3.1 General Objective ............................................. 2</w:t>
+        <w:t>1.3 Objectives .......................................................... 2</w:t>
       </w:r>
     </w:p>
     <w:p>
@@ -1364,7 +1364,7 @@
           <w:i w:val="0"/>
           <w:sz w:val="24"/>
         </w:rPr>
-        <w:t>1.3.2 Specific Objectives ........................................... 2</w:t>
+        <w:t>1.3.1 General Objective ............................................. 2</w:t>
       </w:r>
     </w:p>
     <w:p>
@@ -1379,7 +1379,7 @@
           <w:i w:val="0"/>
           <w:sz w:val="24"/>
         </w:rPr>
-        <w:t>1.4 Scope of the Project ................................................ 3</w:t>
+        <w:t>1.3.2 Specific Objectives ........................................... 2</w:t>
       </w:r>
     </w:p>
     <w:p>
@@ -1394,7 +1394,7 @@
           <w:i w:val="0"/>
           <w:sz w:val="24"/>
         </w:rPr>
-        <w:t>1.4.1 In Scope ...................................................... 3</w:t>
+        <w:t>1.4 Scope of the Project ................................................ 3</w:t>
       </w:r>
     </w:p>
     <w:p>
@@ -1409,7 +1409,7 @@
           <w:i w:val="0"/>
           <w:sz w:val="24"/>
         </w:rPr>
-        <w:t>1.4.2 Out of Scope .................................................. 3</w:t>
+        <w:t>1.4.1 In Scope ...................................................... 3</w:t>
       </w:r>
     </w:p>
     <w:p>
@@ -1424,7 +1424,7 @@
           <w:i w:val="0"/>
           <w:sz w:val="24"/>
         </w:rPr>
-        <w:t>1.4.3 Complaint-only scope .......................................... 3</w:t>
+        <w:t>1.4.2 Out of Scope .................................................. 3</w:t>
       </w:r>
     </w:p>
     <w:p>
@@ -1439,7 +1439,7 @@
           <w:i w:val="0"/>
           <w:sz w:val="24"/>
         </w:rPr>
-        <w:t>1.5 Limitations ......................................................... 4</w:t>
+        <w:t>1.4.3 Complaint-only scope .......................................... 3</w:t>
       </w:r>
     </w:p>
     <w:p>
@@ -1454,7 +1454,7 @@
           <w:i w:val="0"/>
           <w:sz w:val="24"/>
         </w:rPr>
-        <w:t>1.6 Literature Review and Related Work .................................. 4</w:t>
+        <w:t>1.5 Limitations ......................................................... 4</w:t>
       </w:r>
     </w:p>
     <w:p>
@@ -1469,7 +1469,7 @@
           <w:i w:val="0"/>
           <w:sz w:val="24"/>
         </w:rPr>
-        <w:t>CHAPTER TWO: SYSTEM REQUIREMENTS AND DESIGN ................................. 5</w:t>
+        <w:t>1.6 Literature Review and Related Work .................................. 4</w:t>
       </w:r>
     </w:p>
     <w:p>
@@ -1484,7 +1484,7 @@
           <w:i w:val="0"/>
           <w:sz w:val="24"/>
         </w:rPr>
-        <w:t>2.1 Proposed System ..................................................... 5</w:t>
+        <w:t>CHAPTER TWO: SYSTEM REQUIREMENTS AND DESIGN ................................. 5</w:t>
       </w:r>
     </w:p>
     <w:p>
@@ -1499,7 +1499,7 @@
           <w:i w:val="0"/>
           <w:sz w:val="24"/>
         </w:rPr>
-        <w:t>2.1.1 Citizens Can .................................................. 5</w:t>
+        <w:t>2.1 Proposed System ..................................................... 5</w:t>
       </w:r>
     </w:p>
     <w:p>
@@ -1514,7 +1514,7 @@
           <w:i w:val="0"/>
           <w:sz w:val="24"/>
         </w:rPr>
-        <w:t>2.1.2 Administrators Can ............................................ 5</w:t>
+        <w:t>2.1.1 Citizens Can .................................................. 5</w:t>
       </w:r>
     </w:p>
     <w:p>
@@ -1529,7 +1529,7 @@
           <w:i w:val="0"/>
           <w:sz w:val="24"/>
         </w:rPr>
-        <w:t>2.1.3 Department Officers Can ....................................... 6</w:t>
+        <w:t>2.1.2 Administrators Can ............................................ 5</w:t>
       </w:r>
     </w:p>
     <w:p>
@@ -1544,7 +1544,7 @@
           <w:i w:val="0"/>
           <w:sz w:val="24"/>
         </w:rPr>
-        <w:t>2.2 Actors of the System ................................................ 6</w:t>
+        <w:t>2.1.3 Department Officers Can ....................................... 6</w:t>
       </w:r>
     </w:p>
     <w:p>
@@ -1559,7 +1559,7 @@
           <w:i w:val="0"/>
           <w:sz w:val="24"/>
         </w:rPr>
-        <w:t>2.2.1 Citizen ....................................................... 6</w:t>
+        <w:t>2.2 Actors of the System ................................................ 6</w:t>
       </w:r>
     </w:p>
     <w:p>
@@ -1574,7 +1574,7 @@
           <w:i w:val="0"/>
           <w:sz w:val="24"/>
         </w:rPr>
-        <w:t>2.2.2 Administrator ................................................. 6</w:t>
+        <w:t>2.2.1 Citizen ....................................................... 6</w:t>
       </w:r>
     </w:p>
     <w:p>
@@ -1589,7 +1589,7 @@
           <w:i w:val="0"/>
           <w:sz w:val="24"/>
         </w:rPr>
-        <w:t>2.2.3 Department Officer ............................................ 6</w:t>
+        <w:t>2.2.2 Administrator ................................................. 6</w:t>
       </w:r>
     </w:p>
     <w:p>
@@ -1604,7 +1604,7 @@
           <w:i w:val="0"/>
           <w:sz w:val="24"/>
         </w:rPr>
-        <w:t>2.3 Functional Requirements ............................................. 7</w:t>
+        <w:t>2.2.3 Department Officer ............................................ 6</w:t>
       </w:r>
     </w:p>
     <w:p>
@@ -1619,7 +1619,7 @@
           <w:i w:val="0"/>
           <w:sz w:val="24"/>
         </w:rPr>
-        <w:t>2.3.1 Complaint Categories (Predefined) ............................. 7</w:t>
+        <w:t>2.3 Functional Requirements ............................................. 7</w:t>
       </w:r>
     </w:p>
     <w:p>
@@ -1634,7 +1634,7 @@
           <w:i w:val="0"/>
           <w:sz w:val="24"/>
         </w:rPr>
-        <w:t>2.3.2 Location (Adama) .............................................. 7</w:t>
+        <w:t>2.3.1 Complaint Categories (Predefined) ............................. 7</w:t>
       </w:r>
     </w:p>
     <w:p>
@@ -1649,7 +1649,7 @@
           <w:i w:val="0"/>
           <w:sz w:val="24"/>
         </w:rPr>
-        <w:t>2.3.3 Status Values ................................................. 7</w:t>
+        <w:t>2.3.2 Location (Adama) .............................................. 7</w:t>
       </w:r>
     </w:p>
     <w:p>
@@ -1664,7 +1664,7 @@
           <w:i w:val="0"/>
           <w:sz w:val="24"/>
         </w:rPr>
-        <w:t>2.3.4 Status Transition Rules (Implemented) ......................... 8</w:t>
+        <w:t>2.3.3 Status Values ................................................. 7</w:t>
       </w:r>
     </w:p>
     <w:p>
@@ -1679,7 +1679,7 @@
           <w:i w:val="0"/>
           <w:sz w:val="24"/>
         </w:rPr>
-        <w:t>2.4 Non-Functional Requirements ......................................... 8</w:t>
+        <w:t>2.3.4 Status Transition Rules (Implemented) ......................... 8</w:t>
       </w:r>
     </w:p>
     <w:p>
@@ -1694,7 +1694,7 @@
           <w:i w:val="0"/>
           <w:sz w:val="24"/>
         </w:rPr>
-        <w:t>2.4.1 Security ...................................................... 8</w:t>
+        <w:t>2.4 Non-Functional Requirements ......................................... 8</w:t>
       </w:r>
     </w:p>
     <w:p>
@@ -1709,7 +1709,7 @@
           <w:i w:val="0"/>
           <w:sz w:val="24"/>
         </w:rPr>
-        <w:t>2.4.2 Performance ................................................... 8</w:t>
+        <w:t>2.4.1 Security ...................................................... 8</w:t>
       </w:r>
     </w:p>
     <w:p>
@@ -1724,7 +1724,7 @@
           <w:i w:val="0"/>
           <w:sz w:val="24"/>
         </w:rPr>
-        <w:t>2.4.3 Reliability ................................................... 9</w:t>
+        <w:t>2.4.2 Performance ................................................... 8</w:t>
       </w:r>
     </w:p>
     <w:p>
@@ -1739,7 +1739,7 @@
           <w:i w:val="0"/>
           <w:sz w:val="24"/>
         </w:rPr>
-        <w:t>2.4.4 Usability ..................................................... 9</w:t>
+        <w:t>2.4.3 Reliability ................................................... 9</w:t>
       </w:r>
     </w:p>
     <w:p>
@@ -1754,7 +1754,7 @@
           <w:i w:val="0"/>
           <w:sz w:val="24"/>
         </w:rPr>
-        <w:t>2.4.5 Scalability ................................................... 9</w:t>
+        <w:t>2.4.4 Usability ..................................................... 9</w:t>
       </w:r>
     </w:p>
     <w:p>
@@ -1769,7 +1769,7 @@
           <w:i w:val="0"/>
           <w:sz w:val="24"/>
         </w:rPr>
-        <w:t>2.4.6 Maintainability ............................................... 9</w:t>
+        <w:t>2.4.5 Scalability ................................................... 9</w:t>
       </w:r>
     </w:p>
     <w:p>
@@ -1784,7 +1784,7 @@
           <w:i w:val="0"/>
           <w:sz w:val="24"/>
         </w:rPr>
-        <w:t>2.5 System Architecture ................................................. 10</w:t>
+        <w:t>2.4.6 Maintainability ............................................... 9</w:t>
       </w:r>
     </w:p>
     <w:p>
@@ -1799,7 +1799,7 @@
           <w:i w:val="0"/>
           <w:sz w:val="24"/>
         </w:rPr>
-        <w:t>2.6 Use Case Diagram .................................................... 10</w:t>
+        <w:t>2.5 System Architecture ................................................. 10</w:t>
       </w:r>
     </w:p>
     <w:p>
@@ -1814,7 +1814,7 @@
           <w:i w:val="0"/>
           <w:sz w:val="24"/>
         </w:rPr>
-        <w:t>2.7 Entity-Relationship Diagram ......................................... 11</w:t>
+        <w:t>2.6 Use Case Diagram .................................................... 10</w:t>
       </w:r>
     </w:p>
     <w:p>
@@ -1829,7 +1829,7 @@
           <w:i w:val="0"/>
           <w:sz w:val="24"/>
         </w:rPr>
-        <w:t>2.8 Data Flow Diagram (Level 0) ......................................... 12</w:t>
+        <w:t>2.7 Entity-Relationship Diagram ......................................... 11</w:t>
       </w:r>
     </w:p>
     <w:p>
@@ -1844,7 +1844,7 @@
           <w:i w:val="0"/>
           <w:sz w:val="24"/>
         </w:rPr>
-        <w:t>2.9 System Workflow ..................................................... 12</w:t>
+        <w:t>2.8 Data Flow Diagram (Level 0) ......................................... 12</w:t>
       </w:r>
     </w:p>
     <w:p>
@@ -1859,7 +1859,7 @@
           <w:i w:val="0"/>
           <w:sz w:val="24"/>
         </w:rPr>
-        <w:t>2.10 Technology Stack and Development Tools ............................. 13</w:t>
+        <w:t>2.9 System Workflow ..................................................... 12</w:t>
       </w:r>
     </w:p>
     <w:p>
@@ -1874,7 +1874,7 @@
           <w:i w:val="0"/>
           <w:sz w:val="24"/>
         </w:rPr>
-        <w:t>2.11 Database Design .................................................... 13</w:t>
+        <w:t>2.10 Technology Stack and Development Tools ............................. 13</w:t>
       </w:r>
     </w:p>
     <w:p>
@@ -1889,7 +1889,7 @@
           <w:i w:val="0"/>
           <w:sz w:val="24"/>
         </w:rPr>
-        <w:t>2.11.1 Collections Overview ......................................... 13</w:t>
+        <w:t>2.11 Database Design .................................................... 13</w:t>
       </w:r>
     </w:p>
     <w:p>
@@ -1904,7 +1904,7 @@
           <w:i w:val="0"/>
           <w:sz w:val="24"/>
         </w:rPr>
-        <w:t>2.11.2 Users Collection ............................................. 14</w:t>
+        <w:t>2.11.1 Collections Overview ......................................... 13</w:t>
       </w:r>
     </w:p>
     <w:p>
@@ -1919,7 +1919,7 @@
           <w:i w:val="0"/>
           <w:sz w:val="24"/>
         </w:rPr>
-        <w:t>2.11.3 Departments Collection ....................................... 14</w:t>
+        <w:t>2.11.2 Users Collection ............................................. 14</w:t>
       </w:r>
     </w:p>
     <w:p>
@@ -1934,7 +1934,7 @@
           <w:i w:val="0"/>
           <w:sz w:val="24"/>
         </w:rPr>
-        <w:t>2.11.4 Complaints Collection ........................................ 14</w:t>
+        <w:t>2.11.3 Departments Collection ....................................... 14</w:t>
       </w:r>
     </w:p>
     <w:p>
@@ -1949,7 +1949,7 @@
           <w:i w:val="0"/>
           <w:sz w:val="24"/>
         </w:rPr>
-        <w:t>2.11.5 Status Histories Collection .................................. 15</w:t>
+        <w:t>2.11.4 Complaints Collection ........................................ 14</w:t>
       </w:r>
     </w:p>
     <w:p>
@@ -1964,7 +1964,7 @@
           <w:i w:val="0"/>
           <w:sz w:val="24"/>
         </w:rPr>
-        <w:t>2.11.6 Notifications Collection ..................................... 15</w:t>
+        <w:t>2.11.5 Status Histories Collection .................................. 15</w:t>
       </w:r>
     </w:p>
     <w:p>
@@ -1979,7 +1979,7 @@
           <w:i w:val="0"/>
           <w:sz w:val="24"/>
         </w:rPr>
-        <w:t>CHAPTER THREE: METHODOLOGY AND PROJECT PLAN ................................. 16</w:t>
+        <w:t>2.11.6 Notifications Collection ..................................... 15</w:t>
       </w:r>
     </w:p>
     <w:p>
@@ -1994,7 +1994,7 @@
           <w:i w:val="0"/>
           <w:sz w:val="24"/>
         </w:rPr>
-        <w:t>3.1 Methodology ......................................................... 16</w:t>
+        <w:t>CHAPTER THREE: METHODOLOGY AND PROJECT PLAN ................................. 16</w:t>
       </w:r>
     </w:p>
     <w:p>
@@ -2009,7 +2009,7 @@
           <w:i w:val="0"/>
           <w:sz w:val="24"/>
         </w:rPr>
-        <w:t>3.2 Project Timeline .................................................... 17</w:t>
+        <w:t>3.1 Methodology ......................................................... 16</w:t>
       </w:r>
     </w:p>
     <w:p>
@@ -2024,7 +2024,7 @@
           <w:i w:val="0"/>
           <w:sz w:val="24"/>
         </w:rPr>
-        <w:t>3.2.1 Gantt Chart ................................................... 17</w:t>
+        <w:t>3.2 Project Timeline .................................................... 17</w:t>
       </w:r>
     </w:p>
     <w:p>
@@ -2039,7 +2039,7 @@
           <w:i w:val="0"/>
           <w:sz w:val="24"/>
         </w:rPr>
-        <w:t>3.3 Testing Strategy .................................................... 18</w:t>
+        <w:t>3.2.1 Gantt Chart ................................................... 17</w:t>
       </w:r>
     </w:p>
     <w:p>
@@ -2054,7 +2054,7 @@
           <w:i w:val="0"/>
           <w:sz w:val="24"/>
         </w:rPr>
-        <w:t>3.3.1 Sample Test Cases ............................................. 18</w:t>
+        <w:t>3.3 Testing Strategy .................................................... 18</w:t>
       </w:r>
     </w:p>
     <w:p>
@@ -2069,7 +2069,7 @@
           <w:i w:val="0"/>
           <w:sz w:val="24"/>
         </w:rPr>
-        <w:t>3.4 Deployment Plan ..................................................... 19</w:t>
+        <w:t>3.3.1 Sample Test Cases ............................................. 18</w:t>
       </w:r>
     </w:p>
     <w:p>
@@ -2084,7 +2084,7 @@
           <w:i w:val="0"/>
           <w:sz w:val="24"/>
         </w:rPr>
-        <w:t>3.4.1 Environment Setup ............................................. 19</w:t>
+        <w:t>3.4 Deployment Plan ..................................................... 19</w:t>
       </w:r>
     </w:p>
     <w:p>
@@ -2099,7 +2099,7 @@
           <w:i w:val="0"/>
           <w:sz w:val="24"/>
         </w:rPr>
-        <w:t>3.4.2 Deployment Architecture ....................................... 19</w:t>
+        <w:t>3.4.1 Environment Setup ............................................. 19</w:t>
       </w:r>
     </w:p>
     <w:p>
@@ -2114,7 +2114,7 @@
           <w:i w:val="0"/>
           <w:sz w:val="24"/>
         </w:rPr>
-        <w:t>3.4.3 Deployment Steps .............................................. 20</w:t>
+        <w:t>3.4.2 Deployment Architecture ....................................... 19</w:t>
       </w:r>
     </w:p>
     <w:p>
@@ -2129,7 +2129,7 @@
           <w:i w:val="0"/>
           <w:sz w:val="24"/>
         </w:rPr>
-        <w:t>3.4.4 Minimum Server Requirements ................................... 20</w:t>
+        <w:t>3.4.3 Deployment Steps .............................................. 20</w:t>
       </w:r>
     </w:p>
     <w:p>
@@ -2144,7 +2144,7 @@
           <w:i w:val="0"/>
           <w:sz w:val="24"/>
         </w:rPr>
-        <w:t>CHAPTER FOUR: RESULTS AND DISCUSSION ........................................ 21</w:t>
+        <w:t>3.4.4 Minimum Server Requirements ................................... 20</w:t>
       </w:r>
     </w:p>
     <w:p>
@@ -2159,7 +2159,7 @@
           <w:i w:val="0"/>
           <w:sz w:val="24"/>
         </w:rPr>
-        <w:t>4.1 Results ............................................................. 21</w:t>
+        <w:t>CHAPTER FOUR: RESULTS AND DISCUSSION ........................................ 21</w:t>
       </w:r>
     </w:p>
     <w:p>
@@ -2174,7 +2174,22 @@
           <w:i w:val="0"/>
           <w:sz w:val="24"/>
         </w:rPr>
-        <w:t>4.1.1 Public Portal and Authentication .............................. 21</w:t>
+        <w:t>4.1 Results ............................................................. 21</w:t>
+      </w:r>
+    </w:p>
+    <w:p>
+      <w:pPr>
+        <w:spacing w:before="0" w:after="160" w:line="276" w:lineRule="auto"/>
+        <w:jc w:val="both"/>
+      </w:pPr>
+      <w:r>
+        <w:rPr>
+          <w:rFonts w:ascii="Times New Roman" w:hAnsi="Times New Roman" w:eastAsia="Times New Roman"/>
+          <w:b w:val="0"/>
+          <w:i w:val="0"/>
+          <w:sz w:val="24"/>
+        </w:rPr>
+        <w:t>4.1.1 Guest UI (Landing, Register, Login) ........................... 21</w:t>
       </w:r>
     </w:p>
     <w:p>
@@ -3828,6 +3843,1160 @@
                 <w:sz w:val="20"/>
               </w:rPr>
               <w:t>Cross-Site Scripting</w:t>
+            </w:r>
+          </w:p>
+        </w:tc>
+      </w:tr>
+    </w:tbl>
+    <w:p/>
+    <w:p>
+      <w:pPr>
+        <w:spacing w:before="80" w:after="160" w:line="276" w:lineRule="auto"/>
+        <w:pBdr>
+          <w:bottom w:val="single" w:sz="12" w:space="1" w:color="003366"/>
+        </w:pBdr>
+      </w:pPr>
+    </w:p>
+    <w:p>
+      <w:pPr>
+        <w:spacing w:before="320" w:after="160" w:line="276" w:lineRule="auto"/>
+        <w:jc w:val="left"/>
+      </w:pPr>
+      <w:r>
+        <w:rPr>
+          <w:rFonts w:ascii="Times New Roman" w:hAnsi="Times New Roman" w:eastAsia="Times New Roman"/>
+          <w:b/>
+          <w:i w:val="0"/>
+          <w:color w:val="003366"/>
+          <w:sz w:val="32"/>
+        </w:rPr>
+        <w:t>List of Figures</w:t>
+      </w:r>
+    </w:p>
+    <w:p>
+      <w:pPr>
+        <w:spacing w:before="0" w:after="160" w:line="276" w:lineRule="auto"/>
+        <w:jc w:val="both"/>
+      </w:pPr>
+      <w:r>
+        <w:rPr>
+          <w:rFonts w:ascii="Times New Roman" w:hAnsi="Times New Roman" w:eastAsia="Times New Roman"/>
+          <w:b/>
+          <w:i w:val="0"/>
+          <w:sz w:val="24"/>
+        </w:rPr>
+        <w:t>Design diagrams</w:t>
+      </w:r>
+    </w:p>
+    <w:tbl>
+      <w:tblPr>
+        <w:tblStyle w:val="TableGrid"/>
+        <w:tblW w:type="auto" w:w="0"/>
+        <w:jc w:val="center"/>
+        <w:tblLook w:firstColumn="1" w:firstRow="1" w:lastColumn="0" w:lastRow="0" w:noHBand="0" w:noVBand="1" w:val="04A0"/>
+      </w:tblPr>
+      <w:tblGrid>
+        <w:gridCol w:w="4680"/>
+        <w:gridCol w:w="4680"/>
+      </w:tblGrid>
+      <w:tr>
+        <w:tc>
+          <w:tcPr>
+            <w:tcW w:type="dxa" w:w="4680"/>
+            <w:shd w:fill="003366" w:val="clear"/>
+          </w:tcPr>
+          <w:p>
+            <w:pPr>
+              <w:spacing w:before="40" w:after="40" w:line="240" w:lineRule="auto"/>
+            </w:pPr>
+            <w:r>
+              <w:rPr>
+                <w:b/>
+              </w:rPr>
+            </w:r>
+            <w:r>
+              <w:rPr>
+                <w:rFonts w:ascii="Times New Roman" w:hAnsi="Times New Roman" w:eastAsia="Times New Roman"/>
+                <w:b/>
+                <w:i w:val="0"/>
+                <w:color w:val="FFFFFF"/>
+                <w:sz w:val="20"/>
+              </w:rPr>
+              <w:t>Figure</w:t>
+            </w:r>
+          </w:p>
+        </w:tc>
+        <w:tc>
+          <w:tcPr>
+            <w:tcW w:type="dxa" w:w="4680"/>
+            <w:shd w:fill="003366" w:val="clear"/>
+          </w:tcPr>
+          <w:p>
+            <w:pPr>
+              <w:spacing w:before="40" w:after="40" w:line="240" w:lineRule="auto"/>
+            </w:pPr>
+            <w:r>
+              <w:rPr>
+                <w:b/>
+              </w:rPr>
+            </w:r>
+            <w:r>
+              <w:rPr>
+                <w:rFonts w:ascii="Times New Roman" w:hAnsi="Times New Roman" w:eastAsia="Times New Roman"/>
+                <w:b/>
+                <w:i w:val="0"/>
+                <w:color w:val="FFFFFF"/>
+                <w:sz w:val="20"/>
+              </w:rPr>
+              <w:t>Description</w:t>
+            </w:r>
+          </w:p>
+        </w:tc>
+      </w:tr>
+      <w:tr>
+        <w:tc>
+          <w:tcPr>
+            <w:tcW w:type="dxa" w:w="4680"/>
+          </w:tcPr>
+          <w:p>
+            <w:pPr>
+              <w:spacing w:before="40" w:after="40" w:line="240" w:lineRule="auto"/>
+            </w:pPr>
+            <w:r/>
+            <w:r>
+              <w:rPr>
+                <w:rFonts w:ascii="Times New Roman" w:hAnsi="Times New Roman" w:eastAsia="Times New Roman"/>
+                <w:b w:val="0"/>
+                <w:i w:val="0"/>
+                <w:sz w:val="20"/>
+              </w:rPr>
+              <w:t>2.1</w:t>
+            </w:r>
+          </w:p>
+        </w:tc>
+        <w:tc>
+          <w:tcPr>
+            <w:tcW w:type="dxa" w:w="4680"/>
+          </w:tcPr>
+          <w:p>
+            <w:pPr>
+              <w:spacing w:before="40" w:after="40" w:line="240" w:lineRule="auto"/>
+            </w:pPr>
+            <w:r/>
+            <w:r>
+              <w:rPr>
+                <w:rFonts w:ascii="Times New Roman" w:hAnsi="Times New Roman" w:eastAsia="Times New Roman"/>
+                <w:b w:val="0"/>
+                <w:i w:val="0"/>
+                <w:sz w:val="20"/>
+              </w:rPr>
+              <w:t>System architecture</w:t>
+            </w:r>
+          </w:p>
+        </w:tc>
+      </w:tr>
+      <w:tr>
+        <w:tc>
+          <w:tcPr>
+            <w:tcW w:type="dxa" w:w="4680"/>
+          </w:tcPr>
+          <w:p>
+            <w:pPr>
+              <w:spacing w:before="40" w:after="40" w:line="240" w:lineRule="auto"/>
+            </w:pPr>
+            <w:r/>
+            <w:r>
+              <w:rPr>
+                <w:rFonts w:ascii="Times New Roman" w:hAnsi="Times New Roman" w:eastAsia="Times New Roman"/>
+                <w:b w:val="0"/>
+                <w:i w:val="0"/>
+                <w:sz w:val="20"/>
+              </w:rPr>
+              <w:t>2.2</w:t>
+            </w:r>
+          </w:p>
+        </w:tc>
+        <w:tc>
+          <w:tcPr>
+            <w:tcW w:type="dxa" w:w="4680"/>
+          </w:tcPr>
+          <w:p>
+            <w:pPr>
+              <w:spacing w:before="40" w:after="40" w:line="240" w:lineRule="auto"/>
+            </w:pPr>
+            <w:r/>
+            <w:r>
+              <w:rPr>
+                <w:rFonts w:ascii="Times New Roman" w:hAnsi="Times New Roman" w:eastAsia="Times New Roman"/>
+                <w:b w:val="0"/>
+                <w:i w:val="0"/>
+                <w:sz w:val="20"/>
+              </w:rPr>
+              <w:t>Use case diagram (Citizen, Administrator, Officer)</w:t>
+            </w:r>
+          </w:p>
+        </w:tc>
+      </w:tr>
+      <w:tr>
+        <w:tc>
+          <w:tcPr>
+            <w:tcW w:type="dxa" w:w="4680"/>
+          </w:tcPr>
+          <w:p>
+            <w:pPr>
+              <w:spacing w:before="40" w:after="40" w:line="240" w:lineRule="auto"/>
+            </w:pPr>
+            <w:r/>
+            <w:r>
+              <w:rPr>
+                <w:rFonts w:ascii="Times New Roman" w:hAnsi="Times New Roman" w:eastAsia="Times New Roman"/>
+                <w:b w:val="0"/>
+                <w:i w:val="0"/>
+                <w:sz w:val="20"/>
+              </w:rPr>
+              <w:t>2.3</w:t>
+            </w:r>
+          </w:p>
+        </w:tc>
+        <w:tc>
+          <w:tcPr>
+            <w:tcW w:type="dxa" w:w="4680"/>
+          </w:tcPr>
+          <w:p>
+            <w:pPr>
+              <w:spacing w:before="40" w:after="40" w:line="240" w:lineRule="auto"/>
+            </w:pPr>
+            <w:r/>
+            <w:r>
+              <w:rPr>
+                <w:rFonts w:ascii="Times New Roman" w:hAnsi="Times New Roman" w:eastAsia="Times New Roman"/>
+                <w:b w:val="0"/>
+                <w:i w:val="0"/>
+                <w:sz w:val="20"/>
+              </w:rPr>
+              <w:t>Entity-relationship diagram</w:t>
+            </w:r>
+          </w:p>
+        </w:tc>
+      </w:tr>
+      <w:tr>
+        <w:tc>
+          <w:tcPr>
+            <w:tcW w:type="dxa" w:w="4680"/>
+          </w:tcPr>
+          <w:p>
+            <w:pPr>
+              <w:spacing w:before="40" w:after="40" w:line="240" w:lineRule="auto"/>
+            </w:pPr>
+            <w:r/>
+            <w:r>
+              <w:rPr>
+                <w:rFonts w:ascii="Times New Roman" w:hAnsi="Times New Roman" w:eastAsia="Times New Roman"/>
+                <w:b w:val="0"/>
+                <w:i w:val="0"/>
+                <w:sz w:val="20"/>
+              </w:rPr>
+              <w:t>2.4</w:t>
+            </w:r>
+          </w:p>
+        </w:tc>
+        <w:tc>
+          <w:tcPr>
+            <w:tcW w:type="dxa" w:w="4680"/>
+          </w:tcPr>
+          <w:p>
+            <w:pPr>
+              <w:spacing w:before="40" w:after="40" w:line="240" w:lineRule="auto"/>
+            </w:pPr>
+            <w:r/>
+            <w:r>
+              <w:rPr>
+                <w:rFonts w:ascii="Times New Roman" w:hAnsi="Times New Roman" w:eastAsia="Times New Roman"/>
+                <w:b w:val="0"/>
+                <w:i w:val="0"/>
+                <w:sz w:val="20"/>
+              </w:rPr>
+              <w:t>Level-0 data flow diagram</w:t>
+            </w:r>
+          </w:p>
+        </w:tc>
+      </w:tr>
+      <w:tr>
+        <w:tc>
+          <w:tcPr>
+            <w:tcW w:type="dxa" w:w="4680"/>
+          </w:tcPr>
+          <w:p>
+            <w:pPr>
+              <w:spacing w:before="40" w:after="40" w:line="240" w:lineRule="auto"/>
+            </w:pPr>
+            <w:r/>
+            <w:r>
+              <w:rPr>
+                <w:rFonts w:ascii="Times New Roman" w:hAnsi="Times New Roman" w:eastAsia="Times New Roman"/>
+                <w:b w:val="0"/>
+                <w:i w:val="0"/>
+                <w:sz w:val="20"/>
+              </w:rPr>
+              <w:t>2.5</w:t>
+            </w:r>
+          </w:p>
+        </w:tc>
+        <w:tc>
+          <w:tcPr>
+            <w:tcW w:type="dxa" w:w="4680"/>
+          </w:tcPr>
+          <w:p>
+            <w:pPr>
+              <w:spacing w:before="40" w:after="40" w:line="240" w:lineRule="auto"/>
+            </w:pPr>
+            <w:r/>
+            <w:r>
+              <w:rPr>
+                <w:rFonts w:ascii="Times New Roman" w:hAnsi="Times New Roman" w:eastAsia="Times New Roman"/>
+                <w:b w:val="0"/>
+                <w:i w:val="0"/>
+                <w:sz w:val="20"/>
+              </w:rPr>
+              <w:t>Complaint workflow</w:t>
+            </w:r>
+          </w:p>
+        </w:tc>
+      </w:tr>
+      <w:tr>
+        <w:tc>
+          <w:tcPr>
+            <w:tcW w:type="dxa" w:w="4680"/>
+          </w:tcPr>
+          <w:p>
+            <w:pPr>
+              <w:spacing w:before="40" w:after="40" w:line="240" w:lineRule="auto"/>
+            </w:pPr>
+            <w:r/>
+            <w:r>
+              <w:rPr>
+                <w:rFonts w:ascii="Times New Roman" w:hAnsi="Times New Roman" w:eastAsia="Times New Roman"/>
+                <w:b w:val="0"/>
+                <w:i w:val="0"/>
+                <w:sz w:val="20"/>
+              </w:rPr>
+              <w:t>3.1</w:t>
+            </w:r>
+          </w:p>
+        </w:tc>
+        <w:tc>
+          <w:tcPr>
+            <w:tcW w:type="dxa" w:w="4680"/>
+          </w:tcPr>
+          <w:p>
+            <w:pPr>
+              <w:spacing w:before="40" w:after="40" w:line="240" w:lineRule="auto"/>
+            </w:pPr>
+            <w:r/>
+            <w:r>
+              <w:rPr>
+                <w:rFonts w:ascii="Times New Roman" w:hAnsi="Times New Roman" w:eastAsia="Times New Roman"/>
+                <w:b w:val="0"/>
+                <w:i w:val="0"/>
+                <w:sz w:val="20"/>
+              </w:rPr>
+              <w:t>Project timeline (Gantt)</w:t>
+            </w:r>
+          </w:p>
+        </w:tc>
+      </w:tr>
+      <w:tr>
+        <w:tc>
+          <w:tcPr>
+            <w:tcW w:type="dxa" w:w="4680"/>
+          </w:tcPr>
+          <w:p>
+            <w:pPr>
+              <w:spacing w:before="40" w:after="40" w:line="240" w:lineRule="auto"/>
+            </w:pPr>
+            <w:r/>
+            <w:r>
+              <w:rPr>
+                <w:rFonts w:ascii="Times New Roman" w:hAnsi="Times New Roman" w:eastAsia="Times New Roman"/>
+                <w:b w:val="0"/>
+                <w:i w:val="0"/>
+                <w:sz w:val="20"/>
+              </w:rPr>
+              <w:t>3.2</w:t>
+            </w:r>
+          </w:p>
+        </w:tc>
+        <w:tc>
+          <w:tcPr>
+            <w:tcW w:type="dxa" w:w="4680"/>
+          </w:tcPr>
+          <w:p>
+            <w:pPr>
+              <w:spacing w:before="40" w:after="40" w:line="240" w:lineRule="auto"/>
+            </w:pPr>
+            <w:r/>
+            <w:r>
+              <w:rPr>
+                <w:rFonts w:ascii="Times New Roman" w:hAnsi="Times New Roman" w:eastAsia="Times New Roman"/>
+                <w:b w:val="0"/>
+                <w:i w:val="0"/>
+                <w:sz w:val="20"/>
+              </w:rPr>
+              <w:t>Deployment architecture</w:t>
+            </w:r>
+          </w:p>
+        </w:tc>
+      </w:tr>
+    </w:tbl>
+    <w:p/>
+    <w:p>
+      <w:pPr>
+        <w:spacing w:before="0" w:after="160" w:line="276" w:lineRule="auto"/>
+        <w:jc w:val="both"/>
+      </w:pPr>
+      <w:r>
+        <w:rPr>
+          <w:rFonts w:ascii="Times New Roman" w:hAnsi="Times New Roman" w:eastAsia="Times New Roman"/>
+          <w:b/>
+          <w:i w:val="0"/>
+          <w:sz w:val="24"/>
+        </w:rPr>
+        <w:t>Result screenshots (Guest UI first)</w:t>
+      </w:r>
+    </w:p>
+    <w:tbl>
+      <w:tblPr>
+        <w:tblStyle w:val="TableGrid"/>
+        <w:tblW w:type="auto" w:w="0"/>
+        <w:jc w:val="center"/>
+        <w:tblLook w:firstColumn="1" w:firstRow="1" w:lastColumn="0" w:lastRow="0" w:noHBand="0" w:noVBand="1" w:val="04A0"/>
+      </w:tblPr>
+      <w:tblGrid>
+        <w:gridCol w:w="4680"/>
+        <w:gridCol w:w="4680"/>
+      </w:tblGrid>
+      <w:tr>
+        <w:tc>
+          <w:tcPr>
+            <w:tcW w:type="dxa" w:w="4680"/>
+            <w:shd w:fill="003366" w:val="clear"/>
+          </w:tcPr>
+          <w:p>
+            <w:pPr>
+              <w:spacing w:before="40" w:after="40" w:line="240" w:lineRule="auto"/>
+            </w:pPr>
+            <w:r>
+              <w:rPr>
+                <w:b/>
+              </w:rPr>
+            </w:r>
+            <w:r>
+              <w:rPr>
+                <w:rFonts w:ascii="Times New Roman" w:hAnsi="Times New Roman" w:eastAsia="Times New Roman"/>
+                <w:b/>
+                <w:i w:val="0"/>
+                <w:color w:val="FFFFFF"/>
+                <w:sz w:val="20"/>
+              </w:rPr>
+              <w:t>Figure</w:t>
+            </w:r>
+          </w:p>
+        </w:tc>
+        <w:tc>
+          <w:tcPr>
+            <w:tcW w:type="dxa" w:w="4680"/>
+            <w:shd w:fill="003366" w:val="clear"/>
+          </w:tcPr>
+          <w:p>
+            <w:pPr>
+              <w:spacing w:before="40" w:after="40" w:line="240" w:lineRule="auto"/>
+            </w:pPr>
+            <w:r>
+              <w:rPr>
+                <w:b/>
+              </w:rPr>
+            </w:r>
+            <w:r>
+              <w:rPr>
+                <w:rFonts w:ascii="Times New Roman" w:hAnsi="Times New Roman" w:eastAsia="Times New Roman"/>
+                <w:b/>
+                <w:i w:val="0"/>
+                <w:color w:val="FFFFFF"/>
+                <w:sz w:val="20"/>
+              </w:rPr>
+              <w:t>Screen</w:t>
+            </w:r>
+          </w:p>
+        </w:tc>
+      </w:tr>
+      <w:tr>
+        <w:tc>
+          <w:tcPr>
+            <w:tcW w:type="dxa" w:w="4680"/>
+          </w:tcPr>
+          <w:p>
+            <w:pPr>
+              <w:spacing w:before="40" w:after="40" w:line="240" w:lineRule="auto"/>
+            </w:pPr>
+            <w:r/>
+            <w:r>
+              <w:rPr>
+                <w:rFonts w:ascii="Times New Roman" w:hAnsi="Times New Roman" w:eastAsia="Times New Roman"/>
+                <w:b w:val="0"/>
+                <w:i w:val="0"/>
+                <w:sz w:val="20"/>
+              </w:rPr>
+              <w:t>4.1</w:t>
+            </w:r>
+          </w:p>
+        </w:tc>
+        <w:tc>
+          <w:tcPr>
+            <w:tcW w:type="dxa" w:w="4680"/>
+          </w:tcPr>
+          <w:p>
+            <w:pPr>
+              <w:spacing w:before="40" w:after="40" w:line="240" w:lineRule="auto"/>
+            </w:pPr>
+            <w:r/>
+            <w:r>
+              <w:rPr>
+                <w:rFonts w:ascii="Times New Roman" w:hAnsi="Times New Roman" w:eastAsia="Times New Roman"/>
+                <w:b w:val="0"/>
+                <w:i w:val="0"/>
+                <w:sz w:val="20"/>
+              </w:rPr>
+              <w:t>Guest landing page</w:t>
+            </w:r>
+          </w:p>
+        </w:tc>
+      </w:tr>
+      <w:tr>
+        <w:tc>
+          <w:tcPr>
+            <w:tcW w:type="dxa" w:w="4680"/>
+          </w:tcPr>
+          <w:p>
+            <w:pPr>
+              <w:spacing w:before="40" w:after="40" w:line="240" w:lineRule="auto"/>
+            </w:pPr>
+            <w:r/>
+            <w:r>
+              <w:rPr>
+                <w:rFonts w:ascii="Times New Roman" w:hAnsi="Times New Roman" w:eastAsia="Times New Roman"/>
+                <w:b w:val="0"/>
+                <w:i w:val="0"/>
+                <w:sz w:val="20"/>
+              </w:rPr>
+              <w:t>4.2</w:t>
+            </w:r>
+          </w:p>
+        </w:tc>
+        <w:tc>
+          <w:tcPr>
+            <w:tcW w:type="dxa" w:w="4680"/>
+          </w:tcPr>
+          <w:p>
+            <w:pPr>
+              <w:spacing w:before="40" w:after="40" w:line="240" w:lineRule="auto"/>
+            </w:pPr>
+            <w:r/>
+            <w:r>
+              <w:rPr>
+                <w:rFonts w:ascii="Times New Roman" w:hAnsi="Times New Roman" w:eastAsia="Times New Roman"/>
+                <w:b w:val="0"/>
+                <w:i w:val="0"/>
+                <w:sz w:val="20"/>
+              </w:rPr>
+              <w:t>Guest registration</w:t>
+            </w:r>
+          </w:p>
+        </w:tc>
+      </w:tr>
+      <w:tr>
+        <w:tc>
+          <w:tcPr>
+            <w:tcW w:type="dxa" w:w="4680"/>
+          </w:tcPr>
+          <w:p>
+            <w:pPr>
+              <w:spacing w:before="40" w:after="40" w:line="240" w:lineRule="auto"/>
+            </w:pPr>
+            <w:r/>
+            <w:r>
+              <w:rPr>
+                <w:rFonts w:ascii="Times New Roman" w:hAnsi="Times New Roman" w:eastAsia="Times New Roman"/>
+                <w:b w:val="0"/>
+                <w:i w:val="0"/>
+                <w:sz w:val="20"/>
+              </w:rPr>
+              <w:t>4.3</w:t>
+            </w:r>
+          </w:p>
+        </w:tc>
+        <w:tc>
+          <w:tcPr>
+            <w:tcW w:type="dxa" w:w="4680"/>
+          </w:tcPr>
+          <w:p>
+            <w:pPr>
+              <w:spacing w:before="40" w:after="40" w:line="240" w:lineRule="auto"/>
+            </w:pPr>
+            <w:r/>
+            <w:r>
+              <w:rPr>
+                <w:rFonts w:ascii="Times New Roman" w:hAnsi="Times New Roman" w:eastAsia="Times New Roman"/>
+                <w:b w:val="0"/>
+                <w:i w:val="0"/>
+                <w:sz w:val="20"/>
+              </w:rPr>
+              <w:t>Guest sign-in</w:t>
+            </w:r>
+          </w:p>
+        </w:tc>
+      </w:tr>
+      <w:tr>
+        <w:tc>
+          <w:tcPr>
+            <w:tcW w:type="dxa" w:w="4680"/>
+          </w:tcPr>
+          <w:p>
+            <w:pPr>
+              <w:spacing w:before="40" w:after="40" w:line="240" w:lineRule="auto"/>
+            </w:pPr>
+            <w:r/>
+            <w:r>
+              <w:rPr>
+                <w:rFonts w:ascii="Times New Roman" w:hAnsi="Times New Roman" w:eastAsia="Times New Roman"/>
+                <w:b w:val="0"/>
+                <w:i w:val="0"/>
+                <w:sz w:val="20"/>
+              </w:rPr>
+              <w:t>4.4</w:t>
+            </w:r>
+          </w:p>
+        </w:tc>
+        <w:tc>
+          <w:tcPr>
+            <w:tcW w:type="dxa" w:w="4680"/>
+          </w:tcPr>
+          <w:p>
+            <w:pPr>
+              <w:spacing w:before="40" w:after="40" w:line="240" w:lineRule="auto"/>
+            </w:pPr>
+            <w:r/>
+            <w:r>
+              <w:rPr>
+                <w:rFonts w:ascii="Times New Roman" w:hAnsi="Times New Roman" w:eastAsia="Times New Roman"/>
+                <w:b w:val="0"/>
+                <w:i w:val="0"/>
+                <w:sz w:val="20"/>
+              </w:rPr>
+              <w:t>Citizen dashboard</w:t>
+            </w:r>
+          </w:p>
+        </w:tc>
+      </w:tr>
+      <w:tr>
+        <w:tc>
+          <w:tcPr>
+            <w:tcW w:type="dxa" w:w="4680"/>
+          </w:tcPr>
+          <w:p>
+            <w:pPr>
+              <w:spacing w:before="40" w:after="40" w:line="240" w:lineRule="auto"/>
+            </w:pPr>
+            <w:r/>
+            <w:r>
+              <w:rPr>
+                <w:rFonts w:ascii="Times New Roman" w:hAnsi="Times New Roman" w:eastAsia="Times New Roman"/>
+                <w:b w:val="0"/>
+                <w:i w:val="0"/>
+                <w:sz w:val="20"/>
+              </w:rPr>
+              <w:t>4.5</w:t>
+            </w:r>
+          </w:p>
+        </w:tc>
+        <w:tc>
+          <w:tcPr>
+            <w:tcW w:type="dxa" w:w="4680"/>
+          </w:tcPr>
+          <w:p>
+            <w:pPr>
+              <w:spacing w:before="40" w:after="40" w:line="240" w:lineRule="auto"/>
+            </w:pPr>
+            <w:r/>
+            <w:r>
+              <w:rPr>
+                <w:rFonts w:ascii="Times New Roman" w:hAnsi="Times New Roman" w:eastAsia="Times New Roman"/>
+                <w:b w:val="0"/>
+                <w:i w:val="0"/>
+                <w:sz w:val="20"/>
+              </w:rPr>
+              <w:t>Submit complaint</w:t>
+            </w:r>
+          </w:p>
+        </w:tc>
+      </w:tr>
+      <w:tr>
+        <w:tc>
+          <w:tcPr>
+            <w:tcW w:type="dxa" w:w="4680"/>
+          </w:tcPr>
+          <w:p>
+            <w:pPr>
+              <w:spacing w:before="40" w:after="40" w:line="240" w:lineRule="auto"/>
+            </w:pPr>
+            <w:r/>
+            <w:r>
+              <w:rPr>
+                <w:rFonts w:ascii="Times New Roman" w:hAnsi="Times New Roman" w:eastAsia="Times New Roman"/>
+                <w:b w:val="0"/>
+                <w:i w:val="0"/>
+                <w:sz w:val="20"/>
+              </w:rPr>
+              <w:t>4.6</w:t>
+            </w:r>
+          </w:p>
+        </w:tc>
+        <w:tc>
+          <w:tcPr>
+            <w:tcW w:type="dxa" w:w="4680"/>
+          </w:tcPr>
+          <w:p>
+            <w:pPr>
+              <w:spacing w:before="40" w:after="40" w:line="240" w:lineRule="auto"/>
+            </w:pPr>
+            <w:r/>
+            <w:r>
+              <w:rPr>
+                <w:rFonts w:ascii="Times New Roman" w:hAnsi="Times New Roman" w:eastAsia="Times New Roman"/>
+                <w:b w:val="0"/>
+                <w:i w:val="0"/>
+                <w:sz w:val="20"/>
+              </w:rPr>
+              <w:t>My Complaints</w:t>
+            </w:r>
+          </w:p>
+        </w:tc>
+      </w:tr>
+      <w:tr>
+        <w:tc>
+          <w:tcPr>
+            <w:tcW w:type="dxa" w:w="4680"/>
+          </w:tcPr>
+          <w:p>
+            <w:pPr>
+              <w:spacing w:before="40" w:after="40" w:line="240" w:lineRule="auto"/>
+            </w:pPr>
+            <w:r/>
+            <w:r>
+              <w:rPr>
+                <w:rFonts w:ascii="Times New Roman" w:hAnsi="Times New Roman" w:eastAsia="Times New Roman"/>
+                <w:b w:val="0"/>
+                <w:i w:val="0"/>
+                <w:sz w:val="20"/>
+              </w:rPr>
+              <w:t>4.7</w:t>
+            </w:r>
+          </w:p>
+        </w:tc>
+        <w:tc>
+          <w:tcPr>
+            <w:tcW w:type="dxa" w:w="4680"/>
+          </w:tcPr>
+          <w:p>
+            <w:pPr>
+              <w:spacing w:before="40" w:after="40" w:line="240" w:lineRule="auto"/>
+            </w:pPr>
+            <w:r/>
+            <w:r>
+              <w:rPr>
+                <w:rFonts w:ascii="Times New Roman" w:hAnsi="Times New Roman" w:eastAsia="Times New Roman"/>
+                <w:b w:val="0"/>
+                <w:i w:val="0"/>
+                <w:sz w:val="20"/>
+              </w:rPr>
+              <w:t>Citizen notifications</w:t>
+            </w:r>
+          </w:p>
+        </w:tc>
+      </w:tr>
+      <w:tr>
+        <w:tc>
+          <w:tcPr>
+            <w:tcW w:type="dxa" w:w="4680"/>
+          </w:tcPr>
+          <w:p>
+            <w:pPr>
+              <w:spacing w:before="40" w:after="40" w:line="240" w:lineRule="auto"/>
+            </w:pPr>
+            <w:r/>
+            <w:r>
+              <w:rPr>
+                <w:rFonts w:ascii="Times New Roman" w:hAnsi="Times New Roman" w:eastAsia="Times New Roman"/>
+                <w:b w:val="0"/>
+                <w:i w:val="0"/>
+                <w:sz w:val="20"/>
+              </w:rPr>
+              <w:t>4.8</w:t>
+            </w:r>
+          </w:p>
+        </w:tc>
+        <w:tc>
+          <w:tcPr>
+            <w:tcW w:type="dxa" w:w="4680"/>
+          </w:tcPr>
+          <w:p>
+            <w:pPr>
+              <w:spacing w:before="40" w:after="40" w:line="240" w:lineRule="auto"/>
+            </w:pPr>
+            <w:r/>
+            <w:r>
+              <w:rPr>
+                <w:rFonts w:ascii="Times New Roman" w:hAnsi="Times New Roman" w:eastAsia="Times New Roman"/>
+                <w:b w:val="0"/>
+                <w:i w:val="0"/>
+                <w:sz w:val="20"/>
+              </w:rPr>
+              <w:t>Citizen profile</w:t>
+            </w:r>
+          </w:p>
+        </w:tc>
+      </w:tr>
+      <w:tr>
+        <w:tc>
+          <w:tcPr>
+            <w:tcW w:type="dxa" w:w="4680"/>
+          </w:tcPr>
+          <w:p>
+            <w:pPr>
+              <w:spacing w:before="40" w:after="40" w:line="240" w:lineRule="auto"/>
+            </w:pPr>
+            <w:r/>
+            <w:r>
+              <w:rPr>
+                <w:rFonts w:ascii="Times New Roman" w:hAnsi="Times New Roman" w:eastAsia="Times New Roman"/>
+                <w:b w:val="0"/>
+                <w:i w:val="0"/>
+                <w:sz w:val="20"/>
+              </w:rPr>
+              <w:t>4.9</w:t>
+            </w:r>
+          </w:p>
+        </w:tc>
+        <w:tc>
+          <w:tcPr>
+            <w:tcW w:type="dxa" w:w="4680"/>
+          </w:tcPr>
+          <w:p>
+            <w:pPr>
+              <w:spacing w:before="40" w:after="40" w:line="240" w:lineRule="auto"/>
+            </w:pPr>
+            <w:r/>
+            <w:r>
+              <w:rPr>
+                <w:rFonts w:ascii="Times New Roman" w:hAnsi="Times New Roman" w:eastAsia="Times New Roman"/>
+                <w:b w:val="0"/>
+                <w:i w:val="0"/>
+                <w:sz w:val="20"/>
+              </w:rPr>
+              <w:t>Officer dashboard</w:t>
+            </w:r>
+          </w:p>
+        </w:tc>
+      </w:tr>
+      <w:tr>
+        <w:tc>
+          <w:tcPr>
+            <w:tcW w:type="dxa" w:w="4680"/>
+          </w:tcPr>
+          <w:p>
+            <w:pPr>
+              <w:spacing w:before="40" w:after="40" w:line="240" w:lineRule="auto"/>
+            </w:pPr>
+            <w:r/>
+            <w:r>
+              <w:rPr>
+                <w:rFonts w:ascii="Times New Roman" w:hAnsi="Times New Roman" w:eastAsia="Times New Roman"/>
+                <w:b w:val="0"/>
+                <w:i w:val="0"/>
+                <w:sz w:val="20"/>
+              </w:rPr>
+              <w:t>4.10</w:t>
+            </w:r>
+          </w:p>
+        </w:tc>
+        <w:tc>
+          <w:tcPr>
+            <w:tcW w:type="dxa" w:w="4680"/>
+          </w:tcPr>
+          <w:p>
+            <w:pPr>
+              <w:spacing w:before="40" w:after="40" w:line="240" w:lineRule="auto"/>
+            </w:pPr>
+            <w:r/>
+            <w:r>
+              <w:rPr>
+                <w:rFonts w:ascii="Times New Roman" w:hAnsi="Times New Roman" w:eastAsia="Times New Roman"/>
+                <w:b w:val="0"/>
+                <w:i w:val="0"/>
+                <w:sz w:val="20"/>
+              </w:rPr>
+              <w:t>Officer assigned tasks</w:t>
+            </w:r>
+          </w:p>
+        </w:tc>
+      </w:tr>
+      <w:tr>
+        <w:tc>
+          <w:tcPr>
+            <w:tcW w:type="dxa" w:w="4680"/>
+          </w:tcPr>
+          <w:p>
+            <w:pPr>
+              <w:spacing w:before="40" w:after="40" w:line="240" w:lineRule="auto"/>
+            </w:pPr>
+            <w:r/>
+            <w:r>
+              <w:rPr>
+                <w:rFonts w:ascii="Times New Roman" w:hAnsi="Times New Roman" w:eastAsia="Times New Roman"/>
+                <w:b w:val="0"/>
+                <w:i w:val="0"/>
+                <w:sz w:val="20"/>
+              </w:rPr>
+              <w:t>4.11</w:t>
+            </w:r>
+          </w:p>
+        </w:tc>
+        <w:tc>
+          <w:tcPr>
+            <w:tcW w:type="dxa" w:w="4680"/>
+          </w:tcPr>
+          <w:p>
+            <w:pPr>
+              <w:spacing w:before="40" w:after="40" w:line="240" w:lineRule="auto"/>
+            </w:pPr>
+            <w:r/>
+            <w:r>
+              <w:rPr>
+                <w:rFonts w:ascii="Times New Roman" w:hAnsi="Times New Roman" w:eastAsia="Times New Roman"/>
+                <w:b w:val="0"/>
+                <w:i w:val="0"/>
+                <w:sz w:val="20"/>
+              </w:rPr>
+              <w:t>Officer notifications</w:t>
+            </w:r>
+          </w:p>
+        </w:tc>
+      </w:tr>
+      <w:tr>
+        <w:tc>
+          <w:tcPr>
+            <w:tcW w:type="dxa" w:w="4680"/>
+          </w:tcPr>
+          <w:p>
+            <w:pPr>
+              <w:spacing w:before="40" w:after="40" w:line="240" w:lineRule="auto"/>
+            </w:pPr>
+            <w:r/>
+            <w:r>
+              <w:rPr>
+                <w:rFonts w:ascii="Times New Roman" w:hAnsi="Times New Roman" w:eastAsia="Times New Roman"/>
+                <w:b w:val="0"/>
+                <w:i w:val="0"/>
+                <w:sz w:val="20"/>
+              </w:rPr>
+              <w:t>4.12</w:t>
+            </w:r>
+          </w:p>
+        </w:tc>
+        <w:tc>
+          <w:tcPr>
+            <w:tcW w:type="dxa" w:w="4680"/>
+          </w:tcPr>
+          <w:p>
+            <w:pPr>
+              <w:spacing w:before="40" w:after="40" w:line="240" w:lineRule="auto"/>
+            </w:pPr>
+            <w:r/>
+            <w:r>
+              <w:rPr>
+                <w:rFonts w:ascii="Times New Roman" w:hAnsi="Times New Roman" w:eastAsia="Times New Roman"/>
+                <w:b w:val="0"/>
+                <w:i w:val="0"/>
+                <w:sz w:val="20"/>
+              </w:rPr>
+              <w:t>Admin dashboard</w:t>
+            </w:r>
+          </w:p>
+        </w:tc>
+      </w:tr>
+      <w:tr>
+        <w:tc>
+          <w:tcPr>
+            <w:tcW w:type="dxa" w:w="4680"/>
+          </w:tcPr>
+          <w:p>
+            <w:pPr>
+              <w:spacing w:before="40" w:after="40" w:line="240" w:lineRule="auto"/>
+            </w:pPr>
+            <w:r/>
+            <w:r>
+              <w:rPr>
+                <w:rFonts w:ascii="Times New Roman" w:hAnsi="Times New Roman" w:eastAsia="Times New Roman"/>
+                <w:b w:val="0"/>
+                <w:i w:val="0"/>
+                <w:sz w:val="20"/>
+              </w:rPr>
+              <w:t>4.13</w:t>
+            </w:r>
+          </w:p>
+        </w:tc>
+        <w:tc>
+          <w:tcPr>
+            <w:tcW w:type="dxa" w:w="4680"/>
+          </w:tcPr>
+          <w:p>
+            <w:pPr>
+              <w:spacing w:before="40" w:after="40" w:line="240" w:lineRule="auto"/>
+            </w:pPr>
+            <w:r/>
+            <w:r>
+              <w:rPr>
+                <w:rFonts w:ascii="Times New Roman" w:hAnsi="Times New Roman" w:eastAsia="Times New Roman"/>
+                <w:b w:val="0"/>
+                <w:i w:val="0"/>
+                <w:sz w:val="20"/>
+              </w:rPr>
+              <w:t>Manage complaints</w:t>
+            </w:r>
+          </w:p>
+        </w:tc>
+      </w:tr>
+      <w:tr>
+        <w:tc>
+          <w:tcPr>
+            <w:tcW w:type="dxa" w:w="4680"/>
+          </w:tcPr>
+          <w:p>
+            <w:pPr>
+              <w:spacing w:before="40" w:after="40" w:line="240" w:lineRule="auto"/>
+            </w:pPr>
+            <w:r/>
+            <w:r>
+              <w:rPr>
+                <w:rFonts w:ascii="Times New Roman" w:hAnsi="Times New Roman" w:eastAsia="Times New Roman"/>
+                <w:b w:val="0"/>
+                <w:i w:val="0"/>
+                <w:sz w:val="20"/>
+              </w:rPr>
+              <w:t>4.14</w:t>
+            </w:r>
+          </w:p>
+        </w:tc>
+        <w:tc>
+          <w:tcPr>
+            <w:tcW w:type="dxa" w:w="4680"/>
+          </w:tcPr>
+          <w:p>
+            <w:pPr>
+              <w:spacing w:before="40" w:after="40" w:line="240" w:lineRule="auto"/>
+            </w:pPr>
+            <w:r/>
+            <w:r>
+              <w:rPr>
+                <w:rFonts w:ascii="Times New Roman" w:hAnsi="Times New Roman" w:eastAsia="Times New Roman"/>
+                <w:b w:val="0"/>
+                <w:i w:val="0"/>
+                <w:sz w:val="20"/>
+              </w:rPr>
+              <w:t>User management</w:t>
+            </w:r>
+          </w:p>
+        </w:tc>
+      </w:tr>
+      <w:tr>
+        <w:tc>
+          <w:tcPr>
+            <w:tcW w:type="dxa" w:w="4680"/>
+          </w:tcPr>
+          <w:p>
+            <w:pPr>
+              <w:spacing w:before="40" w:after="40" w:line="240" w:lineRule="auto"/>
+            </w:pPr>
+            <w:r/>
+            <w:r>
+              <w:rPr>
+                <w:rFonts w:ascii="Times New Roman" w:hAnsi="Times New Roman" w:eastAsia="Times New Roman"/>
+                <w:b w:val="0"/>
+                <w:i w:val="0"/>
+                <w:sz w:val="20"/>
+              </w:rPr>
+              <w:t>4.15</w:t>
+            </w:r>
+          </w:p>
+        </w:tc>
+        <w:tc>
+          <w:tcPr>
+            <w:tcW w:type="dxa" w:w="4680"/>
+          </w:tcPr>
+          <w:p>
+            <w:pPr>
+              <w:spacing w:before="40" w:after="40" w:line="240" w:lineRule="auto"/>
+            </w:pPr>
+            <w:r/>
+            <w:r>
+              <w:rPr>
+                <w:rFonts w:ascii="Times New Roman" w:hAnsi="Times New Roman" w:eastAsia="Times New Roman"/>
+                <w:b w:val="0"/>
+                <w:i w:val="0"/>
+                <w:sz w:val="20"/>
+              </w:rPr>
+              <w:t>Reports</w:t>
+            </w:r>
+          </w:p>
+        </w:tc>
+      </w:tr>
+      <w:tr>
+        <w:tc>
+          <w:tcPr>
+            <w:tcW w:type="dxa" w:w="4680"/>
+          </w:tcPr>
+          <w:p>
+            <w:pPr>
+              <w:spacing w:before="40" w:after="40" w:line="240" w:lineRule="auto"/>
+            </w:pPr>
+            <w:r/>
+            <w:r>
+              <w:rPr>
+                <w:rFonts w:ascii="Times New Roman" w:hAnsi="Times New Roman" w:eastAsia="Times New Roman"/>
+                <w:b w:val="0"/>
+                <w:i w:val="0"/>
+                <w:sz w:val="20"/>
+              </w:rPr>
+              <w:t>4.16</w:t>
+            </w:r>
+          </w:p>
+        </w:tc>
+        <w:tc>
+          <w:tcPr>
+            <w:tcW w:type="dxa" w:w="4680"/>
+          </w:tcPr>
+          <w:p>
+            <w:pPr>
+              <w:spacing w:before="40" w:after="40" w:line="240" w:lineRule="auto"/>
+            </w:pPr>
+            <w:r/>
+            <w:r>
+              <w:rPr>
+                <w:rFonts w:ascii="Times New Roman" w:hAnsi="Times New Roman" w:eastAsia="Times New Roman"/>
+                <w:b w:val="0"/>
+                <w:i w:val="0"/>
+                <w:sz w:val="20"/>
+              </w:rPr>
+              <w:t>Activity log</w:t>
             </w:r>
           </w:p>
         </w:tc>
@@ -9454,6 +10623,77 @@
     </w:p>
     <w:p>
       <w:pPr>
+        <w:spacing w:before="160" w:after="80" w:line="276" w:lineRule="auto"/>
+        <w:jc w:val="center"/>
+      </w:pPr>
+      <w:r>
+        <w:drawing>
+          <wp:inline xmlns:a="http://schemas.openxmlformats.org/drawingml/2006/main" xmlns:pic="http://schemas.openxmlformats.org/drawingml/2006/picture">
+            <wp:extent cx="5669280" cy="3188970"/>
+            <wp:docPr id="1" name="Picture 1"/>
+            <wp:cNvGraphicFramePr>
+              <a:graphicFrameLocks noChangeAspect="1"/>
+            </wp:cNvGraphicFramePr>
+            <a:graphic>
+              <a:graphicData uri="http://schemas.openxmlformats.org/drawingml/2006/picture">
+                <pic:pic>
+                  <pic:nvPicPr>
+                    <pic:cNvPr id="0" name="fig-2-1-architecture.png"/>
+                    <pic:cNvPicPr/>
+                  </pic:nvPicPr>
+                  <pic:blipFill>
+                    <a:blip r:embed="rId9"/>
+                    <a:stretch>
+                      <a:fillRect/>
+                    </a:stretch>
+                  </pic:blipFill>
+                  <pic:spPr>
+                    <a:xfrm>
+                      <a:off x="0" y="0"/>
+                      <a:ext cx="5669280" cy="3188970"/>
+                    </a:xfrm>
+                    <a:prstGeom prst="rect"/>
+                  </pic:spPr>
+                </pic:pic>
+              </a:graphicData>
+            </a:graphic>
+          </wp:inline>
+        </w:drawing>
+      </w:r>
+    </w:p>
+    <w:p>
+      <w:pPr>
+        <w:spacing w:before="0" w:after="160" w:line="276" w:lineRule="auto"/>
+        <w:jc w:val="center"/>
+      </w:pPr>
+      <w:r>
+        <w:rPr>
+          <w:rFonts w:ascii="Times New Roman" w:hAnsi="Times New Roman" w:eastAsia="Times New Roman"/>
+          <w:b w:val="0"/>
+          <w:i/>
+          <w:sz w:val="20"/>
+        </w:rPr>
+        <w:t>Figure 2.1: System architecture — complaint portal with optional AI sidecar</w:t>
+      </w:r>
+    </w:p>
+    <w:p>
+      <w:pPr>
+        <w:spacing w:before="320" w:after="160" w:line="276" w:lineRule="auto"/>
+        <w:jc w:val="left"/>
+      </w:pPr>
+      <w:r>
+        <w:rPr>
+          <w:rFonts w:ascii="Times New Roman" w:hAnsi="Times New Roman" w:eastAsia="Times New Roman"/>
+          <w:b/>
+          <w:i w:val="0"/>
+          <w:color w:val="003366"/>
+          <w:sz w:val="28"/>
+        </w:rPr>
+        <w:t>2.6 Use Case Diagram</w:t>
+      </w:r>
+    </w:p>
+    <w:p>
+      <w:pPr>
         <w:spacing w:before="0" w:after="160" w:line="276" w:lineRule="auto"/>
         <w:jc w:val="both"/>
       </w:pPr>
@@ -9461,3188 +10701,225 @@
         <w:rPr>
           <w:rFonts w:ascii="Times New Roman" w:hAnsi="Times New Roman" w:eastAsia="Times New Roman"/>
           <w:b w:val="0"/>
-          <w:i/>
-          <w:sz w:val="24"/>
-        </w:rPr>
-        <w:t>Figure diagram 1 (see source Markdown if image did not render).</w:t>
+          <w:i w:val="0"/>
+          <w:sz w:val="24"/>
+        </w:rPr>
+        <w:t>The system has three actors. Citizens register, submit and edit pending complaints, and track status. Administrators manage users and departments, assign work, and report. Officers process assigned complaints and add resolution notes.</w:t>
       </w:r>
     </w:p>
     <w:p>
       <w:pPr>
-        <w:spacing w:before="0" w:after="0" w:line="240" w:lineRule="auto"/>
-        <w:ind w:left="283"/>
-      </w:pPr>
-      <w:r>
-        <w:rPr>
-          <w:rFonts w:ascii="Consolas" w:hAnsi="Consolas" w:eastAsia="Consolas"/>
-          <w:b w:val="0"/>
-          <w:i w:val="0"/>
-          <w:sz w:val="18"/>
-        </w:rPr>
-        <w:t>flowchart TB</w:t>
+        <w:spacing w:before="160" w:after="80" w:line="276" w:lineRule="auto"/>
+        <w:jc w:val="center"/>
+      </w:pPr>
+      <w:r>
+        <w:drawing>
+          <wp:inline xmlns:a="http://schemas.openxmlformats.org/drawingml/2006/main" xmlns:pic="http://schemas.openxmlformats.org/drawingml/2006/picture">
+            <wp:extent cx="5669280" cy="3741725"/>
+            <wp:docPr id="2" name="Picture 2"/>
+            <wp:cNvGraphicFramePr>
+              <a:graphicFrameLocks noChangeAspect="1"/>
+            </wp:cNvGraphicFramePr>
+            <a:graphic>
+              <a:graphicData uri="http://schemas.openxmlformats.org/drawingml/2006/picture">
+                <pic:pic>
+                  <pic:nvPicPr>
+                    <pic:cNvPr id="0" name="fig-2-2-use-case.png"/>
+                    <pic:cNvPicPr/>
+                  </pic:nvPicPr>
+                  <pic:blipFill>
+                    <a:blip r:embed="rId10"/>
+                    <a:stretch>
+                      <a:fillRect/>
+                    </a:stretch>
+                  </pic:blipFill>
+                  <pic:spPr>
+                    <a:xfrm>
+                      <a:off x="0" y="0"/>
+                      <a:ext cx="5669280" cy="3741725"/>
+                    </a:xfrm>
+                    <a:prstGeom prst="rect"/>
+                  </pic:spPr>
+                </pic:pic>
+              </a:graphicData>
+            </a:graphic>
+          </wp:inline>
+        </w:drawing>
       </w:r>
     </w:p>
     <w:p>
       <w:pPr>
-        <w:spacing w:before="0" w:after="0" w:line="240" w:lineRule="auto"/>
-        <w:ind w:left="283"/>
-      </w:pPr>
-      <w:r>
-        <w:rPr>
-          <w:rFonts w:ascii="Consolas" w:hAnsi="Consolas" w:eastAsia="Consolas"/>
-          <w:b w:val="0"/>
-          <w:i w:val="0"/>
-          <w:sz w:val="18"/>
-        </w:rPr>
-        <w:t xml:space="preserve">    subgraph Client["Client Layer"]</w:t>
+        <w:spacing w:before="0" w:after="160" w:line="276" w:lineRule="auto"/>
+        <w:jc w:val="center"/>
+      </w:pPr>
+      <w:r>
+        <w:rPr>
+          <w:rFonts w:ascii="Times New Roman" w:hAnsi="Times New Roman" w:eastAsia="Times New Roman"/>
+          <w:b w:val="0"/>
+          <w:i/>
+          <w:sz w:val="20"/>
+        </w:rPr>
+        <w:t>Figure 2.2: Use case diagram — citizen, administrator, and officer (complaints only)</w:t>
       </w:r>
     </w:p>
     <w:p>
       <w:pPr>
-        <w:spacing w:before="0" w:after="0" w:line="240" w:lineRule="auto"/>
-        <w:ind w:left="283"/>
-      </w:pPr>
-      <w:r>
-        <w:rPr>
-          <w:rFonts w:ascii="Consolas" w:hAnsi="Consolas" w:eastAsia="Consolas"/>
-          <w:b w:val="0"/>
-          <w:i w:val="0"/>
-          <w:sz w:val="18"/>
-        </w:rPr>
-        <w:t xml:space="preserve">        Browser["Web Browser (React SPA)"]</w:t>
+        <w:spacing w:before="320" w:after="160" w:line="276" w:lineRule="auto"/>
+        <w:jc w:val="left"/>
+      </w:pPr>
+      <w:r>
+        <w:rPr>
+          <w:rFonts w:ascii="Times New Roman" w:hAnsi="Times New Roman" w:eastAsia="Times New Roman"/>
+          <w:b/>
+          <w:i w:val="0"/>
+          <w:color w:val="003366"/>
+          <w:sz w:val="28"/>
+        </w:rPr>
+        <w:t>2.7 Entity-Relationship Diagram</w:t>
       </w:r>
     </w:p>
     <w:p>
       <w:pPr>
-        <w:spacing w:before="0" w:after="0" w:line="240" w:lineRule="auto"/>
-        <w:ind w:left="283"/>
-      </w:pPr>
-      <w:r>
-        <w:rPr>
-          <w:rFonts w:ascii="Consolas" w:hAnsi="Consolas" w:eastAsia="Consolas"/>
-          <w:b w:val="0"/>
-          <w:i w:val="0"/>
-          <w:sz w:val="18"/>
-        </w:rPr>
-        <w:t xml:space="preserve">    end</w:t>
+        <w:spacing w:before="0" w:after="160" w:line="276" w:lineRule="auto"/>
+        <w:jc w:val="both"/>
+      </w:pPr>
+      <w:r>
+        <w:rPr>
+          <w:rFonts w:ascii="Times New Roman" w:hAnsi="Times New Roman" w:eastAsia="Times New Roman"/>
+          <w:b w:val="0"/>
+          <w:i w:val="0"/>
+          <w:sz w:val="24"/>
+        </w:rPr>
+        <w:t xml:space="preserve">There is </w:t>
+      </w:r>
+      <w:r>
+        <w:rPr>
+          <w:rFonts w:ascii="Times New Roman" w:hAnsi="Times New Roman" w:eastAsia="Times New Roman"/>
+          <w:b/>
+          <w:i w:val="0"/>
+          <w:sz w:val="24"/>
+        </w:rPr>
+        <w:t>no SERVICE_REQUEST collection</w:t>
+      </w:r>
+      <w:r>
+        <w:rPr>
+          <w:rFonts w:ascii="Times New Roman" w:hAnsi="Times New Roman" w:eastAsia="Times New Roman"/>
+          <w:b w:val="0"/>
+          <w:i w:val="0"/>
+          <w:sz w:val="24"/>
+        </w:rPr>
+        <w:t>. Users, departments, and complaints are linked through Mongoose references. Status history, notifications, and the activity log complete the audit trail.</w:t>
       </w:r>
     </w:p>
     <w:p>
       <w:pPr>
-        <w:spacing w:before="0" w:after="0" w:line="240" w:lineRule="auto"/>
-        <w:ind w:left="283"/>
-      </w:pPr>
-      <w:r>
-        <w:rPr>
-          <w:rFonts w:ascii="Consolas" w:hAnsi="Consolas" w:eastAsia="Consolas"/>
-          <w:b w:val="0"/>
-          <w:i w:val="0"/>
-          <w:sz w:val="18"/>
-        </w:rPr>
+        <w:spacing w:before="160" w:after="80" w:line="276" w:lineRule="auto"/>
+        <w:jc w:val="center"/>
+      </w:pPr>
+      <w:r>
+        <w:drawing>
+          <wp:inline xmlns:a="http://schemas.openxmlformats.org/drawingml/2006/main" xmlns:pic="http://schemas.openxmlformats.org/drawingml/2006/picture">
+            <wp:extent cx="5669280" cy="3628339"/>
+            <wp:docPr id="3" name="Picture 3"/>
+            <wp:cNvGraphicFramePr>
+              <a:graphicFrameLocks noChangeAspect="1"/>
+            </wp:cNvGraphicFramePr>
+            <a:graphic>
+              <a:graphicData uri="http://schemas.openxmlformats.org/drawingml/2006/picture">
+                <pic:pic>
+                  <pic:nvPicPr>
+                    <pic:cNvPr id="0" name="fig-2-3-er.png"/>
+                    <pic:cNvPicPr/>
+                  </pic:nvPicPr>
+                  <pic:blipFill>
+                    <a:blip r:embed="rId11"/>
+                    <a:stretch>
+                      <a:fillRect/>
+                    </a:stretch>
+                  </pic:blipFill>
+                  <pic:spPr>
+                    <a:xfrm>
+                      <a:off x="0" y="0"/>
+                      <a:ext cx="5669280" cy="3628339"/>
+                    </a:xfrm>
+                    <a:prstGeom prst="rect"/>
+                  </pic:spPr>
+                </pic:pic>
+              </a:graphicData>
+            </a:graphic>
+          </wp:inline>
+        </w:drawing>
       </w:r>
     </w:p>
     <w:p>
       <w:pPr>
-        <w:spacing w:before="0" w:after="0" w:line="240" w:lineRule="auto"/>
-        <w:ind w:left="283"/>
-      </w:pPr>
-      <w:r>
-        <w:rPr>
-          <w:rFonts w:ascii="Consolas" w:hAnsi="Consolas" w:eastAsia="Consolas"/>
-          <w:b w:val="0"/>
-          <w:i w:val="0"/>
-          <w:sz w:val="18"/>
-        </w:rPr>
-        <w:t xml:space="preserve">    subgraph Server["Application Layer"]</w:t>
+        <w:spacing w:before="0" w:after="160" w:line="276" w:lineRule="auto"/>
+        <w:jc w:val="center"/>
+      </w:pPr>
+      <w:r>
+        <w:rPr>
+          <w:rFonts w:ascii="Times New Roman" w:hAnsi="Times New Roman" w:eastAsia="Times New Roman"/>
+          <w:b w:val="0"/>
+          <w:i/>
+          <w:sz w:val="20"/>
+        </w:rPr>
+        <w:t>Figure 2.3: Entity-relationship diagram — users, departments, and complaints</w:t>
       </w:r>
     </w:p>
     <w:p>
       <w:pPr>
-        <w:spacing w:before="0" w:after="0" w:line="240" w:lineRule="auto"/>
-        <w:ind w:left="283"/>
-      </w:pPr>
-      <w:r>
-        <w:rPr>
-          <w:rFonts w:ascii="Consolas" w:hAnsi="Consolas" w:eastAsia="Consolas"/>
-          <w:b w:val="0"/>
-          <w:i w:val="0"/>
-          <w:sz w:val="18"/>
-        </w:rPr>
-        <w:t xml:space="preserve">        API["Node.js + Express REST API"]</w:t>
+        <w:spacing w:before="320" w:after="160" w:line="276" w:lineRule="auto"/>
+        <w:jc w:val="left"/>
+      </w:pPr>
+      <w:r>
+        <w:rPr>
+          <w:rFonts w:ascii="Times New Roman" w:hAnsi="Times New Roman" w:eastAsia="Times New Roman"/>
+          <w:b/>
+          <w:i w:val="0"/>
+          <w:color w:val="003366"/>
+          <w:sz w:val="28"/>
+        </w:rPr>
+        <w:t>2.8 Data Flow Diagram (Level 0)</w:t>
       </w:r>
     </w:p>
     <w:p>
       <w:pPr>
-        <w:spacing w:before="0" w:after="0" w:line="240" w:lineRule="auto"/>
-        <w:ind w:left="283"/>
-      </w:pPr>
-      <w:r>
-        <w:rPr>
-          <w:rFonts w:ascii="Consolas" w:hAnsi="Consolas" w:eastAsia="Consolas"/>
-          <w:b w:val="0"/>
-          <w:i w:val="0"/>
-          <w:sz w:val="18"/>
-        </w:rPr>
-        <w:t xml:space="preserve">        Auth["JWT Auth Middleware"]</w:t>
-      </w:r>
-    </w:p>
-    <w:p>
-      <w:pPr>
-        <w:spacing w:before="0" w:after="0" w:line="240" w:lineRule="auto"/>
-        <w:ind w:left="283"/>
-      </w:pPr>
-      <w:r>
-        <w:rPr>
-          <w:rFonts w:ascii="Consolas" w:hAnsi="Consolas" w:eastAsia="Consolas"/>
-          <w:b w:val="0"/>
-          <w:i w:val="0"/>
-          <w:sz w:val="18"/>
-        </w:rPr>
-        <w:t xml:space="preserve">        RBAC["Role-Based Access Control"]</w:t>
-      </w:r>
-    </w:p>
-    <w:p>
-      <w:pPr>
-        <w:spacing w:before="0" w:after="0" w:line="240" w:lineRule="auto"/>
-        <w:ind w:left="283"/>
-      </w:pPr>
-      <w:r>
-        <w:rPr>
-          <w:rFonts w:ascii="Consolas" w:hAnsi="Consolas" w:eastAsia="Consolas"/>
-          <w:b w:val="0"/>
-          <w:i w:val="0"/>
-          <w:sz w:val="18"/>
-        </w:rPr>
-        <w:t xml:space="preserve">        AI["Optional AI sidecar"]</w:t>
-      </w:r>
-    </w:p>
-    <w:p>
-      <w:pPr>
-        <w:spacing w:before="0" w:after="0" w:line="240" w:lineRule="auto"/>
-        <w:ind w:left="283"/>
-      </w:pPr>
-      <w:r>
-        <w:rPr>
-          <w:rFonts w:ascii="Consolas" w:hAnsi="Consolas" w:eastAsia="Consolas"/>
-          <w:b w:val="0"/>
-          <w:i w:val="0"/>
-          <w:sz w:val="18"/>
-        </w:rPr>
-        <w:t xml:space="preserve">    end</w:t>
-      </w:r>
-    </w:p>
-    <w:p>
-      <w:pPr>
-        <w:spacing w:before="0" w:after="0" w:line="240" w:lineRule="auto"/>
-        <w:ind w:left="283"/>
-      </w:pPr>
-      <w:r>
-        <w:rPr>
-          <w:rFonts w:ascii="Consolas" w:hAnsi="Consolas" w:eastAsia="Consolas"/>
-          <w:b w:val="0"/>
-          <w:i w:val="0"/>
-          <w:sz w:val="18"/>
-        </w:rPr>
-      </w:r>
-    </w:p>
-    <w:p>
-      <w:pPr>
-        <w:spacing w:before="0" w:after="0" w:line="240" w:lineRule="auto"/>
-        <w:ind w:left="283"/>
-      </w:pPr>
-      <w:r>
-        <w:rPr>
-          <w:rFonts w:ascii="Consolas" w:hAnsi="Consolas" w:eastAsia="Consolas"/>
-          <w:b w:val="0"/>
-          <w:i w:val="0"/>
-          <w:sz w:val="18"/>
-        </w:rPr>
-        <w:t xml:space="preserve">    subgraph Data["Data Layer"]</w:t>
-      </w:r>
-    </w:p>
-    <w:p>
-      <w:pPr>
-        <w:spacing w:before="0" w:after="0" w:line="240" w:lineRule="auto"/>
-        <w:ind w:left="283"/>
-      </w:pPr>
-      <w:r>
-        <w:rPr>
-          <w:rFonts w:ascii="Consolas" w:hAnsi="Consolas" w:eastAsia="Consolas"/>
-          <w:b w:val="0"/>
-          <w:i w:val="0"/>
-          <w:sz w:val="18"/>
-        </w:rPr>
-        <w:t xml:space="preserve">        MongoDB[(MongoDB Database)]</w:t>
-      </w:r>
-    </w:p>
-    <w:p>
-      <w:pPr>
-        <w:spacing w:before="0" w:after="0" w:line="240" w:lineRule="auto"/>
-        <w:ind w:left="283"/>
-      </w:pPr>
-      <w:r>
-        <w:rPr>
-          <w:rFonts w:ascii="Consolas" w:hAnsi="Consolas" w:eastAsia="Consolas"/>
-          <w:b w:val="0"/>
-          <w:i w:val="0"/>
-          <w:sz w:val="18"/>
-        </w:rPr>
-        <w:t xml:space="preserve">        Storage["File Storage (uploads/)"]</w:t>
-      </w:r>
-    </w:p>
-    <w:p>
-      <w:pPr>
-        <w:spacing w:before="0" w:after="0" w:line="240" w:lineRule="auto"/>
-        <w:ind w:left="283"/>
-      </w:pPr>
-      <w:r>
-        <w:rPr>
-          <w:rFonts w:ascii="Consolas" w:hAnsi="Consolas" w:eastAsia="Consolas"/>
-          <w:b w:val="0"/>
-          <w:i w:val="0"/>
-          <w:sz w:val="18"/>
-        </w:rPr>
-        <w:t xml:space="preserve">    end</w:t>
-      </w:r>
-    </w:p>
-    <w:p>
-      <w:pPr>
-        <w:spacing w:before="0" w:after="0" w:line="240" w:lineRule="auto"/>
-        <w:ind w:left="283"/>
-      </w:pPr>
-      <w:r>
-        <w:rPr>
-          <w:rFonts w:ascii="Consolas" w:hAnsi="Consolas" w:eastAsia="Consolas"/>
-          <w:b w:val="0"/>
-          <w:i w:val="0"/>
-          <w:sz w:val="18"/>
-        </w:rPr>
-      </w:r>
-    </w:p>
-    <w:p>
-      <w:pPr>
-        <w:spacing w:before="0" w:after="0" w:line="240" w:lineRule="auto"/>
-        <w:ind w:left="283"/>
-      </w:pPr>
-      <w:r>
-        <w:rPr>
-          <w:rFonts w:ascii="Consolas" w:hAnsi="Consolas" w:eastAsia="Consolas"/>
-          <w:b w:val="0"/>
-          <w:i w:val="0"/>
-          <w:sz w:val="18"/>
-        </w:rPr>
-        <w:t xml:space="preserve">    Browser --&gt;|HTTPS / JSON| API</w:t>
-      </w:r>
-    </w:p>
-    <w:p>
-      <w:pPr>
-        <w:spacing w:before="0" w:after="0" w:line="240" w:lineRule="auto"/>
-        <w:ind w:left="283"/>
-      </w:pPr>
-      <w:r>
-        <w:rPr>
-          <w:rFonts w:ascii="Consolas" w:hAnsi="Consolas" w:eastAsia="Consolas"/>
-          <w:b w:val="0"/>
-          <w:i w:val="0"/>
-          <w:sz w:val="18"/>
-        </w:rPr>
-        <w:t xml:space="preserve">    Browser -.-&gt;|Assist / chat JSON| AI</w:t>
-      </w:r>
-    </w:p>
-    <w:p>
-      <w:pPr>
-        <w:spacing w:before="0" w:after="0" w:line="240" w:lineRule="auto"/>
-        <w:ind w:left="283"/>
-      </w:pPr>
-      <w:r>
-        <w:rPr>
-          <w:rFonts w:ascii="Consolas" w:hAnsi="Consolas" w:eastAsia="Consolas"/>
-          <w:b w:val="0"/>
-          <w:i w:val="0"/>
-          <w:sz w:val="18"/>
-        </w:rPr>
-        <w:t xml:space="preserve">    API --&gt; Auth</w:t>
-      </w:r>
-    </w:p>
-    <w:p>
-      <w:pPr>
-        <w:spacing w:before="0" w:after="0" w:line="240" w:lineRule="auto"/>
-        <w:ind w:left="283"/>
-      </w:pPr>
-      <w:r>
-        <w:rPr>
-          <w:rFonts w:ascii="Consolas" w:hAnsi="Consolas" w:eastAsia="Consolas"/>
-          <w:b w:val="0"/>
-          <w:i w:val="0"/>
-          <w:sz w:val="18"/>
-        </w:rPr>
-        <w:t xml:space="preserve">    Auth --&gt; RBAC</w:t>
-      </w:r>
-    </w:p>
-    <w:p>
-      <w:pPr>
-        <w:spacing w:before="0" w:after="0" w:line="240" w:lineRule="auto"/>
-        <w:ind w:left="283"/>
-      </w:pPr>
-      <w:r>
-        <w:rPr>
-          <w:rFonts w:ascii="Consolas" w:hAnsi="Consolas" w:eastAsia="Consolas"/>
-          <w:b w:val="0"/>
-          <w:i w:val="0"/>
-          <w:sz w:val="18"/>
-        </w:rPr>
-        <w:t xml:space="preserve">    RBAC --&gt; MongoDB</w:t>
-      </w:r>
-    </w:p>
-    <w:p>
-      <w:pPr>
-        <w:spacing w:before="0" w:after="0" w:line="240" w:lineRule="auto"/>
-        <w:ind w:left="283"/>
-      </w:pPr>
-      <w:r>
-        <w:rPr>
-          <w:rFonts w:ascii="Consolas" w:hAnsi="Consolas" w:eastAsia="Consolas"/>
-          <w:b w:val="0"/>
-          <w:i w:val="0"/>
-          <w:sz w:val="18"/>
-        </w:rPr>
-        <w:t xml:space="preserve">    API --&gt; Storage</w:t>
-      </w:r>
-    </w:p>
-    <w:p>
-      <w:pPr>
-        <w:spacing w:before="0" w:after="160" w:line="276" w:lineRule="auto"/>
+        <w:spacing w:before="160" w:after="80" w:line="276" w:lineRule="auto"/>
         <w:jc w:val="center"/>
       </w:pPr>
       <w:r>
-        <w:rPr>
-          <w:rFonts w:ascii="Times New Roman" w:hAnsi="Times New Roman" w:eastAsia="Times New Roman"/>
-          <w:b w:val="0"/>
-          <w:i/>
-          <w:sz w:val="20"/>
-        </w:rPr>
-        <w:t>Figure 2.1: System architecture — complaint portal with optional AI sidecar</w:t>
-      </w:r>
-    </w:p>
-    <w:p>
-      <w:pPr>
-        <w:spacing w:before="320" w:after="160" w:line="276" w:lineRule="auto"/>
-        <w:jc w:val="left"/>
-      </w:pPr>
-      <w:r>
-        <w:rPr>
-          <w:rFonts w:ascii="Times New Roman" w:hAnsi="Times New Roman" w:eastAsia="Times New Roman"/>
-          <w:b/>
-          <w:i w:val="0"/>
-          <w:color w:val="003366"/>
-          <w:sz w:val="28"/>
-        </w:rPr>
-        <w:t>2.6 Use Case Diagram</w:t>
-      </w:r>
-    </w:p>
-    <w:p>
-      <w:pPr>
-        <w:spacing w:before="0" w:after="160" w:line="276" w:lineRule="auto"/>
-        <w:jc w:val="both"/>
-      </w:pPr>
-      <w:r>
-        <w:rPr>
-          <w:rFonts w:ascii="Times New Roman" w:hAnsi="Times New Roman" w:eastAsia="Times New Roman"/>
-          <w:b w:val="0"/>
-          <w:i/>
-          <w:sz w:val="24"/>
-        </w:rPr>
-        <w:t>Figure diagram 2 (see source Markdown if image did not render).</w:t>
-      </w:r>
-    </w:p>
-    <w:p>
-      <w:pPr>
-        <w:spacing w:before="0" w:after="0" w:line="240" w:lineRule="auto"/>
-        <w:ind w:left="283"/>
-      </w:pPr>
-      <w:r>
-        <w:rPr>
-          <w:rFonts w:ascii="Consolas" w:hAnsi="Consolas" w:eastAsia="Consolas"/>
-          <w:b w:val="0"/>
-          <w:i w:val="0"/>
-          <w:sz w:val="18"/>
-        </w:rPr>
-        <w:t>%%{init: {</w:t>
-      </w:r>
-    </w:p>
-    <w:p>
-      <w:pPr>
-        <w:spacing w:before="0" w:after="0" w:line="240" w:lineRule="auto"/>
-        <w:ind w:left="283"/>
-      </w:pPr>
-      <w:r>
-        <w:rPr>
-          <w:rFonts w:ascii="Consolas" w:hAnsi="Consolas" w:eastAsia="Consolas"/>
-          <w:b w:val="0"/>
-          <w:i w:val="0"/>
-          <w:sz w:val="18"/>
-        </w:rPr>
-        <w:t xml:space="preserve">  "theme": "base",</w:t>
-      </w:r>
-    </w:p>
-    <w:p>
-      <w:pPr>
-        <w:spacing w:before="0" w:after="0" w:line="240" w:lineRule="auto"/>
-        <w:ind w:left="283"/>
-      </w:pPr>
-      <w:r>
-        <w:rPr>
-          <w:rFonts w:ascii="Consolas" w:hAnsi="Consolas" w:eastAsia="Consolas"/>
-          <w:b w:val="0"/>
-          <w:i w:val="0"/>
-          <w:sz w:val="18"/>
-        </w:rPr>
-        <w:t xml:space="preserve">  "themeVariables": {</w:t>
-      </w:r>
-    </w:p>
-    <w:p>
-      <w:pPr>
-        <w:spacing w:before="0" w:after="0" w:line="240" w:lineRule="auto"/>
-        <w:ind w:left="283"/>
-      </w:pPr>
-      <w:r>
-        <w:rPr>
-          <w:rFonts w:ascii="Consolas" w:hAnsi="Consolas" w:eastAsia="Consolas"/>
-          <w:b w:val="0"/>
-          <w:i w:val="0"/>
-          <w:sz w:val="18"/>
-        </w:rPr>
-        <w:t xml:space="preserve">    "fontSize": "15px",</w:t>
-      </w:r>
-    </w:p>
-    <w:p>
-      <w:pPr>
-        <w:spacing w:before="0" w:after="0" w:line="240" w:lineRule="auto"/>
-        <w:ind w:left="283"/>
-      </w:pPr>
-      <w:r>
-        <w:rPr>
-          <w:rFonts w:ascii="Consolas" w:hAnsi="Consolas" w:eastAsia="Consolas"/>
-          <w:b w:val="0"/>
-          <w:i w:val="0"/>
-          <w:sz w:val="18"/>
-        </w:rPr>
-        <w:t xml:space="preserve">    "fontFamily": "Arial",</w:t>
-      </w:r>
-    </w:p>
-    <w:p>
-      <w:pPr>
-        <w:spacing w:before="0" w:after="0" w:line="240" w:lineRule="auto"/>
-        <w:ind w:left="283"/>
-      </w:pPr>
-      <w:r>
-        <w:rPr>
-          <w:rFonts w:ascii="Consolas" w:hAnsi="Consolas" w:eastAsia="Consolas"/>
-          <w:b w:val="0"/>
-          <w:i w:val="0"/>
-          <w:sz w:val="18"/>
-        </w:rPr>
-        <w:t xml:space="preserve">    "primaryColor": "#FFFFFF",</w:t>
-      </w:r>
-    </w:p>
-    <w:p>
-      <w:pPr>
-        <w:spacing w:before="0" w:after="0" w:line="240" w:lineRule="auto"/>
-        <w:ind w:left="283"/>
-      </w:pPr>
-      <w:r>
-        <w:rPr>
-          <w:rFonts w:ascii="Consolas" w:hAnsi="Consolas" w:eastAsia="Consolas"/>
-          <w:b w:val="0"/>
-          <w:i w:val="0"/>
-          <w:sz w:val="18"/>
-        </w:rPr>
-        <w:t xml:space="preserve">    "primaryTextColor": "#111111",</w:t>
-      </w:r>
-    </w:p>
-    <w:p>
-      <w:pPr>
-        <w:spacing w:before="0" w:after="0" w:line="240" w:lineRule="auto"/>
-        <w:ind w:left="283"/>
-      </w:pPr>
-      <w:r>
-        <w:rPr>
-          <w:rFonts w:ascii="Consolas" w:hAnsi="Consolas" w:eastAsia="Consolas"/>
-          <w:b w:val="0"/>
-          <w:i w:val="0"/>
-          <w:sz w:val="18"/>
-        </w:rPr>
-        <w:t xml:space="preserve">    "primaryBorderColor": "#003366",</w:t>
-      </w:r>
-    </w:p>
-    <w:p>
-      <w:pPr>
-        <w:spacing w:before="0" w:after="0" w:line="240" w:lineRule="auto"/>
-        <w:ind w:left="283"/>
-      </w:pPr>
-      <w:r>
-        <w:rPr>
-          <w:rFonts w:ascii="Consolas" w:hAnsi="Consolas" w:eastAsia="Consolas"/>
-          <w:b w:val="0"/>
-          <w:i w:val="0"/>
-          <w:sz w:val="18"/>
-        </w:rPr>
-        <w:t xml:space="preserve">    "secondaryColor": "#E8EEF7",</w:t>
-      </w:r>
-    </w:p>
-    <w:p>
-      <w:pPr>
-        <w:spacing w:before="0" w:after="0" w:line="240" w:lineRule="auto"/>
-        <w:ind w:left="283"/>
-      </w:pPr>
-      <w:r>
-        <w:rPr>
-          <w:rFonts w:ascii="Consolas" w:hAnsi="Consolas" w:eastAsia="Consolas"/>
-          <w:b w:val="0"/>
-          <w:i w:val="0"/>
-          <w:sz w:val="18"/>
-        </w:rPr>
-        <w:t xml:space="preserve">    "tertiaryColor": "#FFFFFF",</w:t>
-      </w:r>
-    </w:p>
-    <w:p>
-      <w:pPr>
-        <w:spacing w:before="0" w:after="0" w:line="240" w:lineRule="auto"/>
-        <w:ind w:left="283"/>
-      </w:pPr>
-      <w:r>
-        <w:rPr>
-          <w:rFonts w:ascii="Consolas" w:hAnsi="Consolas" w:eastAsia="Consolas"/>
-          <w:b w:val="0"/>
-          <w:i w:val="0"/>
-          <w:sz w:val="18"/>
-        </w:rPr>
-        <w:t xml:space="preserve">    "lineColor": "#222222",</w:t>
-      </w:r>
-    </w:p>
-    <w:p>
-      <w:pPr>
-        <w:spacing w:before="0" w:after="0" w:line="240" w:lineRule="auto"/>
-        <w:ind w:left="283"/>
-      </w:pPr>
-      <w:r>
-        <w:rPr>
-          <w:rFonts w:ascii="Consolas" w:hAnsi="Consolas" w:eastAsia="Consolas"/>
-          <w:b w:val="0"/>
-          <w:i w:val="0"/>
-          <w:sz w:val="18"/>
-        </w:rPr>
-        <w:t xml:space="preserve">    "clusterBkg": "#F7FAFC",</w:t>
-      </w:r>
-    </w:p>
-    <w:p>
-      <w:pPr>
-        <w:spacing w:before="0" w:after="0" w:line="240" w:lineRule="auto"/>
-        <w:ind w:left="283"/>
-      </w:pPr>
-      <w:r>
-        <w:rPr>
-          <w:rFonts w:ascii="Consolas" w:hAnsi="Consolas" w:eastAsia="Consolas"/>
-          <w:b w:val="0"/>
-          <w:i w:val="0"/>
-          <w:sz w:val="18"/>
-        </w:rPr>
-        <w:t xml:space="preserve">    "clusterBorder": "#003366",</w:t>
-      </w:r>
-    </w:p>
-    <w:p>
-      <w:pPr>
-        <w:spacing w:before="0" w:after="0" w:line="240" w:lineRule="auto"/>
-        <w:ind w:left="283"/>
-      </w:pPr>
-      <w:r>
-        <w:rPr>
-          <w:rFonts w:ascii="Consolas" w:hAnsi="Consolas" w:eastAsia="Consolas"/>
-          <w:b w:val="0"/>
-          <w:i w:val="0"/>
-          <w:sz w:val="18"/>
-        </w:rPr>
-        <w:t xml:space="preserve">    "titleColor": "#003366",</w:t>
-      </w:r>
-    </w:p>
-    <w:p>
-      <w:pPr>
-        <w:spacing w:before="0" w:after="0" w:line="240" w:lineRule="auto"/>
-        <w:ind w:left="283"/>
-      </w:pPr>
-      <w:r>
-        <w:rPr>
-          <w:rFonts w:ascii="Consolas" w:hAnsi="Consolas" w:eastAsia="Consolas"/>
-          <w:b w:val="0"/>
-          <w:i w:val="0"/>
-          <w:sz w:val="18"/>
-        </w:rPr>
-        <w:t xml:space="preserve">    "mainBkg": "#FFFFFF",</w:t>
-      </w:r>
-    </w:p>
-    <w:p>
-      <w:pPr>
-        <w:spacing w:before="0" w:after="0" w:line="240" w:lineRule="auto"/>
-        <w:ind w:left="283"/>
-      </w:pPr>
-      <w:r>
-        <w:rPr>
-          <w:rFonts w:ascii="Consolas" w:hAnsi="Consolas" w:eastAsia="Consolas"/>
-          <w:b w:val="0"/>
-          <w:i w:val="0"/>
-          <w:sz w:val="18"/>
-        </w:rPr>
-        <w:t xml:space="preserve">    "nodeBorder": "#003366",</w:t>
-      </w:r>
-    </w:p>
-    <w:p>
-      <w:pPr>
-        <w:spacing w:before="0" w:after="0" w:line="240" w:lineRule="auto"/>
-        <w:ind w:left="283"/>
-      </w:pPr>
-      <w:r>
-        <w:rPr>
-          <w:rFonts w:ascii="Consolas" w:hAnsi="Consolas" w:eastAsia="Consolas"/>
-          <w:b w:val="0"/>
-          <w:i w:val="0"/>
-          <w:sz w:val="18"/>
-        </w:rPr>
-        <w:t xml:space="preserve">    "edgeLabelBackground": "#FFFFFF"</w:t>
-      </w:r>
-    </w:p>
-    <w:p>
-      <w:pPr>
-        <w:spacing w:before="0" w:after="0" w:line="240" w:lineRule="auto"/>
-        <w:ind w:left="283"/>
-      </w:pPr>
-      <w:r>
-        <w:rPr>
-          <w:rFonts w:ascii="Consolas" w:hAnsi="Consolas" w:eastAsia="Consolas"/>
-          <w:b w:val="0"/>
-          <w:i w:val="0"/>
-          <w:sz w:val="18"/>
-        </w:rPr>
-        <w:t xml:space="preserve">  },</w:t>
-      </w:r>
-    </w:p>
-    <w:p>
-      <w:pPr>
-        <w:spacing w:before="0" w:after="0" w:line="240" w:lineRule="auto"/>
-        <w:ind w:left="283"/>
-      </w:pPr>
-      <w:r>
-        <w:rPr>
-          <w:rFonts w:ascii="Consolas" w:hAnsi="Consolas" w:eastAsia="Consolas"/>
-          <w:b w:val="0"/>
-          <w:i w:val="0"/>
-          <w:sz w:val="18"/>
-        </w:rPr>
-        <w:t xml:space="preserve">  "flowchart": {</w:t>
-      </w:r>
-    </w:p>
-    <w:p>
-      <w:pPr>
-        <w:spacing w:before="0" w:after="0" w:line="240" w:lineRule="auto"/>
-        <w:ind w:left="283"/>
-      </w:pPr>
-      <w:r>
-        <w:rPr>
-          <w:rFonts w:ascii="Consolas" w:hAnsi="Consolas" w:eastAsia="Consolas"/>
-          <w:b w:val="0"/>
-          <w:i w:val="0"/>
-          <w:sz w:val="18"/>
-        </w:rPr>
-        <w:t xml:space="preserve">    "nodeSpacing": 22,</w:t>
-      </w:r>
-    </w:p>
-    <w:p>
-      <w:pPr>
-        <w:spacing w:before="0" w:after="0" w:line="240" w:lineRule="auto"/>
-        <w:ind w:left="283"/>
-      </w:pPr>
-      <w:r>
-        <w:rPr>
-          <w:rFonts w:ascii="Consolas" w:hAnsi="Consolas" w:eastAsia="Consolas"/>
-          <w:b w:val="0"/>
-          <w:i w:val="0"/>
-          <w:sz w:val="18"/>
-        </w:rPr>
-        <w:t xml:space="preserve">    "rankSpacing": 55,</w:t>
-      </w:r>
-    </w:p>
-    <w:p>
-      <w:pPr>
-        <w:spacing w:before="0" w:after="0" w:line="240" w:lineRule="auto"/>
-        <w:ind w:left="283"/>
-      </w:pPr>
-      <w:r>
-        <w:rPr>
-          <w:rFonts w:ascii="Consolas" w:hAnsi="Consolas" w:eastAsia="Consolas"/>
-          <w:b w:val="0"/>
-          <w:i w:val="0"/>
-          <w:sz w:val="18"/>
-        </w:rPr>
-        <w:t xml:space="preserve">    "padding": 16,</w:t>
-      </w:r>
-    </w:p>
-    <w:p>
-      <w:pPr>
-        <w:spacing w:before="0" w:after="0" w:line="240" w:lineRule="auto"/>
-        <w:ind w:left="283"/>
-      </w:pPr>
-      <w:r>
-        <w:rPr>
-          <w:rFonts w:ascii="Consolas" w:hAnsi="Consolas" w:eastAsia="Consolas"/>
-          <w:b w:val="0"/>
-          <w:i w:val="0"/>
-          <w:sz w:val="18"/>
-        </w:rPr>
-        <w:t xml:space="preserve">    "htmlLabels": true,</w:t>
-      </w:r>
-    </w:p>
-    <w:p>
-      <w:pPr>
-        <w:spacing w:before="0" w:after="0" w:line="240" w:lineRule="auto"/>
-        <w:ind w:left="283"/>
-      </w:pPr>
-      <w:r>
-        <w:rPr>
-          <w:rFonts w:ascii="Consolas" w:hAnsi="Consolas" w:eastAsia="Consolas"/>
-          <w:b w:val="0"/>
-          <w:i w:val="0"/>
-          <w:sz w:val="18"/>
-        </w:rPr>
-        <w:t xml:space="preserve">    "curve": "basis",</w:t>
-      </w:r>
-    </w:p>
-    <w:p>
-      <w:pPr>
-        <w:spacing w:before="0" w:after="0" w:line="240" w:lineRule="auto"/>
-        <w:ind w:left="283"/>
-      </w:pPr>
-      <w:r>
-        <w:rPr>
-          <w:rFonts w:ascii="Consolas" w:hAnsi="Consolas" w:eastAsia="Consolas"/>
-          <w:b w:val="0"/>
-          <w:i w:val="0"/>
-          <w:sz w:val="18"/>
-        </w:rPr>
-        <w:t xml:space="preserve">    "useMaxWidth": true</w:t>
-      </w:r>
-    </w:p>
-    <w:p>
-      <w:pPr>
-        <w:spacing w:before="0" w:after="0" w:line="240" w:lineRule="auto"/>
-        <w:ind w:left="283"/>
-      </w:pPr>
-      <w:r>
-        <w:rPr>
-          <w:rFonts w:ascii="Consolas" w:hAnsi="Consolas" w:eastAsia="Consolas"/>
-          <w:b w:val="0"/>
-          <w:i w:val="0"/>
-          <w:sz w:val="18"/>
-        </w:rPr>
-        <w:t xml:space="preserve">  }</w:t>
-      </w:r>
-    </w:p>
-    <w:p>
-      <w:pPr>
-        <w:spacing w:before="0" w:after="0" w:line="240" w:lineRule="auto"/>
-        <w:ind w:left="283"/>
-      </w:pPr>
-      <w:r>
-        <w:rPr>
-          <w:rFonts w:ascii="Consolas" w:hAnsi="Consolas" w:eastAsia="Consolas"/>
-          <w:b w:val="0"/>
-          <w:i w:val="0"/>
-          <w:sz w:val="18"/>
-        </w:rPr>
-        <w:t>}}%%</w:t>
-      </w:r>
-    </w:p>
-    <w:p>
-      <w:pPr>
-        <w:spacing w:before="0" w:after="0" w:line="240" w:lineRule="auto"/>
-        <w:ind w:left="283"/>
-      </w:pPr>
-      <w:r>
-        <w:rPr>
-          <w:rFonts w:ascii="Consolas" w:hAnsi="Consolas" w:eastAsia="Consolas"/>
-          <w:b w:val="0"/>
-          <w:i w:val="0"/>
-          <w:sz w:val="18"/>
-        </w:rPr>
-        <w:t>flowchart LR</w:t>
-      </w:r>
-    </w:p>
-    <w:p>
-      <w:pPr>
-        <w:spacing w:before="0" w:after="0" w:line="240" w:lineRule="auto"/>
-        <w:ind w:left="283"/>
-      </w:pPr>
-      <w:r>
-        <w:rPr>
-          <w:rFonts w:ascii="Consolas" w:hAnsi="Consolas" w:eastAsia="Consolas"/>
-          <w:b w:val="0"/>
-          <w:i w:val="0"/>
-          <w:sz w:val="18"/>
-        </w:rPr>
-        <w:t xml:space="preserve">    Citizen((Citizen))</w:t>
-      </w:r>
-    </w:p>
-    <w:p>
-      <w:pPr>
-        <w:spacing w:before="0" w:after="0" w:line="240" w:lineRule="auto"/>
-        <w:ind w:left="283"/>
-      </w:pPr>
-      <w:r>
-        <w:rPr>
-          <w:rFonts w:ascii="Consolas" w:hAnsi="Consolas" w:eastAsia="Consolas"/>
-          <w:b w:val="0"/>
-          <w:i w:val="0"/>
-          <w:sz w:val="18"/>
-        </w:rPr>
-      </w:r>
-    </w:p>
-    <w:p>
-      <w:pPr>
-        <w:spacing w:before="0" w:after="0" w:line="240" w:lineRule="auto"/>
-        <w:ind w:left="283"/>
-      </w:pPr>
-      <w:r>
-        <w:rPr>
-          <w:rFonts w:ascii="Consolas" w:hAnsi="Consolas" w:eastAsia="Consolas"/>
-          <w:b w:val="0"/>
-          <w:i w:val="0"/>
-          <w:sz w:val="18"/>
-        </w:rPr>
-        <w:t xml:space="preserve">    subgraph System["Web-Based Citizen Complaint Management System"]</w:t>
-      </w:r>
-    </w:p>
-    <w:p>
-      <w:pPr>
-        <w:spacing w:before="0" w:after="0" w:line="240" w:lineRule="auto"/>
-        <w:ind w:left="283"/>
-      </w:pPr>
-      <w:r>
-        <w:rPr>
-          <w:rFonts w:ascii="Consolas" w:hAnsi="Consolas" w:eastAsia="Consolas"/>
-          <w:b w:val="0"/>
-          <w:i w:val="0"/>
-          <w:sz w:val="18"/>
-        </w:rPr>
-        <w:t xml:space="preserve">        direction TB</w:t>
-      </w:r>
-    </w:p>
-    <w:p>
-      <w:pPr>
-        <w:spacing w:before="0" w:after="0" w:line="240" w:lineRule="auto"/>
-        <w:ind w:left="283"/>
-      </w:pPr>
-      <w:r>
-        <w:rPr>
-          <w:rFonts w:ascii="Consolas" w:hAnsi="Consolas" w:eastAsia="Consolas"/>
-          <w:b w:val="0"/>
-          <w:i w:val="0"/>
-          <w:sz w:val="18"/>
-        </w:rPr>
-      </w:r>
-    </w:p>
-    <w:p>
-      <w:pPr>
-        <w:spacing w:before="0" w:after="0" w:line="240" w:lineRule="auto"/>
-        <w:ind w:left="283"/>
-      </w:pPr>
-      <w:r>
-        <w:rPr>
-          <w:rFonts w:ascii="Consolas" w:hAnsi="Consolas" w:eastAsia="Consolas"/>
-          <w:b w:val="0"/>
-          <w:i w:val="0"/>
-          <w:sz w:val="18"/>
-        </w:rPr>
-        <w:t xml:space="preserve">        UC_Register([Register Account])</w:t>
-      </w:r>
-    </w:p>
-    <w:p>
-      <w:pPr>
-        <w:spacing w:before="0" w:after="0" w:line="240" w:lineRule="auto"/>
-        <w:ind w:left="283"/>
-      </w:pPr>
-      <w:r>
-        <w:rPr>
-          <w:rFonts w:ascii="Consolas" w:hAnsi="Consolas" w:eastAsia="Consolas"/>
-          <w:b w:val="0"/>
-          <w:i w:val="0"/>
-          <w:sz w:val="18"/>
-        </w:rPr>
-        <w:t xml:space="preserve">        UC_Login([Login])</w:t>
-      </w:r>
-    </w:p>
-    <w:p>
-      <w:pPr>
-        <w:spacing w:before="0" w:after="0" w:line="240" w:lineRule="auto"/>
-        <w:ind w:left="283"/>
-      </w:pPr>
-      <w:r>
-        <w:rPr>
-          <w:rFonts w:ascii="Consolas" w:hAnsi="Consolas" w:eastAsia="Consolas"/>
-          <w:b w:val="0"/>
-          <w:i w:val="0"/>
-          <w:sz w:val="18"/>
-        </w:rPr>
-        <w:t xml:space="preserve">        UC_SubmitComplaint([Submit Complaint])</w:t>
-      </w:r>
-    </w:p>
-    <w:p>
-      <w:pPr>
-        <w:spacing w:before="0" w:after="0" w:line="240" w:lineRule="auto"/>
-        <w:ind w:left="283"/>
-      </w:pPr>
-      <w:r>
-        <w:rPr>
-          <w:rFonts w:ascii="Consolas" w:hAnsi="Consolas" w:eastAsia="Consolas"/>
-          <w:b w:val="0"/>
-          <w:i w:val="0"/>
-          <w:sz w:val="18"/>
-        </w:rPr>
-        <w:t xml:space="preserve">        UC_EditComplaint([Edit Pending Complaint])</w:t>
-      </w:r>
-    </w:p>
-    <w:p>
-      <w:pPr>
-        <w:spacing w:before="0" w:after="0" w:line="240" w:lineRule="auto"/>
-        <w:ind w:left="283"/>
-      </w:pPr>
-      <w:r>
-        <w:rPr>
-          <w:rFonts w:ascii="Consolas" w:hAnsi="Consolas" w:eastAsia="Consolas"/>
-          <w:b w:val="0"/>
-          <w:i w:val="0"/>
-          <w:sz w:val="18"/>
-        </w:rPr>
-        <w:t xml:space="preserve">        UC_Track([Track Complaint Status])</w:t>
-      </w:r>
-    </w:p>
-    <w:p>
-      <w:pPr>
-        <w:spacing w:before="0" w:after="0" w:line="240" w:lineRule="auto"/>
-        <w:ind w:left="283"/>
-      </w:pPr>
-      <w:r>
-        <w:rPr>
-          <w:rFonts w:ascii="Consolas" w:hAnsi="Consolas" w:eastAsia="Consolas"/>
-          <w:b w:val="0"/>
-          <w:i w:val="0"/>
-          <w:sz w:val="18"/>
-        </w:rPr>
-        <w:t xml:space="preserve">        UC_Profile([Update Profile])</w:t>
-      </w:r>
-    </w:p>
-    <w:p>
-      <w:pPr>
-        <w:spacing w:before="0" w:after="0" w:line="240" w:lineRule="auto"/>
-        <w:ind w:left="283"/>
-      </w:pPr>
-      <w:r>
-        <w:rPr>
-          <w:rFonts w:ascii="Consolas" w:hAnsi="Consolas" w:eastAsia="Consolas"/>
-          <w:b w:val="0"/>
-          <w:i w:val="0"/>
-          <w:sz w:val="18"/>
-        </w:rPr>
-        <w:t xml:space="preserve">        UC_Notify([View Notifications])</w:t>
-      </w:r>
-    </w:p>
-    <w:p>
-      <w:pPr>
-        <w:spacing w:before="0" w:after="0" w:line="240" w:lineRule="auto"/>
-        <w:ind w:left="283"/>
-      </w:pPr>
-      <w:r>
-        <w:rPr>
-          <w:rFonts w:ascii="Consolas" w:hAnsi="Consolas" w:eastAsia="Consolas"/>
-          <w:b w:val="0"/>
-          <w:i w:val="0"/>
-          <w:sz w:val="18"/>
-        </w:rPr>
-      </w:r>
-    </w:p>
-    <w:p>
-      <w:pPr>
-        <w:spacing w:before="0" w:after="0" w:line="240" w:lineRule="auto"/>
-        <w:ind w:left="283"/>
-      </w:pPr>
-      <w:r>
-        <w:rPr>
-          <w:rFonts w:ascii="Consolas" w:hAnsi="Consolas" w:eastAsia="Consolas"/>
-          <w:b w:val="0"/>
-          <w:i w:val="0"/>
-          <w:sz w:val="18"/>
-        </w:rPr>
-        <w:t xml:space="preserve">        UC_Users([Manage Users])</w:t>
-      </w:r>
-    </w:p>
-    <w:p>
-      <w:pPr>
-        <w:spacing w:before="0" w:after="0" w:line="240" w:lineRule="auto"/>
-        <w:ind w:left="283"/>
-      </w:pPr>
-      <w:r>
-        <w:rPr>
-          <w:rFonts w:ascii="Consolas" w:hAnsi="Consolas" w:eastAsia="Consolas"/>
-          <w:b w:val="0"/>
-          <w:i w:val="0"/>
-          <w:sz w:val="18"/>
-        </w:rPr>
-        <w:t xml:space="preserve">        UC_Depts([Manage Departments])</w:t>
-      </w:r>
-    </w:p>
-    <w:p>
-      <w:pPr>
-        <w:spacing w:before="0" w:after="0" w:line="240" w:lineRule="auto"/>
-        <w:ind w:left="283"/>
-      </w:pPr>
-      <w:r>
-        <w:rPr>
-          <w:rFonts w:ascii="Consolas" w:hAnsi="Consolas" w:eastAsia="Consolas"/>
-          <w:b w:val="0"/>
-          <w:i w:val="0"/>
-          <w:sz w:val="18"/>
-        </w:rPr>
-        <w:t xml:space="preserve">        UC_Assign([Assign Complaints])</w:t>
-      </w:r>
-    </w:p>
-    <w:p>
-      <w:pPr>
-        <w:spacing w:before="0" w:after="0" w:line="240" w:lineRule="auto"/>
-        <w:ind w:left="283"/>
-      </w:pPr>
-      <w:r>
-        <w:rPr>
-          <w:rFonts w:ascii="Consolas" w:hAnsi="Consolas" w:eastAsia="Consolas"/>
-          <w:b w:val="0"/>
-          <w:i w:val="0"/>
-          <w:sz w:val="18"/>
-        </w:rPr>
-        <w:t xml:space="preserve">        UC_Update([Update Status])</w:t>
-      </w:r>
-    </w:p>
-    <w:p>
-      <w:pPr>
-        <w:spacing w:before="0" w:after="0" w:line="240" w:lineRule="auto"/>
-        <w:ind w:left="283"/>
-      </w:pPr>
-      <w:r>
-        <w:rPr>
-          <w:rFonts w:ascii="Consolas" w:hAnsi="Consolas" w:eastAsia="Consolas"/>
-          <w:b w:val="0"/>
-          <w:i w:val="0"/>
-          <w:sz w:val="18"/>
-        </w:rPr>
-        <w:t xml:space="preserve">        UC_Reports([Generate Reports])</w:t>
-      </w:r>
-    </w:p>
-    <w:p>
-      <w:pPr>
-        <w:spacing w:before="0" w:after="0" w:line="240" w:lineRule="auto"/>
-        <w:ind w:left="283"/>
-      </w:pPr>
-      <w:r>
-        <w:rPr>
-          <w:rFonts w:ascii="Consolas" w:hAnsi="Consolas" w:eastAsia="Consolas"/>
-          <w:b w:val="0"/>
-          <w:i w:val="0"/>
-          <w:sz w:val="18"/>
-        </w:rPr>
-        <w:t xml:space="preserve">        UC_Activity([Monitor System Activities])</w:t>
-      </w:r>
-    </w:p>
-    <w:p>
-      <w:pPr>
-        <w:spacing w:before="0" w:after="0" w:line="240" w:lineRule="auto"/>
-        <w:ind w:left="283"/>
-      </w:pPr>
-      <w:r>
-        <w:rPr>
-          <w:rFonts w:ascii="Consolas" w:hAnsi="Consolas" w:eastAsia="Consolas"/>
-          <w:b w:val="0"/>
-          <w:i w:val="0"/>
-          <w:sz w:val="18"/>
-        </w:rPr>
-        <w:t xml:space="preserve">        UC_Search([Search and Filter Complaints])</w:t>
-      </w:r>
-    </w:p>
-    <w:p>
-      <w:pPr>
-        <w:spacing w:before="0" w:after="0" w:line="240" w:lineRule="auto"/>
-        <w:ind w:left="283"/>
-      </w:pPr>
-      <w:r>
-        <w:rPr>
-          <w:rFonts w:ascii="Consolas" w:hAnsi="Consolas" w:eastAsia="Consolas"/>
-          <w:b w:val="0"/>
-          <w:i w:val="0"/>
-          <w:sz w:val="18"/>
-        </w:rPr>
-      </w:r>
-    </w:p>
-    <w:p>
-      <w:pPr>
-        <w:spacing w:before="0" w:after="0" w:line="240" w:lineRule="auto"/>
-        <w:ind w:left="283"/>
-      </w:pPr>
-      <w:r>
-        <w:rPr>
-          <w:rFonts w:ascii="Consolas" w:hAnsi="Consolas" w:eastAsia="Consolas"/>
-          <w:b w:val="0"/>
-          <w:i w:val="0"/>
-          <w:sz w:val="18"/>
-        </w:rPr>
-        <w:t xml:space="preserve">        UC_Tasks([View Assigned Tasks])</w:t>
-      </w:r>
-    </w:p>
-    <w:p>
-      <w:pPr>
-        <w:spacing w:before="0" w:after="0" w:line="240" w:lineRule="auto"/>
-        <w:ind w:left="283"/>
-      </w:pPr>
-      <w:r>
-        <w:rPr>
-          <w:rFonts w:ascii="Consolas" w:hAnsi="Consolas" w:eastAsia="Consolas"/>
-          <w:b w:val="0"/>
-          <w:i w:val="0"/>
-          <w:sz w:val="18"/>
-        </w:rPr>
-        <w:t xml:space="preserve">        UC_Process([Process Assigned Work])</w:t>
-      </w:r>
-    </w:p>
-    <w:p>
-      <w:pPr>
-        <w:spacing w:before="0" w:after="0" w:line="240" w:lineRule="auto"/>
-        <w:ind w:left="283"/>
-      </w:pPr>
-      <w:r>
-        <w:rPr>
-          <w:rFonts w:ascii="Consolas" w:hAnsi="Consolas" w:eastAsia="Consolas"/>
-          <w:b w:val="0"/>
-          <w:i w:val="0"/>
-          <w:sz w:val="18"/>
-        </w:rPr>
-        <w:t xml:space="preserve">        UC_Note([Add Resolution Note])</w:t>
-      </w:r>
-    </w:p>
-    <w:p>
-      <w:pPr>
-        <w:spacing w:before="0" w:after="0" w:line="240" w:lineRule="auto"/>
-        <w:ind w:left="283"/>
-      </w:pPr>
-      <w:r>
-        <w:rPr>
-          <w:rFonts w:ascii="Consolas" w:hAnsi="Consolas" w:eastAsia="Consolas"/>
-          <w:b w:val="0"/>
-          <w:i w:val="0"/>
-          <w:sz w:val="18"/>
-        </w:rPr>
-        <w:t xml:space="preserve">    end</w:t>
-      </w:r>
-    </w:p>
-    <w:p>
-      <w:pPr>
-        <w:spacing w:before="0" w:after="0" w:line="240" w:lineRule="auto"/>
-        <w:ind w:left="283"/>
-      </w:pPr>
-      <w:r>
-        <w:rPr>
-          <w:rFonts w:ascii="Consolas" w:hAnsi="Consolas" w:eastAsia="Consolas"/>
-          <w:b w:val="0"/>
-          <w:i w:val="0"/>
-          <w:sz w:val="18"/>
-        </w:rPr>
-      </w:r>
-    </w:p>
-    <w:p>
-      <w:pPr>
-        <w:spacing w:before="0" w:after="0" w:line="240" w:lineRule="auto"/>
-        <w:ind w:left="283"/>
-      </w:pPr>
-      <w:r>
-        <w:rPr>
-          <w:rFonts w:ascii="Consolas" w:hAnsi="Consolas" w:eastAsia="Consolas"/>
-          <w:b w:val="0"/>
-          <w:i w:val="0"/>
-          <w:sz w:val="18"/>
-        </w:rPr>
-        <w:t xml:space="preserve">    Admin((Administrator))</w:t>
-      </w:r>
-    </w:p>
-    <w:p>
-      <w:pPr>
-        <w:spacing w:before="0" w:after="0" w:line="240" w:lineRule="auto"/>
-        <w:ind w:left="283"/>
-      </w:pPr>
-      <w:r>
-        <w:rPr>
-          <w:rFonts w:ascii="Consolas" w:hAnsi="Consolas" w:eastAsia="Consolas"/>
-          <w:b w:val="0"/>
-          <w:i w:val="0"/>
-          <w:sz w:val="18"/>
-        </w:rPr>
-        <w:t xml:space="preserve">    Officer((Department Officer))</w:t>
-      </w:r>
-    </w:p>
-    <w:p>
-      <w:pPr>
-        <w:spacing w:before="0" w:after="0" w:line="240" w:lineRule="auto"/>
-        <w:ind w:left="283"/>
-      </w:pPr>
-      <w:r>
-        <w:rPr>
-          <w:rFonts w:ascii="Consolas" w:hAnsi="Consolas" w:eastAsia="Consolas"/>
-          <w:b w:val="0"/>
-          <w:i w:val="0"/>
-          <w:sz w:val="18"/>
-        </w:rPr>
-      </w:r>
-    </w:p>
-    <w:p>
-      <w:pPr>
-        <w:spacing w:before="0" w:after="0" w:line="240" w:lineRule="auto"/>
-        <w:ind w:left="283"/>
-      </w:pPr>
-      <w:r>
-        <w:rPr>
-          <w:rFonts w:ascii="Consolas" w:hAnsi="Consolas" w:eastAsia="Consolas"/>
-          <w:b w:val="0"/>
-          <w:i w:val="0"/>
-          <w:sz w:val="18"/>
-        </w:rPr>
-        <w:t xml:space="preserve">    Citizen --- UC_Register</w:t>
-      </w:r>
-    </w:p>
-    <w:p>
-      <w:pPr>
-        <w:spacing w:before="0" w:after="0" w:line="240" w:lineRule="auto"/>
-        <w:ind w:left="283"/>
-      </w:pPr>
-      <w:r>
-        <w:rPr>
-          <w:rFonts w:ascii="Consolas" w:hAnsi="Consolas" w:eastAsia="Consolas"/>
-          <w:b w:val="0"/>
-          <w:i w:val="0"/>
-          <w:sz w:val="18"/>
-        </w:rPr>
-        <w:t xml:space="preserve">    Citizen --- UC_Login</w:t>
-      </w:r>
-    </w:p>
-    <w:p>
-      <w:pPr>
-        <w:spacing w:before="0" w:after="0" w:line="240" w:lineRule="auto"/>
-        <w:ind w:left="283"/>
-      </w:pPr>
-      <w:r>
-        <w:rPr>
-          <w:rFonts w:ascii="Consolas" w:hAnsi="Consolas" w:eastAsia="Consolas"/>
-          <w:b w:val="0"/>
-          <w:i w:val="0"/>
-          <w:sz w:val="18"/>
-        </w:rPr>
-        <w:t xml:space="preserve">    Citizen --- UC_SubmitComplaint</w:t>
-      </w:r>
-    </w:p>
-    <w:p>
-      <w:pPr>
-        <w:spacing w:before="0" w:after="0" w:line="240" w:lineRule="auto"/>
-        <w:ind w:left="283"/>
-      </w:pPr>
-      <w:r>
-        <w:rPr>
-          <w:rFonts w:ascii="Consolas" w:hAnsi="Consolas" w:eastAsia="Consolas"/>
-          <w:b w:val="0"/>
-          <w:i w:val="0"/>
-          <w:sz w:val="18"/>
-        </w:rPr>
-        <w:t xml:space="preserve">    Citizen --- UC_EditComplaint</w:t>
-      </w:r>
-    </w:p>
-    <w:p>
-      <w:pPr>
-        <w:spacing w:before="0" w:after="0" w:line="240" w:lineRule="auto"/>
-        <w:ind w:left="283"/>
-      </w:pPr>
-      <w:r>
-        <w:rPr>
-          <w:rFonts w:ascii="Consolas" w:hAnsi="Consolas" w:eastAsia="Consolas"/>
-          <w:b w:val="0"/>
-          <w:i w:val="0"/>
-          <w:sz w:val="18"/>
-        </w:rPr>
-        <w:t xml:space="preserve">    Citizen --- UC_Track</w:t>
-      </w:r>
-    </w:p>
-    <w:p>
-      <w:pPr>
-        <w:spacing w:before="0" w:after="0" w:line="240" w:lineRule="auto"/>
-        <w:ind w:left="283"/>
-      </w:pPr>
-      <w:r>
-        <w:rPr>
-          <w:rFonts w:ascii="Consolas" w:hAnsi="Consolas" w:eastAsia="Consolas"/>
-          <w:b w:val="0"/>
-          <w:i w:val="0"/>
-          <w:sz w:val="18"/>
-        </w:rPr>
-        <w:t xml:space="preserve">    Citizen --- UC_Profile</w:t>
-      </w:r>
-    </w:p>
-    <w:p>
-      <w:pPr>
-        <w:spacing w:before="0" w:after="0" w:line="240" w:lineRule="auto"/>
-        <w:ind w:left="283"/>
-      </w:pPr>
-      <w:r>
-        <w:rPr>
-          <w:rFonts w:ascii="Consolas" w:hAnsi="Consolas" w:eastAsia="Consolas"/>
-          <w:b w:val="0"/>
-          <w:i w:val="0"/>
-          <w:sz w:val="18"/>
-        </w:rPr>
-        <w:t xml:space="preserve">    Citizen --- UC_Notify</w:t>
-      </w:r>
-    </w:p>
-    <w:p>
-      <w:pPr>
-        <w:spacing w:before="0" w:after="0" w:line="240" w:lineRule="auto"/>
-        <w:ind w:left="283"/>
-      </w:pPr>
-      <w:r>
-        <w:rPr>
-          <w:rFonts w:ascii="Consolas" w:hAnsi="Consolas" w:eastAsia="Consolas"/>
-          <w:b w:val="0"/>
-          <w:i w:val="0"/>
-          <w:sz w:val="18"/>
-        </w:rPr>
-      </w:r>
-    </w:p>
-    <w:p>
-      <w:pPr>
-        <w:spacing w:before="0" w:after="0" w:line="240" w:lineRule="auto"/>
-        <w:ind w:left="283"/>
-      </w:pPr>
-      <w:r>
-        <w:rPr>
-          <w:rFonts w:ascii="Consolas" w:hAnsi="Consolas" w:eastAsia="Consolas"/>
-          <w:b w:val="0"/>
-          <w:i w:val="0"/>
-          <w:sz w:val="18"/>
-        </w:rPr>
-        <w:t xml:space="preserve">    Admin --- UC_Login</w:t>
-      </w:r>
-    </w:p>
-    <w:p>
-      <w:pPr>
-        <w:spacing w:before="0" w:after="0" w:line="240" w:lineRule="auto"/>
-        <w:ind w:left="283"/>
-      </w:pPr>
-      <w:r>
-        <w:rPr>
-          <w:rFonts w:ascii="Consolas" w:hAnsi="Consolas" w:eastAsia="Consolas"/>
-          <w:b w:val="0"/>
-          <w:i w:val="0"/>
-          <w:sz w:val="18"/>
-        </w:rPr>
-        <w:t xml:space="preserve">    Admin --- UC_Users</w:t>
-      </w:r>
-    </w:p>
-    <w:p>
-      <w:pPr>
-        <w:spacing w:before="0" w:after="0" w:line="240" w:lineRule="auto"/>
-        <w:ind w:left="283"/>
-      </w:pPr>
-      <w:r>
-        <w:rPr>
-          <w:rFonts w:ascii="Consolas" w:hAnsi="Consolas" w:eastAsia="Consolas"/>
-          <w:b w:val="0"/>
-          <w:i w:val="0"/>
-          <w:sz w:val="18"/>
-        </w:rPr>
-        <w:t xml:space="preserve">    Admin --- UC_Depts</w:t>
-      </w:r>
-    </w:p>
-    <w:p>
-      <w:pPr>
-        <w:spacing w:before="0" w:after="0" w:line="240" w:lineRule="auto"/>
-        <w:ind w:left="283"/>
-      </w:pPr>
-      <w:r>
-        <w:rPr>
-          <w:rFonts w:ascii="Consolas" w:hAnsi="Consolas" w:eastAsia="Consolas"/>
-          <w:b w:val="0"/>
-          <w:i w:val="0"/>
-          <w:sz w:val="18"/>
-        </w:rPr>
-        <w:t xml:space="preserve">    Admin --- UC_Assign</w:t>
-      </w:r>
-    </w:p>
-    <w:p>
-      <w:pPr>
-        <w:spacing w:before="0" w:after="0" w:line="240" w:lineRule="auto"/>
-        <w:ind w:left="283"/>
-      </w:pPr>
-      <w:r>
-        <w:rPr>
-          <w:rFonts w:ascii="Consolas" w:hAnsi="Consolas" w:eastAsia="Consolas"/>
-          <w:b w:val="0"/>
-          <w:i w:val="0"/>
-          <w:sz w:val="18"/>
-        </w:rPr>
-        <w:t xml:space="preserve">    Admin --- UC_Update</w:t>
-      </w:r>
-    </w:p>
-    <w:p>
-      <w:pPr>
-        <w:spacing w:before="0" w:after="0" w:line="240" w:lineRule="auto"/>
-        <w:ind w:left="283"/>
-      </w:pPr>
-      <w:r>
-        <w:rPr>
-          <w:rFonts w:ascii="Consolas" w:hAnsi="Consolas" w:eastAsia="Consolas"/>
-          <w:b w:val="0"/>
-          <w:i w:val="0"/>
-          <w:sz w:val="18"/>
-        </w:rPr>
-        <w:t xml:space="preserve">    Admin --- UC_Reports</w:t>
-      </w:r>
-    </w:p>
-    <w:p>
-      <w:pPr>
-        <w:spacing w:before="0" w:after="0" w:line="240" w:lineRule="auto"/>
-        <w:ind w:left="283"/>
-      </w:pPr>
-      <w:r>
-        <w:rPr>
-          <w:rFonts w:ascii="Consolas" w:hAnsi="Consolas" w:eastAsia="Consolas"/>
-          <w:b w:val="0"/>
-          <w:i w:val="0"/>
-          <w:sz w:val="18"/>
-        </w:rPr>
-        <w:t xml:space="preserve">    Admin --- UC_Activity</w:t>
-      </w:r>
-    </w:p>
-    <w:p>
-      <w:pPr>
-        <w:spacing w:before="0" w:after="0" w:line="240" w:lineRule="auto"/>
-        <w:ind w:left="283"/>
-      </w:pPr>
-      <w:r>
-        <w:rPr>
-          <w:rFonts w:ascii="Consolas" w:hAnsi="Consolas" w:eastAsia="Consolas"/>
-          <w:b w:val="0"/>
-          <w:i w:val="0"/>
-          <w:sz w:val="18"/>
-        </w:rPr>
-        <w:t xml:space="preserve">    Admin --- UC_Search</w:t>
-      </w:r>
-    </w:p>
-    <w:p>
-      <w:pPr>
-        <w:spacing w:before="0" w:after="0" w:line="240" w:lineRule="auto"/>
-        <w:ind w:left="283"/>
-      </w:pPr>
-      <w:r>
-        <w:rPr>
-          <w:rFonts w:ascii="Consolas" w:hAnsi="Consolas" w:eastAsia="Consolas"/>
-          <w:b w:val="0"/>
-          <w:i w:val="0"/>
-          <w:sz w:val="18"/>
-        </w:rPr>
-        <w:t xml:space="preserve">    Admin --- UC_Notify</w:t>
-      </w:r>
-    </w:p>
-    <w:p>
-      <w:pPr>
-        <w:spacing w:before="0" w:after="0" w:line="240" w:lineRule="auto"/>
-        <w:ind w:left="283"/>
-      </w:pPr>
-      <w:r>
-        <w:rPr>
-          <w:rFonts w:ascii="Consolas" w:hAnsi="Consolas" w:eastAsia="Consolas"/>
-          <w:b w:val="0"/>
-          <w:i w:val="0"/>
-          <w:sz w:val="18"/>
-        </w:rPr>
-      </w:r>
-    </w:p>
-    <w:p>
-      <w:pPr>
-        <w:spacing w:before="0" w:after="0" w:line="240" w:lineRule="auto"/>
-        <w:ind w:left="283"/>
-      </w:pPr>
-      <w:r>
-        <w:rPr>
-          <w:rFonts w:ascii="Consolas" w:hAnsi="Consolas" w:eastAsia="Consolas"/>
-          <w:b w:val="0"/>
-          <w:i w:val="0"/>
-          <w:sz w:val="18"/>
-        </w:rPr>
-        <w:t xml:space="preserve">    Officer --- UC_Login</w:t>
-      </w:r>
-    </w:p>
-    <w:p>
-      <w:pPr>
-        <w:spacing w:before="0" w:after="0" w:line="240" w:lineRule="auto"/>
-        <w:ind w:left="283"/>
-      </w:pPr>
-      <w:r>
-        <w:rPr>
-          <w:rFonts w:ascii="Consolas" w:hAnsi="Consolas" w:eastAsia="Consolas"/>
-          <w:b w:val="0"/>
-          <w:i w:val="0"/>
-          <w:sz w:val="18"/>
-        </w:rPr>
-        <w:t xml:space="preserve">    Officer --- UC_Tasks</w:t>
-      </w:r>
-    </w:p>
-    <w:p>
-      <w:pPr>
-        <w:spacing w:before="0" w:after="0" w:line="240" w:lineRule="auto"/>
-        <w:ind w:left="283"/>
-      </w:pPr>
-      <w:r>
-        <w:rPr>
-          <w:rFonts w:ascii="Consolas" w:hAnsi="Consolas" w:eastAsia="Consolas"/>
-          <w:b w:val="0"/>
-          <w:i w:val="0"/>
-          <w:sz w:val="18"/>
-        </w:rPr>
-        <w:t xml:space="preserve">    Officer --- UC_Process</w:t>
-      </w:r>
-    </w:p>
-    <w:p>
-      <w:pPr>
-        <w:spacing w:before="0" w:after="0" w:line="240" w:lineRule="auto"/>
-        <w:ind w:left="283"/>
-      </w:pPr>
-      <w:r>
-        <w:rPr>
-          <w:rFonts w:ascii="Consolas" w:hAnsi="Consolas" w:eastAsia="Consolas"/>
-          <w:b w:val="0"/>
-          <w:i w:val="0"/>
-          <w:sz w:val="18"/>
-        </w:rPr>
-        <w:t xml:space="preserve">    Officer --- UC_Update</w:t>
-      </w:r>
-    </w:p>
-    <w:p>
-      <w:pPr>
-        <w:spacing w:before="0" w:after="0" w:line="240" w:lineRule="auto"/>
-        <w:ind w:left="283"/>
-      </w:pPr>
-      <w:r>
-        <w:rPr>
-          <w:rFonts w:ascii="Consolas" w:hAnsi="Consolas" w:eastAsia="Consolas"/>
-          <w:b w:val="0"/>
-          <w:i w:val="0"/>
-          <w:sz w:val="18"/>
-        </w:rPr>
-        <w:t xml:space="preserve">    Officer --- UC_Note</w:t>
-      </w:r>
-    </w:p>
-    <w:p>
-      <w:pPr>
-        <w:spacing w:before="0" w:after="0" w:line="240" w:lineRule="auto"/>
-        <w:ind w:left="283"/>
-      </w:pPr>
-      <w:r>
-        <w:rPr>
-          <w:rFonts w:ascii="Consolas" w:hAnsi="Consolas" w:eastAsia="Consolas"/>
-          <w:b w:val="0"/>
-          <w:i w:val="0"/>
-          <w:sz w:val="18"/>
-        </w:rPr>
-        <w:t xml:space="preserve">    Officer --- UC_Notify</w:t>
-      </w:r>
-    </w:p>
-    <w:p>
-      <w:pPr>
-        <w:spacing w:before="0" w:after="0" w:line="240" w:lineRule="auto"/>
-        <w:ind w:left="283"/>
-      </w:pPr>
-      <w:r>
-        <w:rPr>
-          <w:rFonts w:ascii="Consolas" w:hAnsi="Consolas" w:eastAsia="Consolas"/>
-          <w:b w:val="0"/>
-          <w:i w:val="0"/>
-          <w:sz w:val="18"/>
-        </w:rPr>
-      </w:r>
-    </w:p>
-    <w:p>
-      <w:pPr>
-        <w:spacing w:before="0" w:after="0" w:line="240" w:lineRule="auto"/>
-        <w:ind w:left="283"/>
-      </w:pPr>
-      <w:r>
-        <w:rPr>
-          <w:rFonts w:ascii="Consolas" w:hAnsi="Consolas" w:eastAsia="Consolas"/>
-          <w:b w:val="0"/>
-          <w:i w:val="0"/>
-          <w:sz w:val="18"/>
-        </w:rPr>
-        <w:t xml:space="preserve">    UC_SubmitComplaint -.-&gt;|include| UC_Login</w:t>
-      </w:r>
-    </w:p>
-    <w:p>
-      <w:pPr>
-        <w:spacing w:before="0" w:after="0" w:line="240" w:lineRule="auto"/>
-        <w:ind w:left="283"/>
-      </w:pPr>
-      <w:r>
-        <w:rPr>
-          <w:rFonts w:ascii="Consolas" w:hAnsi="Consolas" w:eastAsia="Consolas"/>
-          <w:b w:val="0"/>
-          <w:i w:val="0"/>
-          <w:sz w:val="18"/>
-        </w:rPr>
-        <w:t xml:space="preserve">    UC_EditComplaint -.-&gt;|include| UC_Login</w:t>
-      </w:r>
-    </w:p>
-    <w:p>
-      <w:pPr>
-        <w:spacing w:before="0" w:after="0" w:line="240" w:lineRule="auto"/>
-        <w:ind w:left="283"/>
-      </w:pPr>
-      <w:r>
-        <w:rPr>
-          <w:rFonts w:ascii="Consolas" w:hAnsi="Consolas" w:eastAsia="Consolas"/>
-          <w:b w:val="0"/>
-          <w:i w:val="0"/>
-          <w:sz w:val="18"/>
-        </w:rPr>
-        <w:t xml:space="preserve">    UC_Process -.-&gt;|include| UC_Update</w:t>
-      </w:r>
-    </w:p>
-    <w:p>
-      <w:pPr>
-        <w:spacing w:before="0" w:after="0" w:line="240" w:lineRule="auto"/>
-        <w:ind w:left="283"/>
-      </w:pPr>
-      <w:r>
-        <w:rPr>
-          <w:rFonts w:ascii="Consolas" w:hAnsi="Consolas" w:eastAsia="Consolas"/>
-          <w:b w:val="0"/>
-          <w:i w:val="0"/>
-          <w:sz w:val="18"/>
-        </w:rPr>
-        <w:t xml:space="preserve">    UC_Assign -.-&gt;|include| UC_Update</w:t>
-      </w:r>
-    </w:p>
-    <w:p>
-      <w:pPr>
-        <w:spacing w:before="0" w:after="160" w:line="276" w:lineRule="auto"/>
-        <w:jc w:val="center"/>
-      </w:pPr>
-      <w:r>
-        <w:rPr>
-          <w:rFonts w:ascii="Times New Roman" w:hAnsi="Times New Roman" w:eastAsia="Times New Roman"/>
-          <w:b w:val="0"/>
-          <w:i/>
-          <w:sz w:val="20"/>
-        </w:rPr>
-        <w:t>Figure 2.2: Use case diagram — citizen, administrator, and officer (complaints only)</w:t>
-      </w:r>
-    </w:p>
-    <w:p>
-      <w:pPr>
-        <w:spacing w:before="320" w:after="160" w:line="276" w:lineRule="auto"/>
-        <w:jc w:val="left"/>
-      </w:pPr>
-      <w:r>
-        <w:rPr>
-          <w:rFonts w:ascii="Times New Roman" w:hAnsi="Times New Roman" w:eastAsia="Times New Roman"/>
-          <w:b/>
-          <w:i w:val="0"/>
-          <w:color w:val="003366"/>
-          <w:sz w:val="28"/>
-        </w:rPr>
-        <w:t>2.7 Entity-Relationship Diagram</w:t>
-      </w:r>
-    </w:p>
-    <w:p>
-      <w:pPr>
-        <w:spacing w:before="0" w:after="160" w:line="276" w:lineRule="auto"/>
-        <w:jc w:val="both"/>
-      </w:pPr>
-      <w:r>
-        <w:rPr>
-          <w:rFonts w:ascii="Times New Roman" w:hAnsi="Times New Roman" w:eastAsia="Times New Roman"/>
-          <w:b w:val="0"/>
-          <w:i/>
-          <w:sz w:val="24"/>
-        </w:rPr>
-        <w:t>Figure diagram 3 (see source Markdown if image did not render).</w:t>
-      </w:r>
-    </w:p>
-    <w:p>
-      <w:pPr>
-        <w:spacing w:before="0" w:after="0" w:line="240" w:lineRule="auto"/>
-        <w:ind w:left="283"/>
-      </w:pPr>
-      <w:r>
-        <w:rPr>
-          <w:rFonts w:ascii="Consolas" w:hAnsi="Consolas" w:eastAsia="Consolas"/>
-          <w:b w:val="0"/>
-          <w:i w:val="0"/>
-          <w:sz w:val="18"/>
-        </w:rPr>
-        <w:t>erDiagram</w:t>
-      </w:r>
-    </w:p>
-    <w:p>
-      <w:pPr>
-        <w:spacing w:before="0" w:after="0" w:line="240" w:lineRule="auto"/>
-        <w:ind w:left="283"/>
-      </w:pPr>
-      <w:r>
-        <w:rPr>
-          <w:rFonts w:ascii="Consolas" w:hAnsi="Consolas" w:eastAsia="Consolas"/>
-          <w:b w:val="0"/>
-          <w:i w:val="0"/>
-          <w:sz w:val="18"/>
-        </w:rPr>
-        <w:t xml:space="preserve">    USER ||--o{ COMPLAINT : submits</w:t>
-      </w:r>
-    </w:p>
-    <w:p>
-      <w:pPr>
-        <w:spacing w:before="0" w:after="0" w:line="240" w:lineRule="auto"/>
-        <w:ind w:left="283"/>
-      </w:pPr>
-      <w:r>
-        <w:rPr>
-          <w:rFonts w:ascii="Consolas" w:hAnsi="Consolas" w:eastAsia="Consolas"/>
-          <w:b w:val="0"/>
-          <w:i w:val="0"/>
-          <w:sz w:val="18"/>
-        </w:rPr>
-        <w:t xml:space="preserve">    USER ||--o{ NOTIFICATION : receives</w:t>
-      </w:r>
-    </w:p>
-    <w:p>
-      <w:pPr>
-        <w:spacing w:before="0" w:after="0" w:line="240" w:lineRule="auto"/>
-        <w:ind w:left="283"/>
-      </w:pPr>
-      <w:r>
-        <w:rPr>
-          <w:rFonts w:ascii="Consolas" w:hAnsi="Consolas" w:eastAsia="Consolas"/>
-          <w:b w:val="0"/>
-          <w:i w:val="0"/>
-          <w:sz w:val="18"/>
-        </w:rPr>
-        <w:t xml:space="preserve">    USER ||--o{ ACTIVITY_LOG : performs</w:t>
-      </w:r>
-    </w:p>
-    <w:p>
-      <w:pPr>
-        <w:spacing w:before="0" w:after="0" w:line="240" w:lineRule="auto"/>
-        <w:ind w:left="283"/>
-      </w:pPr>
-      <w:r>
-        <w:rPr>
-          <w:rFonts w:ascii="Consolas" w:hAnsi="Consolas" w:eastAsia="Consolas"/>
-          <w:b w:val="0"/>
-          <w:i w:val="0"/>
-          <w:sz w:val="18"/>
-        </w:rPr>
-        <w:t xml:space="preserve">    USER }o--|| DEPARTMENT : "belongs to (officer)"</w:t>
-      </w:r>
-    </w:p>
-    <w:p>
-      <w:pPr>
-        <w:spacing w:before="0" w:after="0" w:line="240" w:lineRule="auto"/>
-        <w:ind w:left="283"/>
-      </w:pPr>
-      <w:r>
-        <w:rPr>
-          <w:rFonts w:ascii="Consolas" w:hAnsi="Consolas" w:eastAsia="Consolas"/>
-          <w:b w:val="0"/>
-          <w:i w:val="0"/>
-          <w:sz w:val="18"/>
-        </w:rPr>
-        <w:t xml:space="preserve">    DEPARTMENT ||--o{ COMPLAINT : "assigned to"</w:t>
-      </w:r>
-    </w:p>
-    <w:p>
-      <w:pPr>
-        <w:spacing w:before="0" w:after="0" w:line="240" w:lineRule="auto"/>
-        <w:ind w:left="283"/>
-      </w:pPr>
-      <w:r>
-        <w:rPr>
-          <w:rFonts w:ascii="Consolas" w:hAnsi="Consolas" w:eastAsia="Consolas"/>
-          <w:b w:val="0"/>
-          <w:i w:val="0"/>
-          <w:sz w:val="18"/>
-        </w:rPr>
-        <w:t xml:space="preserve">    COMPLAINT ||--o{ STATUS_HISTORY : has</w:t>
-      </w:r>
-    </w:p>
-    <w:p>
-      <w:pPr>
-        <w:spacing w:before="0" w:after="0" w:line="240" w:lineRule="auto"/>
-        <w:ind w:left="283"/>
-      </w:pPr>
-      <w:r>
-        <w:rPr>
-          <w:rFonts w:ascii="Consolas" w:hAnsi="Consolas" w:eastAsia="Consolas"/>
-          <w:b w:val="0"/>
-          <w:i w:val="0"/>
-          <w:sz w:val="18"/>
-        </w:rPr>
-      </w:r>
-    </w:p>
-    <w:p>
-      <w:pPr>
-        <w:spacing w:before="0" w:after="0" w:line="240" w:lineRule="auto"/>
-        <w:ind w:left="283"/>
-      </w:pPr>
-      <w:r>
-        <w:rPr>
-          <w:rFonts w:ascii="Consolas" w:hAnsi="Consolas" w:eastAsia="Consolas"/>
-          <w:b w:val="0"/>
-          <w:i w:val="0"/>
-          <w:sz w:val="18"/>
-        </w:rPr>
-        <w:t xml:space="preserve">    USER {</w:t>
-      </w:r>
-    </w:p>
-    <w:p>
-      <w:pPr>
-        <w:spacing w:before="0" w:after="0" w:line="240" w:lineRule="auto"/>
-        <w:ind w:left="283"/>
-      </w:pPr>
-      <w:r>
-        <w:rPr>
-          <w:rFonts w:ascii="Consolas" w:hAnsi="Consolas" w:eastAsia="Consolas"/>
-          <w:b w:val="0"/>
-          <w:i w:val="0"/>
-          <w:sz w:val="18"/>
-        </w:rPr>
-        <w:t xml:space="preserve">        ObjectId _id PK</w:t>
-      </w:r>
-    </w:p>
-    <w:p>
-      <w:pPr>
-        <w:spacing w:before="0" w:after="0" w:line="240" w:lineRule="auto"/>
-        <w:ind w:left="283"/>
-      </w:pPr>
-      <w:r>
-        <w:rPr>
-          <w:rFonts w:ascii="Consolas" w:hAnsi="Consolas" w:eastAsia="Consolas"/>
-          <w:b w:val="0"/>
-          <w:i w:val="0"/>
-          <w:sz w:val="18"/>
-        </w:rPr>
-        <w:t xml:space="preserve">        string fullName</w:t>
-      </w:r>
-    </w:p>
-    <w:p>
-      <w:pPr>
-        <w:spacing w:before="0" w:after="0" w:line="240" w:lineRule="auto"/>
-        <w:ind w:left="283"/>
-      </w:pPr>
-      <w:r>
-        <w:rPr>
-          <w:rFonts w:ascii="Consolas" w:hAnsi="Consolas" w:eastAsia="Consolas"/>
-          <w:b w:val="0"/>
-          <w:i w:val="0"/>
-          <w:sz w:val="18"/>
-        </w:rPr>
-        <w:t xml:space="preserve">        string email UK</w:t>
-      </w:r>
-    </w:p>
-    <w:p>
-      <w:pPr>
-        <w:spacing w:before="0" w:after="0" w:line="240" w:lineRule="auto"/>
-        <w:ind w:left="283"/>
-      </w:pPr>
-      <w:r>
-        <w:rPr>
-          <w:rFonts w:ascii="Consolas" w:hAnsi="Consolas" w:eastAsia="Consolas"/>
-          <w:b w:val="0"/>
-          <w:i w:val="0"/>
-          <w:sz w:val="18"/>
-        </w:rPr>
-        <w:t xml:space="preserve">        string passwordHash</w:t>
-      </w:r>
-    </w:p>
-    <w:p>
-      <w:pPr>
-        <w:spacing w:before="0" w:after="0" w:line="240" w:lineRule="auto"/>
-        <w:ind w:left="283"/>
-      </w:pPr>
-      <w:r>
-        <w:rPr>
-          <w:rFonts w:ascii="Consolas" w:hAnsi="Consolas" w:eastAsia="Consolas"/>
-          <w:b w:val="0"/>
-          <w:i w:val="0"/>
-          <w:sz w:val="18"/>
-        </w:rPr>
-        <w:t xml:space="preserve">        string role</w:t>
-      </w:r>
-    </w:p>
-    <w:p>
-      <w:pPr>
-        <w:spacing w:before="0" w:after="0" w:line="240" w:lineRule="auto"/>
-        <w:ind w:left="283"/>
-      </w:pPr>
-      <w:r>
-        <w:rPr>
-          <w:rFonts w:ascii="Consolas" w:hAnsi="Consolas" w:eastAsia="Consolas"/>
-          <w:b w:val="0"/>
-          <w:i w:val="0"/>
-          <w:sz w:val="18"/>
-        </w:rPr>
-        <w:t xml:space="preserve">        string phoneNumber</w:t>
-      </w:r>
-    </w:p>
-    <w:p>
-      <w:pPr>
-        <w:spacing w:before="0" w:after="0" w:line="240" w:lineRule="auto"/>
-        <w:ind w:left="283"/>
-      </w:pPr>
-      <w:r>
-        <w:rPr>
-          <w:rFonts w:ascii="Consolas" w:hAnsi="Consolas" w:eastAsia="Consolas"/>
-          <w:b w:val="0"/>
-          <w:i w:val="0"/>
-          <w:sz w:val="18"/>
-        </w:rPr>
-        <w:t xml:space="preserve">        ObjectId departmentId FK</w:t>
-      </w:r>
-    </w:p>
-    <w:p>
-      <w:pPr>
-        <w:spacing w:before="0" w:after="0" w:line="240" w:lineRule="auto"/>
-        <w:ind w:left="283"/>
-      </w:pPr>
-      <w:r>
-        <w:rPr>
-          <w:rFonts w:ascii="Consolas" w:hAnsi="Consolas" w:eastAsia="Consolas"/>
-          <w:b w:val="0"/>
-          <w:i w:val="0"/>
-          <w:sz w:val="18"/>
-        </w:rPr>
-        <w:t xml:space="preserve">        boolean isActive</w:t>
-      </w:r>
-    </w:p>
-    <w:p>
-      <w:pPr>
-        <w:spacing w:before="0" w:after="0" w:line="240" w:lineRule="auto"/>
-        <w:ind w:left="283"/>
-      </w:pPr>
-      <w:r>
-        <w:rPr>
-          <w:rFonts w:ascii="Consolas" w:hAnsi="Consolas" w:eastAsia="Consolas"/>
-          <w:b w:val="0"/>
-          <w:i w:val="0"/>
-          <w:sz w:val="18"/>
-        </w:rPr>
-        <w:t xml:space="preserve">        datetime createdAt</w:t>
-      </w:r>
-    </w:p>
-    <w:p>
-      <w:pPr>
-        <w:spacing w:before="0" w:after="0" w:line="240" w:lineRule="auto"/>
-        <w:ind w:left="283"/>
-      </w:pPr>
-      <w:r>
-        <w:rPr>
-          <w:rFonts w:ascii="Consolas" w:hAnsi="Consolas" w:eastAsia="Consolas"/>
-          <w:b w:val="0"/>
-          <w:i w:val="0"/>
-          <w:sz w:val="18"/>
-        </w:rPr>
-        <w:t xml:space="preserve">        datetime updatedAt</w:t>
-      </w:r>
-    </w:p>
-    <w:p>
-      <w:pPr>
-        <w:spacing w:before="0" w:after="0" w:line="240" w:lineRule="auto"/>
-        <w:ind w:left="283"/>
-      </w:pPr>
-      <w:r>
-        <w:rPr>
-          <w:rFonts w:ascii="Consolas" w:hAnsi="Consolas" w:eastAsia="Consolas"/>
-          <w:b w:val="0"/>
-          <w:i w:val="0"/>
-          <w:sz w:val="18"/>
-        </w:rPr>
-        <w:t xml:space="preserve">    }</w:t>
-      </w:r>
-    </w:p>
-    <w:p>
-      <w:pPr>
-        <w:spacing w:before="0" w:after="0" w:line="240" w:lineRule="auto"/>
-        <w:ind w:left="283"/>
-      </w:pPr>
-      <w:r>
-        <w:rPr>
-          <w:rFonts w:ascii="Consolas" w:hAnsi="Consolas" w:eastAsia="Consolas"/>
-          <w:b w:val="0"/>
-          <w:i w:val="0"/>
-          <w:sz w:val="18"/>
-        </w:rPr>
-      </w:r>
-    </w:p>
-    <w:p>
-      <w:pPr>
-        <w:spacing w:before="0" w:after="0" w:line="240" w:lineRule="auto"/>
-        <w:ind w:left="283"/>
-      </w:pPr>
-      <w:r>
-        <w:rPr>
-          <w:rFonts w:ascii="Consolas" w:hAnsi="Consolas" w:eastAsia="Consolas"/>
-          <w:b w:val="0"/>
-          <w:i w:val="0"/>
-          <w:sz w:val="18"/>
-        </w:rPr>
-        <w:t xml:space="preserve">    DEPARTMENT {</w:t>
-      </w:r>
-    </w:p>
-    <w:p>
-      <w:pPr>
-        <w:spacing w:before="0" w:after="0" w:line="240" w:lineRule="auto"/>
-        <w:ind w:left="283"/>
-      </w:pPr>
-      <w:r>
-        <w:rPr>
-          <w:rFonts w:ascii="Consolas" w:hAnsi="Consolas" w:eastAsia="Consolas"/>
-          <w:b w:val="0"/>
-          <w:i w:val="0"/>
-          <w:sz w:val="18"/>
-        </w:rPr>
-        <w:t xml:space="preserve">        ObjectId _id PK</w:t>
-      </w:r>
-    </w:p>
-    <w:p>
-      <w:pPr>
-        <w:spacing w:before="0" w:after="0" w:line="240" w:lineRule="auto"/>
-        <w:ind w:left="283"/>
-      </w:pPr>
-      <w:r>
-        <w:rPr>
-          <w:rFonts w:ascii="Consolas" w:hAnsi="Consolas" w:eastAsia="Consolas"/>
-          <w:b w:val="0"/>
-          <w:i w:val="0"/>
-          <w:sz w:val="18"/>
-        </w:rPr>
-        <w:t xml:space="preserve">        string name UK</w:t>
-      </w:r>
-    </w:p>
-    <w:p>
-      <w:pPr>
-        <w:spacing w:before="0" w:after="0" w:line="240" w:lineRule="auto"/>
-        <w:ind w:left="283"/>
-      </w:pPr>
-      <w:r>
-        <w:rPr>
-          <w:rFonts w:ascii="Consolas" w:hAnsi="Consolas" w:eastAsia="Consolas"/>
-          <w:b w:val="0"/>
-          <w:i w:val="0"/>
-          <w:sz w:val="18"/>
-        </w:rPr>
-        <w:t xml:space="preserve">        string description</w:t>
-      </w:r>
-    </w:p>
-    <w:p>
-      <w:pPr>
-        <w:spacing w:before="0" w:after="0" w:line="240" w:lineRule="auto"/>
-        <w:ind w:left="283"/>
-      </w:pPr>
-      <w:r>
-        <w:rPr>
-          <w:rFonts w:ascii="Consolas" w:hAnsi="Consolas" w:eastAsia="Consolas"/>
-          <w:b w:val="0"/>
-          <w:i w:val="0"/>
-          <w:sz w:val="18"/>
-        </w:rPr>
-        <w:t xml:space="preserve">        boolean isActive</w:t>
-      </w:r>
-    </w:p>
-    <w:p>
-      <w:pPr>
-        <w:spacing w:before="0" w:after="0" w:line="240" w:lineRule="auto"/>
-        <w:ind w:left="283"/>
-      </w:pPr>
-      <w:r>
-        <w:rPr>
-          <w:rFonts w:ascii="Consolas" w:hAnsi="Consolas" w:eastAsia="Consolas"/>
-          <w:b w:val="0"/>
-          <w:i w:val="0"/>
-          <w:sz w:val="18"/>
-        </w:rPr>
-        <w:t xml:space="preserve">        datetime createdAt</w:t>
-      </w:r>
-    </w:p>
-    <w:p>
-      <w:pPr>
-        <w:spacing w:before="0" w:after="0" w:line="240" w:lineRule="auto"/>
-        <w:ind w:left="283"/>
-      </w:pPr>
-      <w:r>
-        <w:rPr>
-          <w:rFonts w:ascii="Consolas" w:hAnsi="Consolas" w:eastAsia="Consolas"/>
-          <w:b w:val="0"/>
-          <w:i w:val="0"/>
-          <w:sz w:val="18"/>
-        </w:rPr>
-        <w:t xml:space="preserve">    }</w:t>
-      </w:r>
-    </w:p>
-    <w:p>
-      <w:pPr>
-        <w:spacing w:before="0" w:after="0" w:line="240" w:lineRule="auto"/>
-        <w:ind w:left="283"/>
-      </w:pPr>
-      <w:r>
-        <w:rPr>
-          <w:rFonts w:ascii="Consolas" w:hAnsi="Consolas" w:eastAsia="Consolas"/>
-          <w:b w:val="0"/>
-          <w:i w:val="0"/>
-          <w:sz w:val="18"/>
-        </w:rPr>
-      </w:r>
-    </w:p>
-    <w:p>
-      <w:pPr>
-        <w:spacing w:before="0" w:after="0" w:line="240" w:lineRule="auto"/>
-        <w:ind w:left="283"/>
-      </w:pPr>
-      <w:r>
-        <w:rPr>
-          <w:rFonts w:ascii="Consolas" w:hAnsi="Consolas" w:eastAsia="Consolas"/>
-          <w:b w:val="0"/>
-          <w:i w:val="0"/>
-          <w:sz w:val="18"/>
-        </w:rPr>
-        <w:t xml:space="preserve">    COMPLAINT {</w:t>
-      </w:r>
-    </w:p>
-    <w:p>
-      <w:pPr>
-        <w:spacing w:before="0" w:after="0" w:line="240" w:lineRule="auto"/>
-        <w:ind w:left="283"/>
-      </w:pPr>
-      <w:r>
-        <w:rPr>
-          <w:rFonts w:ascii="Consolas" w:hAnsi="Consolas" w:eastAsia="Consolas"/>
-          <w:b w:val="0"/>
-          <w:i w:val="0"/>
-          <w:sz w:val="18"/>
-        </w:rPr>
-        <w:t xml:space="preserve">        ObjectId _id PK</w:t>
-      </w:r>
-    </w:p>
-    <w:p>
-      <w:pPr>
-        <w:spacing w:before="0" w:after="0" w:line="240" w:lineRule="auto"/>
-        <w:ind w:left="283"/>
-      </w:pPr>
-      <w:r>
-        <w:rPr>
-          <w:rFonts w:ascii="Consolas" w:hAnsi="Consolas" w:eastAsia="Consolas"/>
-          <w:b w:val="0"/>
-          <w:i w:val="0"/>
-          <w:sz w:val="18"/>
-        </w:rPr>
-        <w:t xml:space="preserve">        string referenceId UK</w:t>
-      </w:r>
-    </w:p>
-    <w:p>
-      <w:pPr>
-        <w:spacing w:before="0" w:after="0" w:line="240" w:lineRule="auto"/>
-        <w:ind w:left="283"/>
-      </w:pPr>
-      <w:r>
-        <w:rPr>
-          <w:rFonts w:ascii="Consolas" w:hAnsi="Consolas" w:eastAsia="Consolas"/>
-          <w:b w:val="0"/>
-          <w:i w:val="0"/>
-          <w:sz w:val="18"/>
-        </w:rPr>
-        <w:t xml:space="preserve">        string title</w:t>
-      </w:r>
-    </w:p>
-    <w:p>
-      <w:pPr>
-        <w:spacing w:before="0" w:after="0" w:line="240" w:lineRule="auto"/>
-        <w:ind w:left="283"/>
-      </w:pPr>
-      <w:r>
-        <w:rPr>
-          <w:rFonts w:ascii="Consolas" w:hAnsi="Consolas" w:eastAsia="Consolas"/>
-          <w:b w:val="0"/>
-          <w:i w:val="0"/>
-          <w:sz w:val="18"/>
-        </w:rPr>
-        <w:t xml:space="preserve">        string description</w:t>
-      </w:r>
-    </w:p>
-    <w:p>
-      <w:pPr>
-        <w:spacing w:before="0" w:after="0" w:line="240" w:lineRule="auto"/>
-        <w:ind w:left="283"/>
-      </w:pPr>
-      <w:r>
-        <w:rPr>
-          <w:rFonts w:ascii="Consolas" w:hAnsi="Consolas" w:eastAsia="Consolas"/>
-          <w:b w:val="0"/>
-          <w:i w:val="0"/>
-          <w:sz w:val="18"/>
-        </w:rPr>
-        <w:t xml:space="preserve">        string category</w:t>
-      </w:r>
-    </w:p>
-    <w:p>
-      <w:pPr>
-        <w:spacing w:before="0" w:after="0" w:line="240" w:lineRule="auto"/>
-        <w:ind w:left="283"/>
-      </w:pPr>
-      <w:r>
-        <w:rPr>
-          <w:rFonts w:ascii="Consolas" w:hAnsi="Consolas" w:eastAsia="Consolas"/>
-          <w:b w:val="0"/>
-          <w:i w:val="0"/>
-          <w:sz w:val="18"/>
-        </w:rPr>
-        <w:t xml:space="preserve">        string location</w:t>
-      </w:r>
-    </w:p>
-    <w:p>
-      <w:pPr>
-        <w:spacing w:before="0" w:after="0" w:line="240" w:lineRule="auto"/>
-        <w:ind w:left="283"/>
-      </w:pPr>
-      <w:r>
-        <w:rPr>
-          <w:rFonts w:ascii="Consolas" w:hAnsi="Consolas" w:eastAsia="Consolas"/>
-          <w:b w:val="0"/>
-          <w:i w:val="0"/>
-          <w:sz w:val="18"/>
-        </w:rPr>
-        <w:t xml:space="preserve">        string landmark</w:t>
-      </w:r>
-    </w:p>
-    <w:p>
-      <w:pPr>
-        <w:spacing w:before="0" w:after="0" w:line="240" w:lineRule="auto"/>
-        <w:ind w:left="283"/>
-      </w:pPr>
-      <w:r>
-        <w:rPr>
-          <w:rFonts w:ascii="Consolas" w:hAnsi="Consolas" w:eastAsia="Consolas"/>
-          <w:b w:val="0"/>
-          <w:i w:val="0"/>
-          <w:sz w:val="18"/>
-        </w:rPr>
-        <w:t xml:space="preserve">        string status</w:t>
-      </w:r>
-    </w:p>
-    <w:p>
-      <w:pPr>
-        <w:spacing w:before="0" w:after="0" w:line="240" w:lineRule="auto"/>
-        <w:ind w:left="283"/>
-      </w:pPr>
-      <w:r>
-        <w:rPr>
-          <w:rFonts w:ascii="Consolas" w:hAnsi="Consolas" w:eastAsia="Consolas"/>
-          <w:b w:val="0"/>
-          <w:i w:val="0"/>
-          <w:sz w:val="18"/>
-        </w:rPr>
-        <w:t xml:space="preserve">        ObjectId citizenId FK</w:t>
-      </w:r>
-    </w:p>
-    <w:p>
-      <w:pPr>
-        <w:spacing w:before="0" w:after="0" w:line="240" w:lineRule="auto"/>
-        <w:ind w:left="283"/>
-      </w:pPr>
-      <w:r>
-        <w:rPr>
-          <w:rFonts w:ascii="Consolas" w:hAnsi="Consolas" w:eastAsia="Consolas"/>
-          <w:b w:val="0"/>
-          <w:i w:val="0"/>
-          <w:sz w:val="18"/>
-        </w:rPr>
-        <w:t xml:space="preserve">        ObjectId departmentId FK</w:t>
-      </w:r>
-    </w:p>
-    <w:p>
-      <w:pPr>
-        <w:spacing w:before="0" w:after="0" w:line="240" w:lineRule="auto"/>
-        <w:ind w:left="283"/>
-      </w:pPr>
-      <w:r>
-        <w:rPr>
-          <w:rFonts w:ascii="Consolas" w:hAnsi="Consolas" w:eastAsia="Consolas"/>
-          <w:b w:val="0"/>
-          <w:i w:val="0"/>
-          <w:sz w:val="18"/>
-        </w:rPr>
-        <w:t xml:space="preserve">        ObjectId assignedOfficerId FK</w:t>
-      </w:r>
-    </w:p>
-    <w:p>
-      <w:pPr>
-        <w:spacing w:before="0" w:after="0" w:line="240" w:lineRule="auto"/>
-        <w:ind w:left="283"/>
-      </w:pPr>
-      <w:r>
-        <w:rPr>
-          <w:rFonts w:ascii="Consolas" w:hAnsi="Consolas" w:eastAsia="Consolas"/>
-          <w:b w:val="0"/>
-          <w:i w:val="0"/>
-          <w:sz w:val="18"/>
-        </w:rPr>
-        <w:t xml:space="preserve">        string photoUrl</w:t>
-      </w:r>
-    </w:p>
-    <w:p>
-      <w:pPr>
-        <w:spacing w:before="0" w:after="0" w:line="240" w:lineRule="auto"/>
-        <w:ind w:left="283"/>
-      </w:pPr>
-      <w:r>
-        <w:rPr>
-          <w:rFonts w:ascii="Consolas" w:hAnsi="Consolas" w:eastAsia="Consolas"/>
-          <w:b w:val="0"/>
-          <w:i w:val="0"/>
-          <w:sz w:val="18"/>
-        </w:rPr>
-        <w:t xml:space="preserve">        string attachmentUrl</w:t>
-      </w:r>
-    </w:p>
-    <w:p>
-      <w:pPr>
-        <w:spacing w:before="0" w:after="0" w:line="240" w:lineRule="auto"/>
-        <w:ind w:left="283"/>
-      </w:pPr>
-      <w:r>
-        <w:rPr>
-          <w:rFonts w:ascii="Consolas" w:hAnsi="Consolas" w:eastAsia="Consolas"/>
-          <w:b w:val="0"/>
-          <w:i w:val="0"/>
-          <w:sz w:val="18"/>
-        </w:rPr>
-        <w:t xml:space="preserve">        string resolutionNote</w:t>
-      </w:r>
-    </w:p>
-    <w:p>
-      <w:pPr>
-        <w:spacing w:before="0" w:after="0" w:line="240" w:lineRule="auto"/>
-        <w:ind w:left="283"/>
-      </w:pPr>
-      <w:r>
-        <w:rPr>
-          <w:rFonts w:ascii="Consolas" w:hAnsi="Consolas" w:eastAsia="Consolas"/>
-          <w:b w:val="0"/>
-          <w:i w:val="0"/>
-          <w:sz w:val="18"/>
-        </w:rPr>
-        <w:t xml:space="preserve">        datetime createdAt</w:t>
-      </w:r>
-    </w:p>
-    <w:p>
-      <w:pPr>
-        <w:spacing w:before="0" w:after="0" w:line="240" w:lineRule="auto"/>
-        <w:ind w:left="283"/>
-      </w:pPr>
-      <w:r>
-        <w:rPr>
-          <w:rFonts w:ascii="Consolas" w:hAnsi="Consolas" w:eastAsia="Consolas"/>
-          <w:b w:val="0"/>
-          <w:i w:val="0"/>
-          <w:sz w:val="18"/>
-        </w:rPr>
-        <w:t xml:space="preserve">        datetime updatedAt</w:t>
-      </w:r>
-    </w:p>
-    <w:p>
-      <w:pPr>
-        <w:spacing w:before="0" w:after="0" w:line="240" w:lineRule="auto"/>
-        <w:ind w:left="283"/>
-      </w:pPr>
-      <w:r>
-        <w:rPr>
-          <w:rFonts w:ascii="Consolas" w:hAnsi="Consolas" w:eastAsia="Consolas"/>
-          <w:b w:val="0"/>
-          <w:i w:val="0"/>
-          <w:sz w:val="18"/>
-        </w:rPr>
-        <w:t xml:space="preserve">        datetime resolvedAt</w:t>
-      </w:r>
-    </w:p>
-    <w:p>
-      <w:pPr>
-        <w:spacing w:before="0" w:after="0" w:line="240" w:lineRule="auto"/>
-        <w:ind w:left="283"/>
-      </w:pPr>
-      <w:r>
-        <w:rPr>
-          <w:rFonts w:ascii="Consolas" w:hAnsi="Consolas" w:eastAsia="Consolas"/>
-          <w:b w:val="0"/>
-          <w:i w:val="0"/>
-          <w:sz w:val="18"/>
-        </w:rPr>
-        <w:t xml:space="preserve">    }</w:t>
-      </w:r>
-    </w:p>
-    <w:p>
-      <w:pPr>
-        <w:spacing w:before="0" w:after="0" w:line="240" w:lineRule="auto"/>
-        <w:ind w:left="283"/>
-      </w:pPr>
-      <w:r>
-        <w:rPr>
-          <w:rFonts w:ascii="Consolas" w:hAnsi="Consolas" w:eastAsia="Consolas"/>
-          <w:b w:val="0"/>
-          <w:i w:val="0"/>
-          <w:sz w:val="18"/>
-        </w:rPr>
-      </w:r>
-    </w:p>
-    <w:p>
-      <w:pPr>
-        <w:spacing w:before="0" w:after="0" w:line="240" w:lineRule="auto"/>
-        <w:ind w:left="283"/>
-      </w:pPr>
-      <w:r>
-        <w:rPr>
-          <w:rFonts w:ascii="Consolas" w:hAnsi="Consolas" w:eastAsia="Consolas"/>
-          <w:b w:val="0"/>
-          <w:i w:val="0"/>
-          <w:sz w:val="18"/>
-        </w:rPr>
-        <w:t xml:space="preserve">    STATUS_HISTORY {</w:t>
-      </w:r>
-    </w:p>
-    <w:p>
-      <w:pPr>
-        <w:spacing w:before="0" w:after="0" w:line="240" w:lineRule="auto"/>
-        <w:ind w:left="283"/>
-      </w:pPr>
-      <w:r>
-        <w:rPr>
-          <w:rFonts w:ascii="Consolas" w:hAnsi="Consolas" w:eastAsia="Consolas"/>
-          <w:b w:val="0"/>
-          <w:i w:val="0"/>
-          <w:sz w:val="18"/>
-        </w:rPr>
-        <w:t xml:space="preserve">        ObjectId _id PK</w:t>
-      </w:r>
-    </w:p>
-    <w:p>
-      <w:pPr>
-        <w:spacing w:before="0" w:after="0" w:line="240" w:lineRule="auto"/>
-        <w:ind w:left="283"/>
-      </w:pPr>
-      <w:r>
-        <w:rPr>
-          <w:rFonts w:ascii="Consolas" w:hAnsi="Consolas" w:eastAsia="Consolas"/>
-          <w:b w:val="0"/>
-          <w:i w:val="0"/>
-          <w:sz w:val="18"/>
-        </w:rPr>
-        <w:t xml:space="preserve">        string entityType</w:t>
-      </w:r>
-    </w:p>
-    <w:p>
-      <w:pPr>
-        <w:spacing w:before="0" w:after="0" w:line="240" w:lineRule="auto"/>
-        <w:ind w:left="283"/>
-      </w:pPr>
-      <w:r>
-        <w:rPr>
-          <w:rFonts w:ascii="Consolas" w:hAnsi="Consolas" w:eastAsia="Consolas"/>
-          <w:b w:val="0"/>
-          <w:i w:val="0"/>
-          <w:sz w:val="18"/>
-        </w:rPr>
-        <w:t xml:space="preserve">        ObjectId entityId FK</w:t>
-      </w:r>
-    </w:p>
-    <w:p>
-      <w:pPr>
-        <w:spacing w:before="0" w:after="0" w:line="240" w:lineRule="auto"/>
-        <w:ind w:left="283"/>
-      </w:pPr>
-      <w:r>
-        <w:rPr>
-          <w:rFonts w:ascii="Consolas" w:hAnsi="Consolas" w:eastAsia="Consolas"/>
-          <w:b w:val="0"/>
-          <w:i w:val="0"/>
-          <w:sz w:val="18"/>
-        </w:rPr>
-        <w:t xml:space="preserve">        string fromStatus</w:t>
-      </w:r>
-    </w:p>
-    <w:p>
-      <w:pPr>
-        <w:spacing w:before="0" w:after="0" w:line="240" w:lineRule="auto"/>
-        <w:ind w:left="283"/>
-      </w:pPr>
-      <w:r>
-        <w:rPr>
-          <w:rFonts w:ascii="Consolas" w:hAnsi="Consolas" w:eastAsia="Consolas"/>
-          <w:b w:val="0"/>
-          <w:i w:val="0"/>
-          <w:sz w:val="18"/>
-        </w:rPr>
-        <w:t xml:space="preserve">        string toStatus</w:t>
-      </w:r>
-    </w:p>
-    <w:p>
-      <w:pPr>
-        <w:spacing w:before="0" w:after="0" w:line="240" w:lineRule="auto"/>
-        <w:ind w:left="283"/>
-      </w:pPr>
-      <w:r>
-        <w:rPr>
-          <w:rFonts w:ascii="Consolas" w:hAnsi="Consolas" w:eastAsia="Consolas"/>
-          <w:b w:val="0"/>
-          <w:i w:val="0"/>
-          <w:sz w:val="18"/>
-        </w:rPr>
-        <w:t xml:space="preserve">        string note</w:t>
-      </w:r>
-    </w:p>
-    <w:p>
-      <w:pPr>
-        <w:spacing w:before="0" w:after="0" w:line="240" w:lineRule="auto"/>
-        <w:ind w:left="283"/>
-      </w:pPr>
-      <w:r>
-        <w:rPr>
-          <w:rFonts w:ascii="Consolas" w:hAnsi="Consolas" w:eastAsia="Consolas"/>
-          <w:b w:val="0"/>
-          <w:i w:val="0"/>
-          <w:sz w:val="18"/>
-        </w:rPr>
-        <w:t xml:space="preserve">        ObjectId changedBy FK</w:t>
-      </w:r>
-    </w:p>
-    <w:p>
-      <w:pPr>
-        <w:spacing w:before="0" w:after="0" w:line="240" w:lineRule="auto"/>
-        <w:ind w:left="283"/>
-      </w:pPr>
-      <w:r>
-        <w:rPr>
-          <w:rFonts w:ascii="Consolas" w:hAnsi="Consolas" w:eastAsia="Consolas"/>
-          <w:b w:val="0"/>
-          <w:i w:val="0"/>
-          <w:sz w:val="18"/>
-        </w:rPr>
-        <w:t xml:space="preserve">        datetime changedAt</w:t>
-      </w:r>
-    </w:p>
-    <w:p>
-      <w:pPr>
-        <w:spacing w:before="0" w:after="0" w:line="240" w:lineRule="auto"/>
-        <w:ind w:left="283"/>
-      </w:pPr>
-      <w:r>
-        <w:rPr>
-          <w:rFonts w:ascii="Consolas" w:hAnsi="Consolas" w:eastAsia="Consolas"/>
-          <w:b w:val="0"/>
-          <w:i w:val="0"/>
-          <w:sz w:val="18"/>
-        </w:rPr>
-        <w:t xml:space="preserve">    }</w:t>
-      </w:r>
-    </w:p>
-    <w:p>
-      <w:pPr>
-        <w:spacing w:before="0" w:after="0" w:line="240" w:lineRule="auto"/>
-        <w:ind w:left="283"/>
-      </w:pPr>
-      <w:r>
-        <w:rPr>
-          <w:rFonts w:ascii="Consolas" w:hAnsi="Consolas" w:eastAsia="Consolas"/>
-          <w:b w:val="0"/>
-          <w:i w:val="0"/>
-          <w:sz w:val="18"/>
-        </w:rPr>
-      </w:r>
-    </w:p>
-    <w:p>
-      <w:pPr>
-        <w:spacing w:before="0" w:after="0" w:line="240" w:lineRule="auto"/>
-        <w:ind w:left="283"/>
-      </w:pPr>
-      <w:r>
-        <w:rPr>
-          <w:rFonts w:ascii="Consolas" w:hAnsi="Consolas" w:eastAsia="Consolas"/>
-          <w:b w:val="0"/>
-          <w:i w:val="0"/>
-          <w:sz w:val="18"/>
-        </w:rPr>
-        <w:t xml:space="preserve">    NOTIFICATION {</w:t>
-      </w:r>
-    </w:p>
-    <w:p>
-      <w:pPr>
-        <w:spacing w:before="0" w:after="0" w:line="240" w:lineRule="auto"/>
-        <w:ind w:left="283"/>
-      </w:pPr>
-      <w:r>
-        <w:rPr>
-          <w:rFonts w:ascii="Consolas" w:hAnsi="Consolas" w:eastAsia="Consolas"/>
-          <w:b w:val="0"/>
-          <w:i w:val="0"/>
-          <w:sz w:val="18"/>
-        </w:rPr>
-        <w:t xml:space="preserve">        ObjectId _id PK</w:t>
-      </w:r>
-    </w:p>
-    <w:p>
-      <w:pPr>
-        <w:spacing w:before="0" w:after="0" w:line="240" w:lineRule="auto"/>
-        <w:ind w:left="283"/>
-      </w:pPr>
-      <w:r>
-        <w:rPr>
-          <w:rFonts w:ascii="Consolas" w:hAnsi="Consolas" w:eastAsia="Consolas"/>
-          <w:b w:val="0"/>
-          <w:i w:val="0"/>
-          <w:sz w:val="18"/>
-        </w:rPr>
-        <w:t xml:space="preserve">        ObjectId userId FK</w:t>
-      </w:r>
-    </w:p>
-    <w:p>
-      <w:pPr>
-        <w:spacing w:before="0" w:after="0" w:line="240" w:lineRule="auto"/>
-        <w:ind w:left="283"/>
-      </w:pPr>
-      <w:r>
-        <w:rPr>
-          <w:rFonts w:ascii="Consolas" w:hAnsi="Consolas" w:eastAsia="Consolas"/>
-          <w:b w:val="0"/>
-          <w:i w:val="0"/>
-          <w:sz w:val="18"/>
-        </w:rPr>
-        <w:t xml:space="preserve">        string title</w:t>
-      </w:r>
-    </w:p>
-    <w:p>
-      <w:pPr>
-        <w:spacing w:before="0" w:after="0" w:line="240" w:lineRule="auto"/>
-        <w:ind w:left="283"/>
-      </w:pPr>
-      <w:r>
-        <w:rPr>
-          <w:rFonts w:ascii="Consolas" w:hAnsi="Consolas" w:eastAsia="Consolas"/>
-          <w:b w:val="0"/>
-          <w:i w:val="0"/>
-          <w:sz w:val="18"/>
-        </w:rPr>
-        <w:t xml:space="preserve">        string message</w:t>
-      </w:r>
-    </w:p>
-    <w:p>
-      <w:pPr>
-        <w:spacing w:before="0" w:after="0" w:line="240" w:lineRule="auto"/>
-        <w:ind w:left="283"/>
-      </w:pPr>
-      <w:r>
-        <w:rPr>
-          <w:rFonts w:ascii="Consolas" w:hAnsi="Consolas" w:eastAsia="Consolas"/>
-          <w:b w:val="0"/>
-          <w:i w:val="0"/>
-          <w:sz w:val="18"/>
-        </w:rPr>
-        <w:t xml:space="preserve">        string relatedEntityType</w:t>
-      </w:r>
-    </w:p>
-    <w:p>
-      <w:pPr>
-        <w:spacing w:before="0" w:after="0" w:line="240" w:lineRule="auto"/>
-        <w:ind w:left="283"/>
-      </w:pPr>
-      <w:r>
-        <w:rPr>
-          <w:rFonts w:ascii="Consolas" w:hAnsi="Consolas" w:eastAsia="Consolas"/>
-          <w:b w:val="0"/>
-          <w:i w:val="0"/>
-          <w:sz w:val="18"/>
-        </w:rPr>
-        <w:t xml:space="preserve">        ObjectId relatedEntityId</w:t>
-      </w:r>
-    </w:p>
-    <w:p>
-      <w:pPr>
-        <w:spacing w:before="0" w:after="0" w:line="240" w:lineRule="auto"/>
-        <w:ind w:left="283"/>
-      </w:pPr>
-      <w:r>
-        <w:rPr>
-          <w:rFonts w:ascii="Consolas" w:hAnsi="Consolas" w:eastAsia="Consolas"/>
-          <w:b w:val="0"/>
-          <w:i w:val="0"/>
-          <w:sz w:val="18"/>
-        </w:rPr>
-        <w:t xml:space="preserve">        boolean isRead</w:t>
-      </w:r>
-    </w:p>
-    <w:p>
-      <w:pPr>
-        <w:spacing w:before="0" w:after="0" w:line="240" w:lineRule="auto"/>
-        <w:ind w:left="283"/>
-      </w:pPr>
-      <w:r>
-        <w:rPr>
-          <w:rFonts w:ascii="Consolas" w:hAnsi="Consolas" w:eastAsia="Consolas"/>
-          <w:b w:val="0"/>
-          <w:i w:val="0"/>
-          <w:sz w:val="18"/>
-        </w:rPr>
-        <w:t xml:space="preserve">        datetime createdAt</w:t>
-      </w:r>
-    </w:p>
-    <w:p>
-      <w:pPr>
-        <w:spacing w:before="0" w:after="0" w:line="240" w:lineRule="auto"/>
-        <w:ind w:left="283"/>
-      </w:pPr>
-      <w:r>
-        <w:rPr>
-          <w:rFonts w:ascii="Consolas" w:hAnsi="Consolas" w:eastAsia="Consolas"/>
-          <w:b w:val="0"/>
-          <w:i w:val="0"/>
-          <w:sz w:val="18"/>
-        </w:rPr>
-        <w:t xml:space="preserve">    }</w:t>
-      </w:r>
-    </w:p>
-    <w:p>
-      <w:pPr>
-        <w:spacing w:before="0" w:after="0" w:line="240" w:lineRule="auto"/>
-        <w:ind w:left="283"/>
-      </w:pPr>
-      <w:r>
-        <w:rPr>
-          <w:rFonts w:ascii="Consolas" w:hAnsi="Consolas" w:eastAsia="Consolas"/>
-          <w:b w:val="0"/>
-          <w:i w:val="0"/>
-          <w:sz w:val="18"/>
-        </w:rPr>
-      </w:r>
-    </w:p>
-    <w:p>
-      <w:pPr>
-        <w:spacing w:before="0" w:after="0" w:line="240" w:lineRule="auto"/>
-        <w:ind w:left="283"/>
-      </w:pPr>
-      <w:r>
-        <w:rPr>
-          <w:rFonts w:ascii="Consolas" w:hAnsi="Consolas" w:eastAsia="Consolas"/>
-          <w:b w:val="0"/>
-          <w:i w:val="0"/>
-          <w:sz w:val="18"/>
-        </w:rPr>
-        <w:t xml:space="preserve">    ACTIVITY_LOG {</w:t>
-      </w:r>
-    </w:p>
-    <w:p>
-      <w:pPr>
-        <w:spacing w:before="0" w:after="0" w:line="240" w:lineRule="auto"/>
-        <w:ind w:left="283"/>
-      </w:pPr>
-      <w:r>
-        <w:rPr>
-          <w:rFonts w:ascii="Consolas" w:hAnsi="Consolas" w:eastAsia="Consolas"/>
-          <w:b w:val="0"/>
-          <w:i w:val="0"/>
-          <w:sz w:val="18"/>
-        </w:rPr>
-        <w:t xml:space="preserve">        ObjectId _id PK</w:t>
-      </w:r>
-    </w:p>
-    <w:p>
-      <w:pPr>
-        <w:spacing w:before="0" w:after="0" w:line="240" w:lineRule="auto"/>
-        <w:ind w:left="283"/>
-      </w:pPr>
-      <w:r>
-        <w:rPr>
-          <w:rFonts w:ascii="Consolas" w:hAnsi="Consolas" w:eastAsia="Consolas"/>
-          <w:b w:val="0"/>
-          <w:i w:val="0"/>
-          <w:sz w:val="18"/>
-        </w:rPr>
-        <w:t xml:space="preserve">        ObjectId userId FK</w:t>
-      </w:r>
-    </w:p>
-    <w:p>
-      <w:pPr>
-        <w:spacing w:before="0" w:after="0" w:line="240" w:lineRule="auto"/>
-        <w:ind w:left="283"/>
-      </w:pPr>
-      <w:r>
-        <w:rPr>
-          <w:rFonts w:ascii="Consolas" w:hAnsi="Consolas" w:eastAsia="Consolas"/>
-          <w:b w:val="0"/>
-          <w:i w:val="0"/>
-          <w:sz w:val="18"/>
-        </w:rPr>
-        <w:t xml:space="preserve">        string action</w:t>
-      </w:r>
-    </w:p>
-    <w:p>
-      <w:pPr>
-        <w:spacing w:before="0" w:after="0" w:line="240" w:lineRule="auto"/>
-        <w:ind w:left="283"/>
-      </w:pPr>
-      <w:r>
-        <w:rPr>
-          <w:rFonts w:ascii="Consolas" w:hAnsi="Consolas" w:eastAsia="Consolas"/>
-          <w:b w:val="0"/>
-          <w:i w:val="0"/>
-          <w:sz w:val="18"/>
-        </w:rPr>
-        <w:t xml:space="preserve">        string entityType</w:t>
-      </w:r>
-    </w:p>
-    <w:p>
-      <w:pPr>
-        <w:spacing w:before="0" w:after="0" w:line="240" w:lineRule="auto"/>
-        <w:ind w:left="283"/>
-      </w:pPr>
-      <w:r>
-        <w:rPr>
-          <w:rFonts w:ascii="Consolas" w:hAnsi="Consolas" w:eastAsia="Consolas"/>
-          <w:b w:val="0"/>
-          <w:i w:val="0"/>
-          <w:sz w:val="18"/>
-        </w:rPr>
-        <w:t xml:space="preserve">        ObjectId entityId</w:t>
-      </w:r>
-    </w:p>
-    <w:p>
-      <w:pPr>
-        <w:spacing w:before="0" w:after="0" w:line="240" w:lineRule="auto"/>
-        <w:ind w:left="283"/>
-      </w:pPr>
-      <w:r>
-        <w:rPr>
-          <w:rFonts w:ascii="Consolas" w:hAnsi="Consolas" w:eastAsia="Consolas"/>
-          <w:b w:val="0"/>
-          <w:i w:val="0"/>
-          <w:sz w:val="18"/>
-        </w:rPr>
-        <w:t xml:space="preserve">        string details</w:t>
-      </w:r>
-    </w:p>
-    <w:p>
-      <w:pPr>
-        <w:spacing w:before="0" w:after="0" w:line="240" w:lineRule="auto"/>
-        <w:ind w:left="283"/>
-      </w:pPr>
-      <w:r>
-        <w:rPr>
-          <w:rFonts w:ascii="Consolas" w:hAnsi="Consolas" w:eastAsia="Consolas"/>
-          <w:b w:val="0"/>
-          <w:i w:val="0"/>
-          <w:sz w:val="18"/>
-        </w:rPr>
-        <w:t xml:space="preserve">        datetime createdAt</w:t>
-      </w:r>
-    </w:p>
-    <w:p>
-      <w:pPr>
-        <w:spacing w:before="0" w:after="0" w:line="240" w:lineRule="auto"/>
-        <w:ind w:left="283"/>
-      </w:pPr>
-      <w:r>
-        <w:rPr>
-          <w:rFonts w:ascii="Consolas" w:hAnsi="Consolas" w:eastAsia="Consolas"/>
-          <w:b w:val="0"/>
-          <w:i w:val="0"/>
-          <w:sz w:val="18"/>
-        </w:rPr>
-        <w:t xml:space="preserve">    }</w:t>
-      </w:r>
-    </w:p>
-    <w:p>
-      <w:pPr>
-        <w:spacing w:before="0" w:after="160" w:line="276" w:lineRule="auto"/>
-        <w:jc w:val="center"/>
-      </w:pPr>
-      <w:r>
-        <w:rPr>
-          <w:rFonts w:ascii="Times New Roman" w:hAnsi="Times New Roman" w:eastAsia="Times New Roman"/>
-          <w:b w:val="0"/>
-          <w:i/>
-          <w:sz w:val="20"/>
-        </w:rPr>
-        <w:t>Figure 2.3: Entity-relationship diagram — users, departments, and complaints</w:t>
-      </w:r>
-    </w:p>
-    <w:p>
-      <w:pPr>
-        <w:spacing w:before="0" w:after="160" w:line="276" w:lineRule="auto"/>
-        <w:jc w:val="both"/>
-      </w:pPr>
-      <w:r>
-        <w:rPr>
-          <w:rFonts w:ascii="Times New Roman" w:hAnsi="Times New Roman" w:eastAsia="Times New Roman"/>
-          <w:b w:val="0"/>
-          <w:i/>
-          <w:sz w:val="24"/>
-        </w:rPr>
-        <w:t>Figure diagram 4 (see source Markdown if image did not render).</w:t>
-      </w:r>
-    </w:p>
-    <w:p>
-      <w:pPr>
-        <w:spacing w:before="0" w:after="0" w:line="240" w:lineRule="auto"/>
-        <w:ind w:left="283"/>
-      </w:pPr>
-      <w:r>
-        <w:rPr>
-          <w:rFonts w:ascii="Consolas" w:hAnsi="Consolas" w:eastAsia="Consolas"/>
-          <w:b w:val="0"/>
-          <w:i w:val="0"/>
-          <w:sz w:val="18"/>
-        </w:rPr>
-        <w:t>flowchart LR</w:t>
-      </w:r>
-    </w:p>
-    <w:p>
-      <w:pPr>
-        <w:spacing w:before="0" w:after="0" w:line="240" w:lineRule="auto"/>
-        <w:ind w:left="283"/>
-      </w:pPr>
-      <w:r>
-        <w:rPr>
-          <w:rFonts w:ascii="Consolas" w:hAnsi="Consolas" w:eastAsia="Consolas"/>
-          <w:b w:val="0"/>
-          <w:i w:val="0"/>
-          <w:sz w:val="18"/>
-        </w:rPr>
-        <w:t xml:space="preserve">    Citizen[Citizen]</w:t>
-      </w:r>
-    </w:p>
-    <w:p>
-      <w:pPr>
-        <w:spacing w:before="0" w:after="0" w:line="240" w:lineRule="auto"/>
-        <w:ind w:left="283"/>
-      </w:pPr>
-      <w:r>
-        <w:rPr>
-          <w:rFonts w:ascii="Consolas" w:hAnsi="Consolas" w:eastAsia="Consolas"/>
-          <w:b w:val="0"/>
-          <w:i w:val="0"/>
-          <w:sz w:val="18"/>
-        </w:rPr>
-        <w:t xml:space="preserve">    Admin[Administrator]</w:t>
-      </w:r>
-    </w:p>
-    <w:p>
-      <w:pPr>
-        <w:spacing w:before="0" w:after="0" w:line="240" w:lineRule="auto"/>
-        <w:ind w:left="283"/>
-      </w:pPr>
-      <w:r>
-        <w:rPr>
-          <w:rFonts w:ascii="Consolas" w:hAnsi="Consolas" w:eastAsia="Consolas"/>
-          <w:b w:val="0"/>
-          <w:i w:val="0"/>
-          <w:sz w:val="18"/>
-        </w:rPr>
-        <w:t xml:space="preserve">    Officer[Department Officer]</w:t>
-      </w:r>
-    </w:p>
-    <w:p>
-      <w:pPr>
-        <w:spacing w:before="0" w:after="0" w:line="240" w:lineRule="auto"/>
-        <w:ind w:left="283"/>
-      </w:pPr>
-      <w:r>
-        <w:rPr>
-          <w:rFonts w:ascii="Consolas" w:hAnsi="Consolas" w:eastAsia="Consolas"/>
-          <w:b w:val="0"/>
-          <w:i w:val="0"/>
-          <w:sz w:val="18"/>
-        </w:rPr>
-        <w:t xml:space="preserve">    System((Web System))</w:t>
-      </w:r>
-    </w:p>
-    <w:p>
-      <w:pPr>
-        <w:spacing w:before="0" w:after="0" w:line="240" w:lineRule="auto"/>
-        <w:ind w:left="283"/>
-      </w:pPr>
-      <w:r>
-        <w:rPr>
-          <w:rFonts w:ascii="Consolas" w:hAnsi="Consolas" w:eastAsia="Consolas"/>
-          <w:b w:val="0"/>
-          <w:i w:val="0"/>
-          <w:sz w:val="18"/>
-        </w:rPr>
-        <w:t xml:space="preserve">    DB[(Database)]</w:t>
-      </w:r>
-    </w:p>
-    <w:p>
-      <w:pPr>
-        <w:spacing w:before="0" w:after="0" w:line="240" w:lineRule="auto"/>
-        <w:ind w:left="283"/>
-      </w:pPr>
-      <w:r>
-        <w:rPr>
-          <w:rFonts w:ascii="Consolas" w:hAnsi="Consolas" w:eastAsia="Consolas"/>
-          <w:b w:val="0"/>
-          <w:i w:val="0"/>
-          <w:sz w:val="18"/>
-        </w:rPr>
-      </w:r>
-    </w:p>
-    <w:p>
-      <w:pPr>
-        <w:spacing w:before="0" w:after="0" w:line="240" w:lineRule="auto"/>
-        <w:ind w:left="283"/>
-      </w:pPr>
-      <w:r>
-        <w:rPr>
-          <w:rFonts w:ascii="Consolas" w:hAnsi="Consolas" w:eastAsia="Consolas"/>
-          <w:b w:val="0"/>
-          <w:i w:val="0"/>
-          <w:sz w:val="18"/>
-        </w:rPr>
-        <w:t xml:space="preserve">    Citizen --&gt;|Complaint| System</w:t>
-      </w:r>
-    </w:p>
-    <w:p>
-      <w:pPr>
-        <w:spacing w:before="0" w:after="0" w:line="240" w:lineRule="auto"/>
-        <w:ind w:left="283"/>
-      </w:pPr>
-      <w:r>
-        <w:rPr>
-          <w:rFonts w:ascii="Consolas" w:hAnsi="Consolas" w:eastAsia="Consolas"/>
-          <w:b w:val="0"/>
-          <w:i w:val="0"/>
-          <w:sz w:val="18"/>
-        </w:rPr>
-        <w:t xml:space="preserve">    Citizen --&gt;|Login / Track| System</w:t>
-      </w:r>
-    </w:p>
-    <w:p>
-      <w:pPr>
-        <w:spacing w:before="0" w:after="0" w:line="240" w:lineRule="auto"/>
-        <w:ind w:left="283"/>
-      </w:pPr>
-      <w:r>
-        <w:rPr>
-          <w:rFonts w:ascii="Consolas" w:hAnsi="Consolas" w:eastAsia="Consolas"/>
-          <w:b w:val="0"/>
-          <w:i w:val="0"/>
-          <w:sz w:val="18"/>
-        </w:rPr>
-        <w:t xml:space="preserve">    Admin --&gt;|Manage / Assign / Report| System</w:t>
-      </w:r>
-    </w:p>
-    <w:p>
-      <w:pPr>
-        <w:spacing w:before="0" w:after="0" w:line="240" w:lineRule="auto"/>
-        <w:ind w:left="283"/>
-      </w:pPr>
-      <w:r>
-        <w:rPr>
-          <w:rFonts w:ascii="Consolas" w:hAnsi="Consolas" w:eastAsia="Consolas"/>
-          <w:b w:val="0"/>
-          <w:i w:val="0"/>
-          <w:sz w:val="18"/>
-        </w:rPr>
-        <w:t xml:space="preserve">    Officer --&gt;|Process / Update| System</w:t>
-      </w:r>
-    </w:p>
-    <w:p>
-      <w:pPr>
-        <w:spacing w:before="0" w:after="0" w:line="240" w:lineRule="auto"/>
-        <w:ind w:left="283"/>
-      </w:pPr>
-      <w:r>
-        <w:rPr>
-          <w:rFonts w:ascii="Consolas" w:hAnsi="Consolas" w:eastAsia="Consolas"/>
-          <w:b w:val="0"/>
-          <w:i w:val="0"/>
-          <w:sz w:val="18"/>
-        </w:rPr>
-        <w:t xml:space="preserve">    System --&gt; DB</w:t>
-      </w:r>
-    </w:p>
-    <w:p>
-      <w:pPr>
-        <w:spacing w:before="0" w:after="0" w:line="240" w:lineRule="auto"/>
-        <w:ind w:left="283"/>
-      </w:pPr>
-      <w:r>
-        <w:rPr>
-          <w:rFonts w:ascii="Consolas" w:hAnsi="Consolas" w:eastAsia="Consolas"/>
-          <w:b w:val="0"/>
-          <w:i w:val="0"/>
-          <w:sz w:val="18"/>
-        </w:rPr>
-        <w:t xml:space="preserve">    DB --&gt; System</w:t>
-      </w:r>
-    </w:p>
-    <w:p>
-      <w:pPr>
-        <w:spacing w:before="0" w:after="0" w:line="240" w:lineRule="auto"/>
-        <w:ind w:left="283"/>
-      </w:pPr>
-      <w:r>
-        <w:rPr>
-          <w:rFonts w:ascii="Consolas" w:hAnsi="Consolas" w:eastAsia="Consolas"/>
-          <w:b w:val="0"/>
-          <w:i w:val="0"/>
-          <w:sz w:val="18"/>
-        </w:rPr>
-        <w:t xml:space="preserve">    System --&gt;|Status / Notifications| Citizen</w:t>
-      </w:r>
-    </w:p>
-    <w:p>
-      <w:pPr>
-        <w:spacing w:before="0" w:after="0" w:line="240" w:lineRule="auto"/>
-        <w:ind w:left="283"/>
-      </w:pPr>
-      <w:r>
-        <w:rPr>
-          <w:rFonts w:ascii="Consolas" w:hAnsi="Consolas" w:eastAsia="Consolas"/>
-          <w:b w:val="0"/>
-          <w:i w:val="0"/>
-          <w:sz w:val="18"/>
-        </w:rPr>
-        <w:t xml:space="preserve">    System --&gt;|Dashboard / Reports| Admin</w:t>
-      </w:r>
-    </w:p>
-    <w:p>
-      <w:pPr>
-        <w:spacing w:before="0" w:after="0" w:line="240" w:lineRule="auto"/>
-        <w:ind w:left="283"/>
-      </w:pPr>
-      <w:r>
-        <w:rPr>
-          <w:rFonts w:ascii="Consolas" w:hAnsi="Consolas" w:eastAsia="Consolas"/>
-          <w:b w:val="0"/>
-          <w:i w:val="0"/>
-          <w:sz w:val="18"/>
-        </w:rPr>
-        <w:t xml:space="preserve">    System --&gt;|Assigned Tasks| Officer</w:t>
+        <w:drawing>
+          <wp:inline xmlns:a="http://schemas.openxmlformats.org/drawingml/2006/main" xmlns:pic="http://schemas.openxmlformats.org/drawingml/2006/picture">
+            <wp:extent cx="5669280" cy="3188970"/>
+            <wp:docPr id="4" name="Picture 4"/>
+            <wp:cNvGraphicFramePr>
+              <a:graphicFrameLocks noChangeAspect="1"/>
+            </wp:cNvGraphicFramePr>
+            <a:graphic>
+              <a:graphicData uri="http://schemas.openxmlformats.org/drawingml/2006/picture">
+                <pic:pic>
+                  <pic:nvPicPr>
+                    <pic:cNvPr id="0" name="fig-2-4-dfd.png"/>
+                    <pic:cNvPicPr/>
+                  </pic:nvPicPr>
+                  <pic:blipFill>
+                    <a:blip r:embed="rId12"/>
+                    <a:stretch>
+                      <a:fillRect/>
+                    </a:stretch>
+                  </pic:blipFill>
+                  <pic:spPr>
+                    <a:xfrm>
+                      <a:off x="0" y="0"/>
+                      <a:ext cx="5669280" cy="3188970"/>
+                    </a:xfrm>
+                    <a:prstGeom prst="rect"/>
+                  </pic:spPr>
+                </pic:pic>
+              </a:graphicData>
+            </a:graphic>
+          </wp:inline>
+        </w:drawing>
       </w:r>
     </w:p>
     <w:p>
@@ -12686,317 +10963,42 @@
     </w:p>
     <w:p>
       <w:pPr>
-        <w:spacing w:before="0" w:after="160" w:line="276" w:lineRule="auto"/>
-        <w:jc w:val="both"/>
-      </w:pPr>
-      <w:r>
-        <w:rPr>
-          <w:rFonts w:ascii="Times New Roman" w:hAnsi="Times New Roman" w:eastAsia="Times New Roman"/>
-          <w:b w:val="0"/>
-          <w:i/>
-          <w:sz w:val="24"/>
-        </w:rPr>
-        <w:t>Figure diagram 5 (see source Markdown if image did not render).</w:t>
-      </w:r>
-    </w:p>
-    <w:p>
-      <w:pPr>
-        <w:spacing w:before="0" w:after="0" w:line="240" w:lineRule="auto"/>
-        <w:ind w:left="283"/>
-      </w:pPr>
-      <w:r>
-        <w:rPr>
-          <w:rFonts w:ascii="Consolas" w:hAnsi="Consolas" w:eastAsia="Consolas"/>
-          <w:b w:val="0"/>
-          <w:i w:val="0"/>
-          <w:sz w:val="18"/>
-        </w:rPr>
-        <w:t>flowchart TD</w:t>
-      </w:r>
-    </w:p>
-    <w:p>
-      <w:pPr>
-        <w:spacing w:before="0" w:after="0" w:line="240" w:lineRule="auto"/>
-        <w:ind w:left="283"/>
-      </w:pPr>
-      <w:r>
-        <w:rPr>
-          <w:rFonts w:ascii="Consolas" w:hAnsi="Consolas" w:eastAsia="Consolas"/>
-          <w:b w:val="0"/>
-          <w:i w:val="0"/>
-          <w:sz w:val="18"/>
-        </w:rPr>
-        <w:t xml:space="preserve">    A[Citizen registers and logs in] --&gt; B[Submit complaint with category, Adama location, and details]</w:t>
-      </w:r>
-    </w:p>
-    <w:p>
-      <w:pPr>
-        <w:spacing w:before="0" w:after="0" w:line="240" w:lineRule="auto"/>
-        <w:ind w:left="283"/>
-      </w:pPr>
-      <w:r>
-        <w:rPr>
-          <w:rFonts w:ascii="Consolas" w:hAnsi="Consolas" w:eastAsia="Consolas"/>
-          <w:b w:val="0"/>
-          <w:i w:val="0"/>
-          <w:sz w:val="18"/>
-        </w:rPr>
-        <w:t xml:space="preserve">    B --&gt; C{Citizen edits while pending?}</w:t>
-      </w:r>
-    </w:p>
-    <w:p>
-      <w:pPr>
-        <w:spacing w:before="0" w:after="0" w:line="240" w:lineRule="auto"/>
-        <w:ind w:left="283"/>
-      </w:pPr>
-      <w:r>
-        <w:rPr>
-          <w:rFonts w:ascii="Consolas" w:hAnsi="Consolas" w:eastAsia="Consolas"/>
-          <w:b w:val="0"/>
-          <w:i w:val="0"/>
-          <w:sz w:val="18"/>
-        </w:rPr>
-        <w:t xml:space="preserve">    C --&gt;|Yes| B</w:t>
-      </w:r>
-    </w:p>
-    <w:p>
-      <w:pPr>
-        <w:spacing w:before="0" w:after="0" w:line="240" w:lineRule="auto"/>
-        <w:ind w:left="283"/>
-      </w:pPr>
-      <w:r>
-        <w:rPr>
-          <w:rFonts w:ascii="Consolas" w:hAnsi="Consolas" w:eastAsia="Consolas"/>
-          <w:b w:val="0"/>
-          <w:i w:val="0"/>
-          <w:sz w:val="18"/>
-        </w:rPr>
-        <w:t xml:space="preserve">    C --&gt;|No, leave submitted| D[System stores record as Pending]</w:t>
-      </w:r>
-    </w:p>
-    <w:p>
-      <w:pPr>
-        <w:spacing w:before="0" w:after="0" w:line="240" w:lineRule="auto"/>
-        <w:ind w:left="283"/>
-      </w:pPr>
-      <w:r>
-        <w:rPr>
-          <w:rFonts w:ascii="Consolas" w:hAnsi="Consolas" w:eastAsia="Consolas"/>
-          <w:b w:val="0"/>
-          <w:i w:val="0"/>
-          <w:sz w:val="18"/>
-        </w:rPr>
-        <w:t xml:space="preserve">    D --&gt; E[Administrator reviews complaint]</w:t>
-      </w:r>
-    </w:p>
-    <w:p>
-      <w:pPr>
-        <w:spacing w:before="0" w:after="0" w:line="240" w:lineRule="auto"/>
-        <w:ind w:left="283"/>
-      </w:pPr>
-      <w:r>
-        <w:rPr>
-          <w:rFonts w:ascii="Consolas" w:hAnsi="Consolas" w:eastAsia="Consolas"/>
-          <w:b w:val="0"/>
-          <w:i w:val="0"/>
-          <w:sz w:val="18"/>
-        </w:rPr>
-        <w:t xml:space="preserve">    E --&gt; F{Valid?}</w:t>
-      </w:r>
-    </w:p>
-    <w:p>
-      <w:pPr>
-        <w:spacing w:before="0" w:after="0" w:line="240" w:lineRule="auto"/>
-        <w:ind w:left="283"/>
-      </w:pPr>
-      <w:r>
-        <w:rPr>
-          <w:rFonts w:ascii="Consolas" w:hAnsi="Consolas" w:eastAsia="Consolas"/>
-          <w:b w:val="0"/>
-          <w:i w:val="0"/>
-          <w:sz w:val="18"/>
-        </w:rPr>
-        <w:t xml:space="preserve">    F --&gt;|No| G[Status: Rejected]</w:t>
-      </w:r>
-    </w:p>
-    <w:p>
-      <w:pPr>
-        <w:spacing w:before="0" w:after="0" w:line="240" w:lineRule="auto"/>
-        <w:ind w:left="283"/>
-      </w:pPr>
-      <w:r>
-        <w:rPr>
-          <w:rFonts w:ascii="Consolas" w:hAnsi="Consolas" w:eastAsia="Consolas"/>
-          <w:b w:val="0"/>
-          <w:i w:val="0"/>
-          <w:sz w:val="18"/>
-        </w:rPr>
-        <w:t xml:space="preserve">    F --&gt;|Yes| H{Assign how?}</w:t>
-      </w:r>
-    </w:p>
-    <w:p>
-      <w:pPr>
-        <w:spacing w:before="0" w:after="0" w:line="240" w:lineRule="auto"/>
-        <w:ind w:left="283"/>
-      </w:pPr>
-      <w:r>
-        <w:rPr>
-          <w:rFonts w:ascii="Consolas" w:hAnsi="Consolas" w:eastAsia="Consolas"/>
-          <w:b w:val="0"/>
-          <w:i w:val="0"/>
-          <w:sz w:val="18"/>
-        </w:rPr>
-        <w:t xml:space="preserve">    H --&gt;|Department only| I[Status stays Pending - department queue]</w:t>
-      </w:r>
-    </w:p>
-    <w:p>
-      <w:pPr>
-        <w:spacing w:before="0" w:after="0" w:line="240" w:lineRule="auto"/>
-        <w:ind w:left="283"/>
-      </w:pPr>
-      <w:r>
-        <w:rPr>
-          <w:rFonts w:ascii="Consolas" w:hAnsi="Consolas" w:eastAsia="Consolas"/>
-          <w:b w:val="0"/>
-          <w:i w:val="0"/>
-          <w:sz w:val="18"/>
-        </w:rPr>
-        <w:t xml:space="preserve">    H --&gt;|Department + officer| J[Status: In Progress]</w:t>
-      </w:r>
-    </w:p>
-    <w:p>
-      <w:pPr>
-        <w:spacing w:before="0" w:after="0" w:line="240" w:lineRule="auto"/>
-        <w:ind w:left="283"/>
-      </w:pPr>
-      <w:r>
-        <w:rPr>
-          <w:rFonts w:ascii="Consolas" w:hAnsi="Consolas" w:eastAsia="Consolas"/>
-          <w:b w:val="0"/>
-          <w:i w:val="0"/>
-          <w:sz w:val="18"/>
-        </w:rPr>
-        <w:t xml:space="preserve">    I --&gt; K[Officer starts work]</w:t>
-      </w:r>
-    </w:p>
-    <w:p>
-      <w:pPr>
-        <w:spacing w:before="0" w:after="0" w:line="240" w:lineRule="auto"/>
-        <w:ind w:left="283"/>
-      </w:pPr>
-      <w:r>
-        <w:rPr>
-          <w:rFonts w:ascii="Consolas" w:hAnsi="Consolas" w:eastAsia="Consolas"/>
-          <w:b w:val="0"/>
-          <w:i w:val="0"/>
-          <w:sz w:val="18"/>
-        </w:rPr>
-        <w:t xml:space="preserve">    K --&gt; J</w:t>
-      </w:r>
-    </w:p>
-    <w:p>
-      <w:pPr>
-        <w:spacing w:before="0" w:after="0" w:line="240" w:lineRule="auto"/>
-        <w:ind w:left="283"/>
-      </w:pPr>
-      <w:r>
-        <w:rPr>
-          <w:rFonts w:ascii="Consolas" w:hAnsi="Consolas" w:eastAsia="Consolas"/>
-          <w:b w:val="0"/>
-          <w:i w:val="0"/>
-          <w:sz w:val="18"/>
-        </w:rPr>
-        <w:t xml:space="preserve">    J --&gt; L[Department officer processes]</w:t>
-      </w:r>
-    </w:p>
-    <w:p>
-      <w:pPr>
-        <w:spacing w:before="0" w:after="0" w:line="240" w:lineRule="auto"/>
-        <w:ind w:left="283"/>
-      </w:pPr>
-      <w:r>
-        <w:rPr>
-          <w:rFonts w:ascii="Consolas" w:hAnsi="Consolas" w:eastAsia="Consolas"/>
-          <w:b w:val="0"/>
-          <w:i w:val="0"/>
-          <w:sz w:val="18"/>
-        </w:rPr>
-        <w:t xml:space="preserve">    L --&gt; M{Outcome?}</w:t>
-      </w:r>
-    </w:p>
-    <w:p>
-      <w:pPr>
-        <w:spacing w:before="0" w:after="0" w:line="240" w:lineRule="auto"/>
-        <w:ind w:left="283"/>
-      </w:pPr>
-      <w:r>
-        <w:rPr>
-          <w:rFonts w:ascii="Consolas" w:hAnsi="Consolas" w:eastAsia="Consolas"/>
-          <w:b w:val="0"/>
-          <w:i w:val="0"/>
-          <w:sz w:val="18"/>
-        </w:rPr>
-        <w:t xml:space="preserve">    M --&gt;|Fixed| N[Status: Resolved]</w:t>
-      </w:r>
-    </w:p>
-    <w:p>
-      <w:pPr>
-        <w:spacing w:before="0" w:after="0" w:line="240" w:lineRule="auto"/>
-        <w:ind w:left="283"/>
-      </w:pPr>
-      <w:r>
-        <w:rPr>
-          <w:rFonts w:ascii="Consolas" w:hAnsi="Consolas" w:eastAsia="Consolas"/>
-          <w:b w:val="0"/>
-          <w:i w:val="0"/>
-          <w:sz w:val="18"/>
-        </w:rPr>
-        <w:t xml:space="preserve">    M --&gt;|Close| O[Status: Closed]</w:t>
-      </w:r>
-    </w:p>
-    <w:p>
-      <w:pPr>
-        <w:spacing w:before="0" w:after="0" w:line="240" w:lineRule="auto"/>
-        <w:ind w:left="283"/>
-      </w:pPr>
-      <w:r>
-        <w:rPr>
-          <w:rFonts w:ascii="Consolas" w:hAnsi="Consolas" w:eastAsia="Consolas"/>
-          <w:b w:val="0"/>
-          <w:i w:val="0"/>
-          <w:sz w:val="18"/>
-        </w:rPr>
-        <w:t xml:space="preserve">    N --&gt; P[Citizen notified and views update]</w:t>
-      </w:r>
-    </w:p>
-    <w:p>
-      <w:pPr>
-        <w:spacing w:before="0" w:after="0" w:line="240" w:lineRule="auto"/>
-        <w:ind w:left="283"/>
-      </w:pPr>
-      <w:r>
-        <w:rPr>
-          <w:rFonts w:ascii="Consolas" w:hAnsi="Consolas" w:eastAsia="Consolas"/>
-          <w:b w:val="0"/>
-          <w:i w:val="0"/>
-          <w:sz w:val="18"/>
-        </w:rPr>
-        <w:t xml:space="preserve">    O --&gt; P</w:t>
-      </w:r>
-    </w:p>
-    <w:p>
-      <w:pPr>
-        <w:spacing w:before="0" w:after="0" w:line="240" w:lineRule="auto"/>
-        <w:ind w:left="283"/>
-      </w:pPr>
-      <w:r>
-        <w:rPr>
-          <w:rFonts w:ascii="Consolas" w:hAnsi="Consolas" w:eastAsia="Consolas"/>
-          <w:b w:val="0"/>
-          <w:i w:val="0"/>
-          <w:sz w:val="18"/>
-        </w:rPr>
-        <w:t xml:space="preserve">    G --&gt; P</w:t>
+        <w:spacing w:before="160" w:after="80" w:line="276" w:lineRule="auto"/>
+        <w:jc w:val="center"/>
+      </w:pPr>
+      <w:r>
+        <w:drawing>
+          <wp:inline xmlns:a="http://schemas.openxmlformats.org/drawingml/2006/main" xmlns:pic="http://schemas.openxmlformats.org/drawingml/2006/picture">
+            <wp:extent cx="5669280" cy="8658537"/>
+            <wp:docPr id="5" name="Picture 5"/>
+            <wp:cNvGraphicFramePr>
+              <a:graphicFrameLocks noChangeAspect="1"/>
+            </wp:cNvGraphicFramePr>
+            <a:graphic>
+              <a:graphicData uri="http://schemas.openxmlformats.org/drawingml/2006/picture">
+                <pic:pic>
+                  <pic:nvPicPr>
+                    <pic:cNvPr id="0" name="fig-2-5-workflow.png"/>
+                    <pic:cNvPicPr/>
+                  </pic:nvPicPr>
+                  <pic:blipFill>
+                    <a:blip r:embed="rId13"/>
+                    <a:stretch>
+                      <a:fillRect/>
+                    </a:stretch>
+                  </pic:blipFill>
+                  <pic:spPr>
+                    <a:xfrm>
+                      <a:off x="0" y="0"/>
+                      <a:ext cx="5669280" cy="8658537"/>
+                    </a:xfrm>
+                    <a:prstGeom prst="rect"/>
+                  </pic:spPr>
+                </pic:pic>
+              </a:graphicData>
+            </a:graphic>
+          </wp:inline>
+        </w:drawing>
       </w:r>
     </w:p>
     <w:p>
@@ -20174,358 +18176,42 @@
     </w:p>
     <w:p>
       <w:pPr>
-        <w:spacing w:before="0" w:after="160" w:line="276" w:lineRule="auto"/>
-        <w:jc w:val="both"/>
-      </w:pPr>
-      <w:r>
-        <w:rPr>
-          <w:rFonts w:ascii="Times New Roman" w:hAnsi="Times New Roman" w:eastAsia="Times New Roman"/>
-          <w:b w:val="0"/>
-          <w:i/>
-          <w:sz w:val="24"/>
-        </w:rPr>
-        <w:t>Figure diagram 6 (see source Markdown if image did not render).</w:t>
-      </w:r>
-    </w:p>
-    <w:p>
-      <w:pPr>
-        <w:spacing w:before="0" w:after="0" w:line="240" w:lineRule="auto"/>
-        <w:ind w:left="283"/>
-      </w:pPr>
-      <w:r>
-        <w:rPr>
-          <w:rFonts w:ascii="Consolas" w:hAnsi="Consolas" w:eastAsia="Consolas"/>
-          <w:b w:val="0"/>
-          <w:i w:val="0"/>
-          <w:sz w:val="18"/>
-        </w:rPr>
-        <w:t>gantt</w:t>
-      </w:r>
-    </w:p>
-    <w:p>
-      <w:pPr>
-        <w:spacing w:before="0" w:after="0" w:line="240" w:lineRule="auto"/>
-        <w:ind w:left="283"/>
-      </w:pPr>
-      <w:r>
-        <w:rPr>
-          <w:rFonts w:ascii="Consolas" w:hAnsi="Consolas" w:eastAsia="Consolas"/>
-          <w:b w:val="0"/>
-          <w:i w:val="0"/>
-          <w:sz w:val="18"/>
-        </w:rPr>
-        <w:t xml:space="preserve">    title Project Timeline (12 Weeks) — planned schedule</w:t>
-      </w:r>
-    </w:p>
-    <w:p>
-      <w:pPr>
-        <w:spacing w:before="0" w:after="0" w:line="240" w:lineRule="auto"/>
-        <w:ind w:left="283"/>
-      </w:pPr>
-      <w:r>
-        <w:rPr>
-          <w:rFonts w:ascii="Consolas" w:hAnsi="Consolas" w:eastAsia="Consolas"/>
-          <w:b w:val="0"/>
-          <w:i w:val="0"/>
-          <w:sz w:val="18"/>
-        </w:rPr>
-        <w:t xml:space="preserve">    dateFormat YYYY-MM-DD</w:t>
-      </w:r>
-    </w:p>
-    <w:p>
-      <w:pPr>
-        <w:spacing w:before="0" w:after="0" w:line="240" w:lineRule="auto"/>
-        <w:ind w:left="283"/>
-      </w:pPr>
-      <w:r>
-        <w:rPr>
-          <w:rFonts w:ascii="Consolas" w:hAnsi="Consolas" w:eastAsia="Consolas"/>
-          <w:b w:val="0"/>
-          <w:i w:val="0"/>
-          <w:sz w:val="18"/>
-        </w:rPr>
-        <w:t xml:space="preserve">    axisFormat %b %d</w:t>
-      </w:r>
-    </w:p>
-    <w:p>
-      <w:pPr>
-        <w:spacing w:before="0" w:after="0" w:line="240" w:lineRule="auto"/>
-        <w:ind w:left="283"/>
-      </w:pPr>
-      <w:r>
-        <w:rPr>
-          <w:rFonts w:ascii="Consolas" w:hAnsi="Consolas" w:eastAsia="Consolas"/>
-          <w:b w:val="0"/>
-          <w:i w:val="0"/>
-          <w:sz w:val="18"/>
-        </w:rPr>
-      </w:r>
-    </w:p>
-    <w:p>
-      <w:pPr>
-        <w:spacing w:before="0" w:after="0" w:line="240" w:lineRule="auto"/>
-        <w:ind w:left="283"/>
-      </w:pPr>
-      <w:r>
-        <w:rPr>
-          <w:rFonts w:ascii="Consolas" w:hAnsi="Consolas" w:eastAsia="Consolas"/>
-          <w:b w:val="0"/>
-          <w:i w:val="0"/>
-          <w:sz w:val="18"/>
-        </w:rPr>
-        <w:t xml:space="preserve">    section Planning &amp; Design</w:t>
-      </w:r>
-    </w:p>
-    <w:p>
-      <w:pPr>
-        <w:spacing w:before="0" w:after="0" w:line="240" w:lineRule="auto"/>
-        <w:ind w:left="283"/>
-      </w:pPr>
-      <w:r>
-        <w:rPr>
-          <w:rFonts w:ascii="Consolas" w:hAnsi="Consolas" w:eastAsia="Consolas"/>
-          <w:b w:val="0"/>
-          <w:i w:val="0"/>
-          <w:sz w:val="18"/>
-        </w:rPr>
-        <w:t xml:space="preserve">    Requirements &amp; Proposal     :a1, 2025-06-26, 7d</w:t>
-      </w:r>
-    </w:p>
-    <w:p>
-      <w:pPr>
-        <w:spacing w:before="0" w:after="0" w:line="240" w:lineRule="auto"/>
-        <w:ind w:left="283"/>
-      </w:pPr>
-      <w:r>
-        <w:rPr>
-          <w:rFonts w:ascii="Consolas" w:hAnsi="Consolas" w:eastAsia="Consolas"/>
-          <w:b w:val="0"/>
-          <w:i w:val="0"/>
-          <w:sz w:val="18"/>
-        </w:rPr>
-        <w:t xml:space="preserve">    UI &amp; API Design             :a2, after a1, 7d</w:t>
-      </w:r>
-    </w:p>
-    <w:p>
-      <w:pPr>
-        <w:spacing w:before="0" w:after="0" w:line="240" w:lineRule="auto"/>
-        <w:ind w:left="283"/>
-      </w:pPr>
-      <w:r>
-        <w:rPr>
-          <w:rFonts w:ascii="Consolas" w:hAnsi="Consolas" w:eastAsia="Consolas"/>
-          <w:b w:val="0"/>
-          <w:i w:val="0"/>
-          <w:sz w:val="18"/>
-        </w:rPr>
-      </w:r>
-    </w:p>
-    <w:p>
-      <w:pPr>
-        <w:spacing w:before="0" w:after="0" w:line="240" w:lineRule="auto"/>
-        <w:ind w:left="283"/>
-      </w:pPr>
-      <w:r>
-        <w:rPr>
-          <w:rFonts w:ascii="Consolas" w:hAnsi="Consolas" w:eastAsia="Consolas"/>
-          <w:b w:val="0"/>
-          <w:i w:val="0"/>
-          <w:sz w:val="18"/>
-        </w:rPr>
-        <w:t xml:space="preserve">    section Backend</w:t>
-      </w:r>
-    </w:p>
-    <w:p>
-      <w:pPr>
-        <w:spacing w:before="0" w:after="0" w:line="240" w:lineRule="auto"/>
-        <w:ind w:left="283"/>
-      </w:pPr>
-      <w:r>
-        <w:rPr>
-          <w:rFonts w:ascii="Consolas" w:hAnsi="Consolas" w:eastAsia="Consolas"/>
-          <w:b w:val="0"/>
-          <w:i w:val="0"/>
-          <w:sz w:val="18"/>
-        </w:rPr>
-        <w:t xml:space="preserve">    Project Setup               :b1, after a2, 7d</w:t>
-      </w:r>
-    </w:p>
-    <w:p>
-      <w:pPr>
-        <w:spacing w:before="0" w:after="0" w:line="240" w:lineRule="auto"/>
-        <w:ind w:left="283"/>
-      </w:pPr>
-      <w:r>
-        <w:rPr>
-          <w:rFonts w:ascii="Consolas" w:hAnsi="Consolas" w:eastAsia="Consolas"/>
-          <w:b w:val="0"/>
-          <w:i w:val="0"/>
-          <w:sz w:val="18"/>
-        </w:rPr>
-        <w:t xml:space="preserve">    Auth &amp; Users                :b2, after b1, 7d</w:t>
-      </w:r>
-    </w:p>
-    <w:p>
-      <w:pPr>
-        <w:spacing w:before="0" w:after="0" w:line="240" w:lineRule="auto"/>
-        <w:ind w:left="283"/>
-      </w:pPr>
-      <w:r>
-        <w:rPr>
-          <w:rFonts w:ascii="Consolas" w:hAnsi="Consolas" w:eastAsia="Consolas"/>
-          <w:b w:val="0"/>
-          <w:i w:val="0"/>
-          <w:sz w:val="18"/>
-        </w:rPr>
-        <w:t xml:space="preserve">    Complaint APIs              :b3, after b2, 7d</w:t>
-      </w:r>
-    </w:p>
-    <w:p>
-      <w:pPr>
-        <w:spacing w:before="0" w:after="0" w:line="240" w:lineRule="auto"/>
-        <w:ind w:left="283"/>
-      </w:pPr>
-      <w:r>
-        <w:rPr>
-          <w:rFonts w:ascii="Consolas" w:hAnsi="Consolas" w:eastAsia="Consolas"/>
-          <w:b w:val="0"/>
-          <w:i w:val="0"/>
-          <w:sz w:val="18"/>
-        </w:rPr>
-        <w:t xml:space="preserve">    Workflow &amp; Notifications    :b4, after b3, 7d</w:t>
-      </w:r>
-    </w:p>
-    <w:p>
-      <w:pPr>
-        <w:spacing w:before="0" w:after="0" w:line="240" w:lineRule="auto"/>
-        <w:ind w:left="283"/>
-      </w:pPr>
-      <w:r>
-        <w:rPr>
-          <w:rFonts w:ascii="Consolas" w:hAnsi="Consolas" w:eastAsia="Consolas"/>
-          <w:b w:val="0"/>
-          <w:i w:val="0"/>
-          <w:sz w:val="18"/>
-        </w:rPr>
-      </w:r>
-    </w:p>
-    <w:p>
-      <w:pPr>
-        <w:spacing w:before="0" w:after="0" w:line="240" w:lineRule="auto"/>
-        <w:ind w:left="283"/>
-      </w:pPr>
-      <w:r>
-        <w:rPr>
-          <w:rFonts w:ascii="Consolas" w:hAnsi="Consolas" w:eastAsia="Consolas"/>
-          <w:b w:val="0"/>
-          <w:i w:val="0"/>
-          <w:sz w:val="18"/>
-        </w:rPr>
-        <w:t xml:space="preserve">    section Frontend</w:t>
-      </w:r>
-    </w:p>
-    <w:p>
-      <w:pPr>
-        <w:spacing w:before="0" w:after="0" w:line="240" w:lineRule="auto"/>
-        <w:ind w:left="283"/>
-      </w:pPr>
-      <w:r>
-        <w:rPr>
-          <w:rFonts w:ascii="Consolas" w:hAnsi="Consolas" w:eastAsia="Consolas"/>
-          <w:b w:val="0"/>
-          <w:i w:val="0"/>
-          <w:sz w:val="18"/>
-        </w:rPr>
-        <w:t xml:space="preserve">    Citizen Interface           :c1, after b3, 14d</w:t>
-      </w:r>
-    </w:p>
-    <w:p>
-      <w:pPr>
-        <w:spacing w:before="0" w:after="0" w:line="240" w:lineRule="auto"/>
-        <w:ind w:left="283"/>
-      </w:pPr>
-      <w:r>
-        <w:rPr>
-          <w:rFonts w:ascii="Consolas" w:hAnsi="Consolas" w:eastAsia="Consolas"/>
-          <w:b w:val="0"/>
-          <w:i w:val="0"/>
-          <w:sz w:val="18"/>
-        </w:rPr>
-        <w:t xml:space="preserve">    Admin Interface             :c2, after b4, 7d</w:t>
-      </w:r>
-    </w:p>
-    <w:p>
-      <w:pPr>
-        <w:spacing w:before="0" w:after="0" w:line="240" w:lineRule="auto"/>
-        <w:ind w:left="283"/>
-      </w:pPr>
-      <w:r>
-        <w:rPr>
-          <w:rFonts w:ascii="Consolas" w:hAnsi="Consolas" w:eastAsia="Consolas"/>
-          <w:b w:val="0"/>
-          <w:i w:val="0"/>
-          <w:sz w:val="18"/>
-        </w:rPr>
-        <w:t xml:space="preserve">    Officer Interface           :c3, after c2, 7d</w:t>
-      </w:r>
-    </w:p>
-    <w:p>
-      <w:pPr>
-        <w:spacing w:before="0" w:after="0" w:line="240" w:lineRule="auto"/>
-        <w:ind w:left="283"/>
-      </w:pPr>
-      <w:r>
-        <w:rPr>
-          <w:rFonts w:ascii="Consolas" w:hAnsi="Consolas" w:eastAsia="Consolas"/>
-          <w:b w:val="0"/>
-          <w:i w:val="0"/>
-          <w:sz w:val="18"/>
-        </w:rPr>
-      </w:r>
-    </w:p>
-    <w:p>
-      <w:pPr>
-        <w:spacing w:before="0" w:after="0" w:line="240" w:lineRule="auto"/>
-        <w:ind w:left="283"/>
-      </w:pPr>
-      <w:r>
-        <w:rPr>
-          <w:rFonts w:ascii="Consolas" w:hAnsi="Consolas" w:eastAsia="Consolas"/>
-          <w:b w:val="0"/>
-          <w:i w:val="0"/>
-          <w:sz w:val="18"/>
-        </w:rPr>
-        <w:t xml:space="preserve">    section Final</w:t>
-      </w:r>
-    </w:p>
-    <w:p>
-      <w:pPr>
-        <w:spacing w:before="0" w:after="0" w:line="240" w:lineRule="auto"/>
-        <w:ind w:left="283"/>
-      </w:pPr>
-      <w:r>
-        <w:rPr>
-          <w:rFonts w:ascii="Consolas" w:hAnsi="Consolas" w:eastAsia="Consolas"/>
-          <w:b w:val="0"/>
-          <w:i w:val="0"/>
-          <w:sz w:val="18"/>
-        </w:rPr>
-        <w:t xml:space="preserve">    Testing                     :d1, after c3, 7d</w:t>
-      </w:r>
-    </w:p>
-    <w:p>
-      <w:pPr>
-        <w:spacing w:before="0" w:after="0" w:line="240" w:lineRule="auto"/>
-        <w:ind w:left="283"/>
-      </w:pPr>
-      <w:r>
-        <w:rPr>
-          <w:rFonts w:ascii="Consolas" w:hAnsi="Consolas" w:eastAsia="Consolas"/>
-          <w:b w:val="0"/>
-          <w:i w:val="0"/>
-          <w:sz w:val="18"/>
-        </w:rPr>
-        <w:t xml:space="preserve">    Deployment &amp; Documentation  :d2, after d1, 7d</w:t>
+        <w:spacing w:before="160" w:after="80" w:line="276" w:lineRule="auto"/>
+        <w:jc w:val="center"/>
+      </w:pPr>
+      <w:r>
+        <w:drawing>
+          <wp:inline xmlns:a="http://schemas.openxmlformats.org/drawingml/2006/main" xmlns:pic="http://schemas.openxmlformats.org/drawingml/2006/picture">
+            <wp:extent cx="5669280" cy="2551176"/>
+            <wp:docPr id="6" name="Picture 6"/>
+            <wp:cNvGraphicFramePr>
+              <a:graphicFrameLocks noChangeAspect="1"/>
+            </wp:cNvGraphicFramePr>
+            <a:graphic>
+              <a:graphicData uri="http://schemas.openxmlformats.org/drawingml/2006/picture">
+                <pic:pic>
+                  <pic:nvPicPr>
+                    <pic:cNvPr id="0" name="fig-3-1-gantt.png"/>
+                    <pic:cNvPicPr/>
+                  </pic:nvPicPr>
+                  <pic:blipFill>
+                    <a:blip r:embed="rId14"/>
+                    <a:stretch>
+                      <a:fillRect/>
+                    </a:stretch>
+                  </pic:blipFill>
+                  <pic:spPr>
+                    <a:xfrm>
+                      <a:off x="0" y="0"/>
+                      <a:ext cx="5669280" cy="2551176"/>
+                    </a:xfrm>
+                    <a:prstGeom prst="rect"/>
+                  </pic:spPr>
+                </pic:pic>
+              </a:graphicData>
+            </a:graphic>
+          </wp:inline>
+        </w:drawing>
       </w:r>
     </w:p>
     <w:p>
@@ -21828,107 +19514,42 @@
     </w:p>
     <w:p>
       <w:pPr>
-        <w:spacing w:before="0" w:after="160" w:line="276" w:lineRule="auto"/>
-        <w:jc w:val="both"/>
-      </w:pPr>
-      <w:r>
-        <w:rPr>
-          <w:rFonts w:ascii="Times New Roman" w:hAnsi="Times New Roman" w:eastAsia="Times New Roman"/>
-          <w:b w:val="0"/>
-          <w:i/>
-          <w:sz w:val="24"/>
-        </w:rPr>
-        <w:t>Figure diagram 7 (see source Markdown if image did not render).</w:t>
-      </w:r>
-    </w:p>
-    <w:p>
-      <w:pPr>
-        <w:spacing w:before="0" w:after="0" w:line="240" w:lineRule="auto"/>
-        <w:ind w:left="283"/>
-      </w:pPr>
-      <w:r>
-        <w:rPr>
-          <w:rFonts w:ascii="Consolas" w:hAnsi="Consolas" w:eastAsia="Consolas"/>
-          <w:b w:val="0"/>
-          <w:i w:val="0"/>
-          <w:sz w:val="18"/>
-        </w:rPr>
-        <w:t>flowchart LR</w:t>
-      </w:r>
-    </w:p>
-    <w:p>
-      <w:pPr>
-        <w:spacing w:before="0" w:after="0" w:line="240" w:lineRule="auto"/>
-        <w:ind w:left="283"/>
-      </w:pPr>
-      <w:r>
-        <w:rPr>
-          <w:rFonts w:ascii="Consolas" w:hAnsi="Consolas" w:eastAsia="Consolas"/>
-          <w:b w:val="0"/>
-          <w:i w:val="0"/>
-          <w:sz w:val="18"/>
-        </w:rPr>
-        <w:t xml:space="preserve">    Users[Users] --&gt; Nginx[Nginx Reverse Proxy]</w:t>
-      </w:r>
-    </w:p>
-    <w:p>
-      <w:pPr>
-        <w:spacing w:before="0" w:after="0" w:line="240" w:lineRule="auto"/>
-        <w:ind w:left="283"/>
-      </w:pPr>
-      <w:r>
-        <w:rPr>
-          <w:rFonts w:ascii="Consolas" w:hAnsi="Consolas" w:eastAsia="Consolas"/>
-          <w:b w:val="0"/>
-          <w:i w:val="0"/>
-          <w:sz w:val="18"/>
-        </w:rPr>
-        <w:t xml:space="preserve">    Nginx --&gt; Frontend[React Build Static Files]</w:t>
-      </w:r>
-    </w:p>
-    <w:p>
-      <w:pPr>
-        <w:spacing w:before="0" w:after="0" w:line="240" w:lineRule="auto"/>
-        <w:ind w:left="283"/>
-      </w:pPr>
-      <w:r>
-        <w:rPr>
-          <w:rFonts w:ascii="Consolas" w:hAnsi="Consolas" w:eastAsia="Consolas"/>
-          <w:b w:val="0"/>
-          <w:i w:val="0"/>
-          <w:sz w:val="18"/>
-        </w:rPr>
-        <w:t xml:space="preserve">    Nginx --&gt; API[Node.js API PM2]</w:t>
-      </w:r>
-    </w:p>
-    <w:p>
-      <w:pPr>
-        <w:spacing w:before="0" w:after="0" w:line="240" w:lineRule="auto"/>
-        <w:ind w:left="283"/>
-      </w:pPr>
-      <w:r>
-        <w:rPr>
-          <w:rFonts w:ascii="Consolas" w:hAnsi="Consolas" w:eastAsia="Consolas"/>
-          <w:b w:val="0"/>
-          <w:i w:val="0"/>
-          <w:sz w:val="18"/>
-        </w:rPr>
-        <w:t xml:space="preserve">    API --&gt; MongoDB[(MongoDB Atlas / VPS)]</w:t>
-      </w:r>
-    </w:p>
-    <w:p>
-      <w:pPr>
-        <w:spacing w:before="0" w:after="0" w:line="240" w:lineRule="auto"/>
-        <w:ind w:left="283"/>
-      </w:pPr>
-      <w:r>
-        <w:rPr>
-          <w:rFonts w:ascii="Consolas" w:hAnsi="Consolas" w:eastAsia="Consolas"/>
-          <w:b w:val="0"/>
-          <w:i w:val="0"/>
-          <w:sz w:val="18"/>
-        </w:rPr>
-        <w:t xml:space="preserve">    API --&gt; Uploads[File Upload Storage]</w:t>
+        <w:spacing w:before="160" w:after="80" w:line="276" w:lineRule="auto"/>
+        <w:jc w:val="center"/>
+      </w:pPr>
+      <w:r>
+        <w:drawing>
+          <wp:inline xmlns:a="http://schemas.openxmlformats.org/drawingml/2006/main" xmlns:pic="http://schemas.openxmlformats.org/drawingml/2006/picture">
+            <wp:extent cx="5669280" cy="1842516"/>
+            <wp:docPr id="7" name="Picture 7"/>
+            <wp:cNvGraphicFramePr>
+              <a:graphicFrameLocks noChangeAspect="1"/>
+            </wp:cNvGraphicFramePr>
+            <a:graphic>
+              <a:graphicData uri="http://schemas.openxmlformats.org/drawingml/2006/picture">
+                <pic:pic>
+                  <pic:nvPicPr>
+                    <pic:cNvPr id="0" name="fig-3-2-deployment.png"/>
+                    <pic:cNvPicPr/>
+                  </pic:nvPicPr>
+                  <pic:blipFill>
+                    <a:blip r:embed="rId15"/>
+                    <a:stretch>
+                      <a:fillRect/>
+                    </a:stretch>
+                  </pic:blipFill>
+                  <pic:spPr>
+                    <a:xfrm>
+                      <a:off x="0" y="0"/>
+                      <a:ext cx="5669280" cy="1842516"/>
+                    </a:xfrm>
+                    <a:prstGeom prst="rect"/>
+                  </pic:spPr>
+                </pic:pic>
+              </a:graphicData>
+            </a:graphic>
+          </wp:inline>
+        </w:drawing>
       </w:r>
     </w:p>
     <w:p>
@@ -22489,7 +20110,7 @@
           <w:i w:val="0"/>
           <w:sz w:val="24"/>
         </w:rPr>
-        <w:t xml:space="preserve">The system was developed and tested successfully for the three primary roles: </w:t>
+        <w:t xml:space="preserve">Implemented screens are shown </w:t>
       </w:r>
       <w:r>
         <w:rPr>
@@ -22498,16 +20119,16 @@
           <w:i w:val="0"/>
           <w:sz w:val="24"/>
         </w:rPr>
-        <w:t>Citizen</w:t>
-      </w:r>
-      <w:r>
-        <w:rPr>
-          <w:rFonts w:ascii="Times New Roman" w:hAnsi="Times New Roman" w:eastAsia="Times New Roman"/>
-          <w:b w:val="0"/>
-          <w:i w:val="0"/>
-          <w:sz w:val="24"/>
-        </w:rPr>
-        <w:t xml:space="preserve">, </w:t>
+        <w:t>in user-journey order</w:t>
+      </w:r>
+      <w:r>
+        <w:rPr>
+          <w:rFonts w:ascii="Times New Roman" w:hAnsi="Times New Roman" w:eastAsia="Times New Roman"/>
+          <w:b w:val="0"/>
+          <w:i w:val="0"/>
+          <w:sz w:val="24"/>
+        </w:rPr>
+        <w:t xml:space="preserve">, starting with the </w:t>
       </w:r>
       <w:r>
         <w:rPr>
@@ -22516,16 +20137,16 @@
           <w:i w:val="0"/>
           <w:sz w:val="24"/>
         </w:rPr>
-        <w:t>Department Officer</w:t>
-      </w:r>
-      <w:r>
-        <w:rPr>
-          <w:rFonts w:ascii="Times New Roman" w:hAnsi="Times New Roman" w:eastAsia="Times New Roman"/>
-          <w:b w:val="0"/>
-          <w:i w:val="0"/>
-          <w:sz w:val="24"/>
-        </w:rPr>
-        <w:t xml:space="preserve">, and </w:t>
+        <w:t>Guest UI</w:t>
+      </w:r>
+      <w:r>
+        <w:rPr>
+          <w:rFonts w:ascii="Times New Roman" w:hAnsi="Times New Roman" w:eastAsia="Times New Roman"/>
+          <w:b w:val="0"/>
+          <w:i w:val="0"/>
+          <w:sz w:val="24"/>
+        </w:rPr>
+        <w:t xml:space="preserve">, then Citizen, Officer, and Administrator. Captures are from the live portal (18 August 2026; documentation refreshed 22 August 2026). Navigation and forms use </w:t>
       </w:r>
       <w:r>
         <w:rPr>
@@ -22534,16 +20155,34 @@
           <w:i w:val="0"/>
           <w:sz w:val="24"/>
         </w:rPr>
-        <w:t>Administrator</w:t>
-      </w:r>
-      <w:r>
-        <w:rPr>
-          <w:rFonts w:ascii="Times New Roman" w:hAnsi="Times New Roman" w:eastAsia="Times New Roman"/>
-          <w:b w:val="0"/>
-          <w:i w:val="0"/>
-          <w:sz w:val="24"/>
-        </w:rPr>
-        <w:t xml:space="preserve">. Screenshots below were captured from the live Adama City Citizen Portal (18 August 2026 captures, documentation refreshed 22 August 2026). Navigation, tables, and forms use </w:t>
+        <w:t>complaint</w:t>
+      </w:r>
+      <w:r>
+        <w:rPr>
+          <w:rFonts w:ascii="Times New Roman" w:hAnsi="Times New Roman" w:eastAsia="Times New Roman"/>
+          <w:b w:val="0"/>
+          <w:i w:val="0"/>
+          <w:sz w:val="24"/>
+        </w:rPr>
+        <w:t xml:space="preserve"> terminology only (</w:t>
+      </w:r>
+      <w:r>
+        <w:rPr>
+          <w:rFonts w:ascii="Consolas" w:hAnsi="Consolas" w:eastAsia="Consolas"/>
+          <w:b w:val="0"/>
+          <w:i w:val="0"/>
+          <w:sz w:val="22"/>
+        </w:rPr>
+        <w:t>CMP-YYYY-NNNN</w:t>
+      </w:r>
+      <w:r>
+        <w:rPr>
+          <w:rFonts w:ascii="Times New Roman" w:hAnsi="Times New Roman" w:eastAsia="Times New Roman"/>
+          <w:b w:val="0"/>
+          <w:i w:val="0"/>
+          <w:sz w:val="24"/>
+        </w:rPr>
+        <w:t xml:space="preserve">). </w:t>
       </w:r>
       <w:r>
         <w:rPr>
@@ -22552,42 +20191,6 @@
           <w:i w:val="0"/>
           <w:sz w:val="24"/>
         </w:rPr>
-        <w:t>complaint</w:t>
-      </w:r>
-      <w:r>
-        <w:rPr>
-          <w:rFonts w:ascii="Times New Roman" w:hAnsi="Times New Roman" w:eastAsia="Times New Roman"/>
-          <w:b w:val="0"/>
-          <w:i w:val="0"/>
-          <w:sz w:val="24"/>
-        </w:rPr>
-        <w:t xml:space="preserve"> terminology only (reference IDs </w:t>
-      </w:r>
-      <w:r>
-        <w:rPr>
-          <w:rFonts w:ascii="Consolas" w:hAnsi="Consolas" w:eastAsia="Consolas"/>
-          <w:b w:val="0"/>
-          <w:i w:val="0"/>
-          <w:sz w:val="22"/>
-        </w:rPr>
-        <w:t>CMP-YYYY-NNNN</w:t>
-      </w:r>
-      <w:r>
-        <w:rPr>
-          <w:rFonts w:ascii="Times New Roman" w:hAnsi="Times New Roman" w:eastAsia="Times New Roman"/>
-          <w:b w:val="0"/>
-          <w:i w:val="0"/>
-          <w:sz w:val="24"/>
-        </w:rPr>
-        <w:t xml:space="preserve">). An </w:t>
-      </w:r>
-      <w:r>
-        <w:rPr>
-          <w:rFonts w:ascii="Times New Roman" w:hAnsi="Times New Roman" w:eastAsia="Times New Roman"/>
-          <w:b/>
-          <w:i w:val="0"/>
-          <w:sz w:val="24"/>
-        </w:rPr>
         <w:t>AI Help</w:t>
       </w:r>
       <w:r>
@@ -22597,11 +20200,170 @@
           <w:i w:val="0"/>
           <w:sz w:val="24"/>
         </w:rPr>
-        <w:t xml:space="preserve"> chatbot is available on every screen.</w:t>
+        <w:t xml:space="preserve"> is available on every screen.</w:t>
       </w:r>
     </w:p>
     <w:p>
       <w:pPr>
+        <w:spacing w:before="0" w:after="160" w:line="276" w:lineRule="auto"/>
+        <w:jc w:val="both"/>
+      </w:pPr>
+      <w:r>
+        <w:rPr>
+          <w:rFonts w:ascii="Times New Roman" w:hAnsi="Times New Roman" w:eastAsia="Times New Roman"/>
+          <w:b/>
+          <w:i w:val="0"/>
+          <w:sz w:val="24"/>
+        </w:rPr>
+        <w:t>Order of result images</w:t>
+      </w:r>
+    </w:p>
+    <w:p>
+      <w:pPr>
+        <w:spacing w:before="0" w:after="80" w:line="276" w:lineRule="auto"/>
+        <w:ind w:left="567"/>
+      </w:pPr>
+      <w:r>
+        <w:rPr>
+          <w:rFonts w:ascii="Times New Roman" w:hAnsi="Times New Roman" w:eastAsia="Times New Roman"/>
+          <w:b w:val="0"/>
+          <w:i w:val="0"/>
+          <w:sz w:val="24"/>
+        </w:rPr>
+        <w:t xml:space="preserve">1. </w:t>
+      </w:r>
+      <w:r>
+        <w:rPr>
+          <w:rFonts w:ascii="Times New Roman" w:hAnsi="Times New Roman" w:eastAsia="Times New Roman"/>
+          <w:b w:val="0"/>
+          <w:i w:val="0"/>
+          <w:sz w:val="24"/>
+        </w:rPr>
+        <w:t>Guest landing</w:t>
+      </w:r>
+    </w:p>
+    <w:p>
+      <w:pPr>
+        <w:spacing w:before="0" w:after="80" w:line="276" w:lineRule="auto"/>
+        <w:ind w:left="567"/>
+      </w:pPr>
+      <w:r>
+        <w:rPr>
+          <w:rFonts w:ascii="Times New Roman" w:hAnsi="Times New Roman" w:eastAsia="Times New Roman"/>
+          <w:b w:val="0"/>
+          <w:i w:val="0"/>
+          <w:sz w:val="24"/>
+        </w:rPr>
+        <w:t xml:space="preserve">2. </w:t>
+      </w:r>
+      <w:r>
+        <w:rPr>
+          <w:rFonts w:ascii="Times New Roman" w:hAnsi="Times New Roman" w:eastAsia="Times New Roman"/>
+          <w:b w:val="0"/>
+          <w:i w:val="0"/>
+          <w:sz w:val="24"/>
+        </w:rPr>
+        <w:t>Guest registration</w:t>
+      </w:r>
+    </w:p>
+    <w:p>
+      <w:pPr>
+        <w:spacing w:before="0" w:after="80" w:line="276" w:lineRule="auto"/>
+        <w:ind w:left="567"/>
+      </w:pPr>
+      <w:r>
+        <w:rPr>
+          <w:rFonts w:ascii="Times New Roman" w:hAnsi="Times New Roman" w:eastAsia="Times New Roman"/>
+          <w:b w:val="0"/>
+          <w:i w:val="0"/>
+          <w:sz w:val="24"/>
+        </w:rPr>
+        <w:t xml:space="preserve">3. </w:t>
+      </w:r>
+      <w:r>
+        <w:rPr>
+          <w:rFonts w:ascii="Times New Roman" w:hAnsi="Times New Roman" w:eastAsia="Times New Roman"/>
+          <w:b w:val="0"/>
+          <w:i w:val="0"/>
+          <w:sz w:val="24"/>
+        </w:rPr>
+        <w:t>Guest sign-in</w:t>
+      </w:r>
+    </w:p>
+    <w:p>
+      <w:pPr>
+        <w:spacing w:before="0" w:after="80" w:line="276" w:lineRule="auto"/>
+        <w:ind w:left="567"/>
+      </w:pPr>
+      <w:r>
+        <w:rPr>
+          <w:rFonts w:ascii="Times New Roman" w:hAnsi="Times New Roman" w:eastAsia="Times New Roman"/>
+          <w:b w:val="0"/>
+          <w:i w:val="0"/>
+          <w:sz w:val="24"/>
+        </w:rPr>
+        <w:t xml:space="preserve">4. </w:t>
+      </w:r>
+      <w:r>
+        <w:rPr>
+          <w:rFonts w:ascii="Times New Roman" w:hAnsi="Times New Roman" w:eastAsia="Times New Roman"/>
+          <w:b w:val="0"/>
+          <w:i w:val="0"/>
+          <w:sz w:val="24"/>
+        </w:rPr>
+        <w:t>Citizen dashboard → submit complaint → my complaints → notifications → profile</w:t>
+      </w:r>
+    </w:p>
+    <w:p>
+      <w:pPr>
+        <w:spacing w:before="0" w:after="80" w:line="276" w:lineRule="auto"/>
+        <w:ind w:left="567"/>
+      </w:pPr>
+      <w:r>
+        <w:rPr>
+          <w:rFonts w:ascii="Times New Roman" w:hAnsi="Times New Roman" w:eastAsia="Times New Roman"/>
+          <w:b w:val="0"/>
+          <w:i w:val="0"/>
+          <w:sz w:val="24"/>
+        </w:rPr>
+        <w:t xml:space="preserve">5. </w:t>
+      </w:r>
+      <w:r>
+        <w:rPr>
+          <w:rFonts w:ascii="Times New Roman" w:hAnsi="Times New Roman" w:eastAsia="Times New Roman"/>
+          <w:b w:val="0"/>
+          <w:i w:val="0"/>
+          <w:sz w:val="24"/>
+        </w:rPr>
+        <w:t>Officer dashboard → assigned tasks → notifications</w:t>
+      </w:r>
+    </w:p>
+    <w:p>
+      <w:pPr>
+        <w:spacing w:before="0" w:after="80" w:line="276" w:lineRule="auto"/>
+        <w:ind w:left="567"/>
+      </w:pPr>
+      <w:r>
+        <w:rPr>
+          <w:rFonts w:ascii="Times New Roman" w:hAnsi="Times New Roman" w:eastAsia="Times New Roman"/>
+          <w:b w:val="0"/>
+          <w:i w:val="0"/>
+          <w:sz w:val="24"/>
+        </w:rPr>
+        <w:t xml:space="preserve">6. </w:t>
+      </w:r>
+      <w:r>
+        <w:rPr>
+          <w:rFonts w:ascii="Times New Roman" w:hAnsi="Times New Roman" w:eastAsia="Times New Roman"/>
+          <w:b w:val="0"/>
+          <w:i w:val="0"/>
+          <w:sz w:val="24"/>
+        </w:rPr>
+        <w:t>Admin dashboard → complaints → users → reports → activity log</w:t>
+      </w:r>
+    </w:p>
+    <w:p>
+      <w:pPr>
         <w:spacing w:before="320" w:after="160" w:line="276" w:lineRule="auto"/>
         <w:jc w:val="left"/>
       </w:pPr>
@@ -22613,7 +20375,7 @@
           <w:color w:val="003366"/>
           <w:sz w:val="24"/>
         </w:rPr>
-        <w:t>4.1.1 Public Portal and Authentication</w:t>
+        <w:t>4.1.1 Guest UI (Landing, Register, Login)</w:t>
       </w:r>
     </w:p>
     <w:p>
@@ -22628,7 +20390,7 @@
           <w:i w:val="0"/>
           <w:sz w:val="24"/>
         </w:rPr>
-        <w:t xml:space="preserve">The public landing page introduces the portal, supports English / Amharic / Afaan Oromo, and offers a </w:t>
+        <w:t xml:space="preserve">The public </w:t>
       </w:r>
       <w:r>
         <w:rPr>
@@ -22637,6 +20399,24 @@
           <w:i w:val="0"/>
           <w:sz w:val="24"/>
         </w:rPr>
+        <w:t>Guest UI</w:t>
+      </w:r>
+      <w:r>
+        <w:rPr>
+          <w:rFonts w:ascii="Times New Roman" w:hAnsi="Times New Roman" w:eastAsia="Times New Roman"/>
+          <w:b w:val="0"/>
+          <w:i w:val="0"/>
+          <w:sz w:val="24"/>
+        </w:rPr>
+        <w:t xml:space="preserve"> is the first screen a visitor sees. It introduces the portal in English / Amharic / Afaan Oromo and offers a </w:t>
+      </w:r>
+      <w:r>
+        <w:rPr>
+          <w:rFonts w:ascii="Times New Roman" w:hAnsi="Times New Roman" w:eastAsia="Times New Roman"/>
+          <w:b/>
+          <w:i w:val="0"/>
+          <w:sz w:val="24"/>
+        </w:rPr>
         <w:t>Quick Submit</w:t>
       </w:r>
       <w:r>
@@ -22646,7 +20426,7 @@
           <w:i w:val="0"/>
           <w:sz w:val="24"/>
         </w:rPr>
-        <w:t xml:space="preserve"> complaint card (login required to send). Registration creates a citizen account; sign-in supports demo Citizen, Officer, and Admin shortcuts plus email/password and forgot-password.</w:t>
+        <w:t xml:space="preserve"> complaint card (login required to send). Registration creates a citizen account. Sign-in supports demo Citizen, Officer, and Admin shortcuts plus email/password and forgot-password.</w:t>
       </w:r>
     </w:p>
     <w:p>
@@ -22658,7 +20438,7 @@
         <w:drawing>
           <wp:inline xmlns:a="http://schemas.openxmlformats.org/drawingml/2006/main" xmlns:pic="http://schemas.openxmlformats.org/drawingml/2006/picture">
             <wp:extent cx="5669280" cy="2862322"/>
-            <wp:docPr id="1" name="Picture 1"/>
+            <wp:docPr id="8" name="Picture 8"/>
             <wp:cNvGraphicFramePr>
               <a:graphicFrameLocks noChangeAspect="1"/>
             </wp:cNvGraphicFramePr>
@@ -22670,7 +20450,7 @@
                     <pic:cNvPicPr/>
                   </pic:nvPicPr>
                   <pic:blipFill>
-                    <a:blip r:embed="rId9"/>
+                    <a:blip r:embed="rId16"/>
                     <a:stretch>
                       <a:fillRect/>
                     </a:stretch>
@@ -22701,7 +20481,7 @@
           <w:i/>
           <w:sz w:val="20"/>
         </w:rPr>
-        <w:t>Figure 4.1: Public landing page — Quick Submit complaint, not a service-request form</w:t>
+        <w:t>Figure 4.1: Guest UI — public landing page with Quick Submit complaint</w:t>
       </w:r>
     </w:p>
     <w:p>
@@ -22713,7 +20493,7 @@
         <w:drawing>
           <wp:inline xmlns:a="http://schemas.openxmlformats.org/drawingml/2006/main" xmlns:pic="http://schemas.openxmlformats.org/drawingml/2006/picture">
             <wp:extent cx="5669280" cy="2840176"/>
-            <wp:docPr id="2" name="Picture 2"/>
+            <wp:docPr id="9" name="Picture 9"/>
             <wp:cNvGraphicFramePr>
               <a:graphicFrameLocks noChangeAspect="1"/>
             </wp:cNvGraphicFramePr>
@@ -22725,7 +20505,7 @@
                     <pic:cNvPicPr/>
                   </pic:nvPicPr>
                   <pic:blipFill>
-                    <a:blip r:embed="rId10"/>
+                    <a:blip r:embed="rId17"/>
                     <a:stretch>
                       <a:fillRect/>
                     </a:stretch>
@@ -22756,7 +20536,7 @@
           <w:i/>
           <w:sz w:val="20"/>
         </w:rPr>
-        <w:t>Figure 4.2: Create Account — register as an Adama City citizen</w:t>
+        <w:t>Figure 4.2: Guest UI — Create Account (register as an Adama City citizen)</w:t>
       </w:r>
     </w:p>
     <w:p>
@@ -22768,7 +20548,7 @@
         <w:drawing>
           <wp:inline xmlns:a="http://schemas.openxmlformats.org/drawingml/2006/main" xmlns:pic="http://schemas.openxmlformats.org/drawingml/2006/picture">
             <wp:extent cx="5669280" cy="2790349"/>
-            <wp:docPr id="3" name="Picture 3"/>
+            <wp:docPr id="10" name="Picture 10"/>
             <wp:cNvGraphicFramePr>
               <a:graphicFrameLocks noChangeAspect="1"/>
             </wp:cNvGraphicFramePr>
@@ -22780,7 +20560,7 @@
                     <pic:cNvPicPr/>
                   </pic:nvPicPr>
                   <pic:blipFill>
-                    <a:blip r:embed="rId11"/>
+                    <a:blip r:embed="rId18"/>
                     <a:stretch>
                       <a:fillRect/>
                     </a:stretch>
@@ -22811,7 +20591,7 @@
           <w:i/>
           <w:sz w:val="20"/>
         </w:rPr>
-        <w:t>Figure 4.3: Sign In — demo Citizen / Officer / Admin and email login</w:t>
+        <w:t>Figure 4.3: Guest UI — Sign In (demo Citizen / Officer / Admin and email login)</w:t>
       </w:r>
     </w:p>
     <w:p>
@@ -23034,7 +20814,7 @@
         <w:drawing>
           <wp:inline xmlns:a="http://schemas.openxmlformats.org/drawingml/2006/main" xmlns:pic="http://schemas.openxmlformats.org/drawingml/2006/picture">
             <wp:extent cx="5669280" cy="2840176"/>
-            <wp:docPr id="4" name="Picture 4"/>
+            <wp:docPr id="11" name="Picture 11"/>
             <wp:cNvGraphicFramePr>
               <a:graphicFrameLocks noChangeAspect="1"/>
             </wp:cNvGraphicFramePr>
@@ -23046,7 +20826,7 @@
                     <pic:cNvPicPr/>
                   </pic:nvPicPr>
                   <pic:blipFill>
-                    <a:blip r:embed="rId12"/>
+                    <a:blip r:embed="rId19"/>
                     <a:stretch>
                       <a:fillRect/>
                     </a:stretch>
@@ -23089,7 +20869,7 @@
         <w:drawing>
           <wp:inline xmlns:a="http://schemas.openxmlformats.org/drawingml/2006/main" xmlns:pic="http://schemas.openxmlformats.org/drawingml/2006/picture">
             <wp:extent cx="5669280" cy="2873395"/>
-            <wp:docPr id="5" name="Picture 5"/>
+            <wp:docPr id="12" name="Picture 12"/>
             <wp:cNvGraphicFramePr>
               <a:graphicFrameLocks noChangeAspect="1"/>
             </wp:cNvGraphicFramePr>
@@ -23101,7 +20881,7 @@
                     <pic:cNvPicPr/>
                   </pic:nvPicPr>
                   <pic:blipFill>
-                    <a:blip r:embed="rId13"/>
+                    <a:blip r:embed="rId20"/>
                     <a:stretch>
                       <a:fillRect/>
                     </a:stretch>
@@ -23144,7 +20924,7 @@
         <w:drawing>
           <wp:inline xmlns:a="http://schemas.openxmlformats.org/drawingml/2006/main" xmlns:pic="http://schemas.openxmlformats.org/drawingml/2006/picture">
             <wp:extent cx="5669280" cy="2790349"/>
-            <wp:docPr id="6" name="Picture 6"/>
+            <wp:docPr id="13" name="Picture 13"/>
             <wp:cNvGraphicFramePr>
               <a:graphicFrameLocks noChangeAspect="1"/>
             </wp:cNvGraphicFramePr>
@@ -23156,7 +20936,7 @@
                     <pic:cNvPicPr/>
                   </pic:nvPicPr>
                   <pic:blipFill>
-                    <a:blip r:embed="rId14"/>
+                    <a:blip r:embed="rId21"/>
                     <a:stretch>
                       <a:fillRect/>
                     </a:stretch>
@@ -23199,7 +20979,7 @@
         <w:drawing>
           <wp:inline xmlns:a="http://schemas.openxmlformats.org/drawingml/2006/main" xmlns:pic="http://schemas.openxmlformats.org/drawingml/2006/picture">
             <wp:extent cx="5669280" cy="2856786"/>
-            <wp:docPr id="7" name="Picture 7"/>
+            <wp:docPr id="14" name="Picture 14"/>
             <wp:cNvGraphicFramePr>
               <a:graphicFrameLocks noChangeAspect="1"/>
             </wp:cNvGraphicFramePr>
@@ -23211,7 +20991,7 @@
                     <pic:cNvPicPr/>
                   </pic:nvPicPr>
                   <pic:blipFill>
-                    <a:blip r:embed="rId15"/>
+                    <a:blip r:embed="rId22"/>
                     <a:stretch>
                       <a:fillRect/>
                     </a:stretch>
@@ -23254,7 +21034,7 @@
         <w:drawing>
           <wp:inline xmlns:a="http://schemas.openxmlformats.org/drawingml/2006/main" xmlns:pic="http://schemas.openxmlformats.org/drawingml/2006/picture">
             <wp:extent cx="5669280" cy="2823567"/>
-            <wp:docPr id="8" name="Picture 8"/>
+            <wp:docPr id="15" name="Picture 15"/>
             <wp:cNvGraphicFramePr>
               <a:graphicFrameLocks noChangeAspect="1"/>
             </wp:cNvGraphicFramePr>
@@ -23266,7 +21046,7 @@
                     <pic:cNvPicPr/>
                   </pic:nvPicPr>
                   <pic:blipFill>
-                    <a:blip r:embed="rId16"/>
+                    <a:blip r:embed="rId23"/>
                     <a:stretch>
                       <a:fillRect/>
                     </a:stretch>
@@ -23466,7 +21246,7 @@
         <w:drawing>
           <wp:inline xmlns:a="http://schemas.openxmlformats.org/drawingml/2006/main" xmlns:pic="http://schemas.openxmlformats.org/drawingml/2006/picture">
             <wp:extent cx="5669280" cy="2851249"/>
-            <wp:docPr id="9" name="Picture 9"/>
+            <wp:docPr id="16" name="Picture 16"/>
             <wp:cNvGraphicFramePr>
               <a:graphicFrameLocks noChangeAspect="1"/>
             </wp:cNvGraphicFramePr>
@@ -23478,7 +21258,7 @@
                     <pic:cNvPicPr/>
                   </pic:nvPicPr>
                   <pic:blipFill>
-                    <a:blip r:embed="rId17"/>
+                    <a:blip r:embed="rId24"/>
                     <a:stretch>
                       <a:fillRect/>
                     </a:stretch>
@@ -23521,7 +21301,7 @@
         <w:drawing>
           <wp:inline xmlns:a="http://schemas.openxmlformats.org/drawingml/2006/main" xmlns:pic="http://schemas.openxmlformats.org/drawingml/2006/picture">
             <wp:extent cx="5669280" cy="2812494"/>
-            <wp:docPr id="10" name="Picture 10"/>
+            <wp:docPr id="17" name="Picture 17"/>
             <wp:cNvGraphicFramePr>
               <a:graphicFrameLocks noChangeAspect="1"/>
             </wp:cNvGraphicFramePr>
@@ -23533,7 +21313,7 @@
                     <pic:cNvPicPr/>
                   </pic:nvPicPr>
                   <pic:blipFill>
-                    <a:blip r:embed="rId18"/>
+                    <a:blip r:embed="rId25"/>
                     <a:stretch>
                       <a:fillRect/>
                     </a:stretch>
@@ -23576,7 +21356,7 @@
         <w:drawing>
           <wp:inline xmlns:a="http://schemas.openxmlformats.org/drawingml/2006/main" xmlns:pic="http://schemas.openxmlformats.org/drawingml/2006/picture">
             <wp:extent cx="5669280" cy="2768203"/>
-            <wp:docPr id="11" name="Picture 11"/>
+            <wp:docPr id="18" name="Picture 18"/>
             <wp:cNvGraphicFramePr>
               <a:graphicFrameLocks noChangeAspect="1"/>
             </wp:cNvGraphicFramePr>
@@ -23588,7 +21368,7 @@
                     <pic:cNvPicPr/>
                   </pic:nvPicPr>
                   <pic:blipFill>
-                    <a:blip r:embed="rId19"/>
+                    <a:blip r:embed="rId26"/>
                     <a:stretch>
                       <a:fillRect/>
                     </a:stretch>
@@ -23860,7 +21640,7 @@
         <w:drawing>
           <wp:inline xmlns:a="http://schemas.openxmlformats.org/drawingml/2006/main" xmlns:pic="http://schemas.openxmlformats.org/drawingml/2006/picture">
             <wp:extent cx="5669280" cy="2801422"/>
-            <wp:docPr id="12" name="Picture 12"/>
+            <wp:docPr id="19" name="Picture 19"/>
             <wp:cNvGraphicFramePr>
               <a:graphicFrameLocks noChangeAspect="1"/>
             </wp:cNvGraphicFramePr>
@@ -23872,7 +21652,7 @@
                     <pic:cNvPicPr/>
                   </pic:nvPicPr>
                   <pic:blipFill>
-                    <a:blip r:embed="rId20"/>
+                    <a:blip r:embed="rId27"/>
                     <a:stretch>
                       <a:fillRect/>
                     </a:stretch>
@@ -23915,7 +21695,7 @@
         <w:drawing>
           <wp:inline xmlns:a="http://schemas.openxmlformats.org/drawingml/2006/main" xmlns:pic="http://schemas.openxmlformats.org/drawingml/2006/picture">
             <wp:extent cx="5669280" cy="2812494"/>
-            <wp:docPr id="13" name="Picture 13"/>
+            <wp:docPr id="20" name="Picture 20"/>
             <wp:cNvGraphicFramePr>
               <a:graphicFrameLocks noChangeAspect="1"/>
             </wp:cNvGraphicFramePr>
@@ -23927,7 +21707,7 @@
                     <pic:cNvPicPr/>
                   </pic:nvPicPr>
                   <pic:blipFill>
-                    <a:blip r:embed="rId21"/>
+                    <a:blip r:embed="rId28"/>
                     <a:stretch>
                       <a:fillRect/>
                     </a:stretch>
@@ -23970,7 +21750,7 @@
         <w:drawing>
           <wp:inline xmlns:a="http://schemas.openxmlformats.org/drawingml/2006/main" xmlns:pic="http://schemas.openxmlformats.org/drawingml/2006/picture">
             <wp:extent cx="5669280" cy="2806958"/>
-            <wp:docPr id="14" name="Picture 14"/>
+            <wp:docPr id="21" name="Picture 21"/>
             <wp:cNvGraphicFramePr>
               <a:graphicFrameLocks noChangeAspect="1"/>
             </wp:cNvGraphicFramePr>
@@ -23982,7 +21762,7 @@
                     <pic:cNvPicPr/>
                   </pic:nvPicPr>
                   <pic:blipFill>
-                    <a:blip r:embed="rId22"/>
+                    <a:blip r:embed="rId29"/>
                     <a:stretch>
                       <a:fillRect/>
                     </a:stretch>
@@ -24025,7 +21805,7 @@
         <w:drawing>
           <wp:inline xmlns:a="http://schemas.openxmlformats.org/drawingml/2006/main" xmlns:pic="http://schemas.openxmlformats.org/drawingml/2006/picture">
             <wp:extent cx="5669280" cy="2840176"/>
-            <wp:docPr id="15" name="Picture 15"/>
+            <wp:docPr id="22" name="Picture 22"/>
             <wp:cNvGraphicFramePr>
               <a:graphicFrameLocks noChangeAspect="1"/>
             </wp:cNvGraphicFramePr>
@@ -24037,7 +21817,7 @@
                     <pic:cNvPicPr/>
                   </pic:nvPicPr>
                   <pic:blipFill>
-                    <a:blip r:embed="rId23"/>
+                    <a:blip r:embed="rId30"/>
                     <a:stretch>
                       <a:fillRect/>
                     </a:stretch>
@@ -24080,7 +21860,7 @@
         <w:drawing>
           <wp:inline xmlns:a="http://schemas.openxmlformats.org/drawingml/2006/main" xmlns:pic="http://schemas.openxmlformats.org/drawingml/2006/picture">
             <wp:extent cx="5669280" cy="2829104"/>
-            <wp:docPr id="16" name="Picture 16"/>
+            <wp:docPr id="23" name="Picture 23"/>
             <wp:cNvGraphicFramePr>
               <a:graphicFrameLocks noChangeAspect="1"/>
             </wp:cNvGraphicFramePr>
@@ -24092,7 +21872,7 @@
                     <pic:cNvPicPr/>
                   </pic:nvPicPr>
                   <pic:blipFill>
-                    <a:blip r:embed="rId24"/>
+                    <a:blip r:embed="rId31"/>
                     <a:stretch>
                       <a:fillRect/>
                     </a:stretch>
@@ -26759,6 +24539,68 @@
                 <w:sz w:val="20"/>
               </w:rPr>
               <w:t>Forced a results pass: Chapter Four figures stay on the current UI captures; README now includes the same screenshot gallery; activity log stores department/officer names instead of MongoDB IDs</w:t>
+            </w:r>
+          </w:p>
+        </w:tc>
+      </w:tr>
+      <w:tr>
+        <w:tc>
+          <w:tcPr>
+            <w:tcW w:type="dxa" w:w="3120"/>
+          </w:tcPr>
+          <w:p>
+            <w:pPr>
+              <w:spacing w:before="40" w:after="40" w:line="240" w:lineRule="auto"/>
+            </w:pPr>
+            <w:r/>
+            <w:r>
+              <w:rPr>
+                <w:rFonts w:ascii="Times New Roman" w:hAnsi="Times New Roman" w:eastAsia="Times New Roman"/>
+                <w:b w:val="0"/>
+                <w:i w:val="0"/>
+                <w:sz w:val="20"/>
+              </w:rPr>
+              <w:t>2.16</w:t>
+            </w:r>
+          </w:p>
+        </w:tc>
+        <w:tc>
+          <w:tcPr>
+            <w:tcW w:type="dxa" w:w="3120"/>
+          </w:tcPr>
+          <w:p>
+            <w:pPr>
+              <w:spacing w:before="40" w:after="40" w:line="240" w:lineRule="auto"/>
+            </w:pPr>
+            <w:r/>
+            <w:r>
+              <w:rPr>
+                <w:rFonts w:ascii="Times New Roman" w:hAnsi="Times New Roman" w:eastAsia="Times New Roman"/>
+                <w:b w:val="0"/>
+                <w:i w:val="0"/>
+                <w:sz w:val="20"/>
+              </w:rPr>
+              <w:t>August 22, 2026</w:t>
+            </w:r>
+          </w:p>
+        </w:tc>
+        <w:tc>
+          <w:tcPr>
+            <w:tcW w:type="dxa" w:w="3120"/>
+          </w:tcPr>
+          <w:p>
+            <w:pPr>
+              <w:spacing w:before="40" w:after="40" w:line="240" w:lineRule="auto"/>
+            </w:pPr>
+            <w:r/>
+            <w:r>
+              <w:rPr>
+                <w:rFonts w:ascii="Times New Roman" w:hAnsi="Times New Roman" w:eastAsia="Times New Roman"/>
+                <w:b w:val="0"/>
+                <w:i w:val="0"/>
+                <w:sz w:val="20"/>
+              </w:rPr>
+              <w:t>Added rendered use-case, ER, architecture, DFD, workflow, Gantt, and deployment diagrams; ordered Chapter Four result screenshots starting from Guest UI</w:t>
             </w:r>
           </w:p>
         </w:tc>

--- a/ADAMA CITY CITIZEN COMPLIANT AND SERVICE REQUEST MANAGEMENT SYSTEM DOCUMENTATION.docx
+++ b/ADAMA CITY CITIZEN COMPLIANT AND SERVICE REQUEST MANAGEMENT SYSTEM DOCUMENTATION.docx
@@ -4,32 +4,13 @@
   <w:body>
     <w:p>
       <w:pPr>
-        <w:spacing w:before="120" w:after="80" w:line="276" w:lineRule="auto"/>
-        <w:jc w:val="center"/>
-        <w:pBdr>
-          <w:bottom w:val="single" w:sz="18" w:space="1" w:color="C8870A"/>
-        </w:pBdr>
-      </w:pPr>
-      <w:r>
-        <w:rPr>
-          <w:rFonts w:ascii="Times New Roman" w:hAnsi="Times New Roman" w:eastAsia="Times New Roman"/>
-          <w:b/>
-          <w:i w:val="0"/>
-          <w:color w:val="003366"/>
-          <w:sz w:val="44"/>
-        </w:rPr>
-        <w:t>NARRATIVE REPORT ON PRACTICAL ATTACHMENT</w:t>
-      </w:r>
-    </w:p>
-    <w:p>
-      <w:pPr>
-        <w:spacing w:before="160" w:after="80" w:line="276" w:lineRule="auto"/>
+        <w:spacing w:before="40" w:after="80" w:line="276" w:lineRule="auto"/>
         <w:jc w:val="center"/>
       </w:pPr>
       <w:r>
         <w:drawing>
           <wp:inline xmlns:a="http://schemas.openxmlformats.org/drawingml/2006/main" xmlns:pic="http://schemas.openxmlformats.org/drawingml/2006/picture">
-            <wp:extent cx="5943600" cy="1503381"/>
+            <wp:extent cx="1554480" cy="1554480"/>
             <wp:docPr id="1" name="Picture 1"/>
             <wp:cNvGraphicFramePr>
               <a:graphicFrameLocks noChangeAspect="1"/>
@@ -38,7 +19,7 @@
               <a:graphicData uri="http://schemas.openxmlformats.org/drawingml/2006/picture">
                 <pic:pic>
                   <pic:nvPicPr>
-                    <pic:cNvPr id="0" name="cover-banner.png"/>
+                    <pic:cNvPr id="0" name="haramaya-university-logo.png"/>
                     <pic:cNvPicPr/>
                   </pic:nvPicPr>
                   <pic:blipFill>
@@ -50,7 +31,7 @@
                   <pic:spPr>
                     <a:xfrm>
                       <a:off x="0" y="0"/>
-                      <a:ext cx="5943600" cy="1503381"/>
+                      <a:ext cx="1554480" cy="1554480"/>
                     </a:xfrm>
                     <a:prstGeom prst="rect"/>
                   </pic:spPr>
@@ -63,6 +44,25 @@
     </w:p>
     <w:p>
       <w:pPr>
+        <w:spacing w:before="120" w:after="80" w:line="276" w:lineRule="auto"/>
+        <w:jc w:val="center"/>
+        <w:pBdr>
+          <w:bottom w:val="single" w:sz="12" w:space="1" w:color="003366"/>
+        </w:pBdr>
+      </w:pPr>
+      <w:r>
+        <w:rPr>
+          <w:rFonts w:ascii="Times New Roman" w:hAnsi="Times New Roman" w:eastAsia="Times New Roman"/>
+          <w:b/>
+          <w:i w:val="0"/>
+          <w:color w:val="003366"/>
+          <w:sz w:val="44"/>
+        </w:rPr>
+        <w:t>NARRATIVE REPORT ON PRACTICAL ATTACHMENT</w:t>
+      </w:r>
+    </w:p>
+    <w:p>
+      <w:pPr>
         <w:spacing w:before="0" w:after="160" w:line="276" w:lineRule="auto"/>
         <w:jc w:val="center"/>
       </w:pPr>
@@ -183,22 +183,6 @@
     </w:p>
     <w:p>
       <w:pPr>
-        <w:spacing w:before="200" w:after="200" w:line="276" w:lineRule="auto"/>
-        <w:jc w:val="center"/>
-      </w:pPr>
-      <w:r>
-        <w:rPr>
-          <w:rFonts w:ascii="Times New Roman" w:hAnsi="Times New Roman" w:eastAsia="Times New Roman"/>
-          <w:b w:val="0"/>
-          <w:i/>
-          <w:color w:val="C8870A"/>
-          <w:sz w:val="22"/>
-        </w:rPr>
-        <w:t>Your City. Your Voice.  ·  ከተማዎ። ድምፅዎ።  ·  Magaalaa Keessan. Sagalee Keessan.</w:t>
-      </w:r>
-    </w:p>
-    <w:p>
-      <w:pPr>
         <w:spacing w:before="0" w:after="160" w:line="276" w:lineRule="auto"/>
         <w:jc w:val="center"/>
       </w:pPr>
@@ -224,7 +208,7 @@
           <w:i w:val="0"/>
           <w:sz w:val="24"/>
         </w:rPr>
-        <w:t>Name: ____________________</w:t>
+        <w:t>Name: Esmael Mohammed Kedir</w:t>
       </w:r>
     </w:p>
     <w:p>
@@ -239,7 +223,7 @@
           <w:i w:val="0"/>
           <w:sz w:val="24"/>
         </w:rPr>
-        <w:t>ID number: ____________________</w:t>
+        <w:t>ID number: 1160/16</w:t>
       </w:r>
     </w:p>
     <w:p>
@@ -255,6 +239,21 @@
           <w:sz w:val="24"/>
         </w:rPr>
         <w:t>Summer 2026</w:t>
+      </w:r>
+    </w:p>
+    <w:p>
+      <w:pPr>
+        <w:spacing w:before="0" w:after="160" w:line="276" w:lineRule="auto"/>
+        <w:jc w:val="center"/>
+      </w:pPr>
+      <w:r>
+        <w:rPr>
+          <w:rFonts w:ascii="Times New Roman" w:hAnsi="Times New Roman" w:eastAsia="Times New Roman"/>
+          <w:b w:val="0"/>
+          <w:i w:val="0"/>
+          <w:sz w:val="24"/>
+        </w:rPr>
+        <w:t>Submission date: 24 August 2026</w:t>
       </w:r>
     </w:p>
     <w:p>
@@ -899,7 +898,7 @@
                 <w:i w:val="0"/>
                 <w:sz w:val="20"/>
               </w:rPr>
-              <w:t>____________________</w:t>
+              <w:t>Mr. Muktar</w:t>
             </w:r>
           </w:p>
         </w:tc>
@@ -941,7 +940,7 @@
                 <w:i w:val="0"/>
                 <w:sz w:val="20"/>
               </w:rPr>
-              <w:t>____________________</w:t>
+              <w:t>Software Engineer</w:t>
             </w:r>
           </w:p>
         </w:tc>
@@ -963,7 +962,7 @@
                 <w:i w:val="0"/>
                 <w:sz w:val="20"/>
               </w:rPr>
-              <w:t>Title</w:t>
+              <w:t>Telephone</w:t>
             </w:r>
           </w:p>
         </w:tc>
@@ -983,49 +982,7 @@
                 <w:i w:val="0"/>
                 <w:sz w:val="20"/>
               </w:rPr>
-              <w:t>____________________</w:t>
-            </w:r>
-          </w:p>
-        </w:tc>
-      </w:tr>
-      <w:tr>
-        <w:tc>
-          <w:tcPr>
-            <w:tcW w:type="dxa" w:w="4680"/>
-          </w:tcPr>
-          <w:p>
-            <w:pPr>
-              <w:spacing w:before="40" w:after="40" w:line="240" w:lineRule="auto"/>
-            </w:pPr>
-            <w:r/>
-            <w:r>
-              <w:rPr>
-                <w:rFonts w:ascii="Times New Roman" w:hAnsi="Times New Roman" w:eastAsia="Times New Roman"/>
-                <w:b/>
-                <w:i w:val="0"/>
-                <w:sz w:val="20"/>
-              </w:rPr>
-              <w:t>Telephone</w:t>
-            </w:r>
-          </w:p>
-        </w:tc>
-        <w:tc>
-          <w:tcPr>
-            <w:tcW w:type="dxa" w:w="4680"/>
-          </w:tcPr>
-          <w:p>
-            <w:pPr>
-              <w:spacing w:before="40" w:after="40" w:line="240" w:lineRule="auto"/>
-            </w:pPr>
-            <w:r/>
-            <w:r>
-              <w:rPr>
-                <w:rFonts w:ascii="Times New Roman" w:hAnsi="Times New Roman" w:eastAsia="Times New Roman"/>
-                <w:b w:val="0"/>
-                <w:i w:val="0"/>
-                <w:sz w:val="20"/>
-              </w:rPr>
-              <w:t>____________________</w:t>
+              <w:t>0912807372</w:t>
             </w:r>
           </w:p>
         </w:tc>
@@ -1176,7 +1133,7 @@
                 <w:i w:val="0"/>
                 <w:sz w:val="20"/>
               </w:rPr>
-              <w:t>2.19</w:t>
+              <w:t>2.24</w:t>
             </w:r>
           </w:p>
         </w:tc>
@@ -1198,7 +1155,7 @@
                 <w:i w:val="0"/>
                 <w:sz w:val="20"/>
               </w:rPr>
-              <w:t>Date</w:t>
+              <w:t>Submission date</w:t>
             </w:r>
           </w:p>
         </w:tc>
@@ -1218,7 +1175,7 @@
                 <w:i w:val="0"/>
                 <w:sz w:val="20"/>
               </w:rPr>
-              <w:t>23 August 2026</w:t>
+              <w:t>24 August 2026</w:t>
             </w:r>
           </w:p>
         </w:tc>
@@ -1675,172 +1632,6 @@
           <w:color w:val="003366"/>
           <w:sz w:val="28"/>
         </w:rPr>
-        <w:t>Signature of this report</w:t>
-      </w:r>
-    </w:p>
-    <w:p>
-      <w:pPr>
-        <w:spacing w:before="0" w:after="160" w:line="276" w:lineRule="auto"/>
-        <w:jc w:val="both"/>
-      </w:pPr>
-      <w:r>
-        <w:rPr>
-          <w:rFonts w:ascii="Times New Roman" w:hAnsi="Times New Roman" w:eastAsia="Times New Roman"/>
-          <w:b w:val="0"/>
-          <w:i w:val="0"/>
-          <w:sz w:val="24"/>
-        </w:rPr>
-        <w:t xml:space="preserve">This is not a generic software proposal written for any city. It is a </w:t>
-      </w:r>
-      <w:r>
-        <w:rPr>
-          <w:rFonts w:ascii="Times New Roman" w:hAnsi="Times New Roman" w:eastAsia="Times New Roman"/>
-          <w:b/>
-          <w:i w:val="0"/>
-          <w:sz w:val="24"/>
-        </w:rPr>
-        <w:t>place-bound</w:t>
-      </w:r>
-      <w:r>
-        <w:rPr>
-          <w:rFonts w:ascii="Times New Roman" w:hAnsi="Times New Roman" w:eastAsia="Times New Roman"/>
-          <w:b w:val="0"/>
-          <w:i w:val="0"/>
-          <w:sz w:val="24"/>
-        </w:rPr>
-        <w:t xml:space="preserve"> attachment record: the host is Adama’s Science and Technology Office; the public face of the artefact is the Citizen Portal landing page that opens with </w:t>
-      </w:r>
-      <w:r>
-        <w:rPr>
-          <w:rFonts w:ascii="Times New Roman" w:hAnsi="Times New Roman" w:eastAsia="Times New Roman"/>
-          <w:b w:val="0"/>
-          <w:i/>
-          <w:sz w:val="24"/>
-        </w:rPr>
-        <w:t>Your City. Your Voice.</w:t>
-      </w:r>
-      <w:r>
-        <w:rPr>
-          <w:rFonts w:ascii="Times New Roman" w:hAnsi="Times New Roman" w:eastAsia="Times New Roman"/>
-          <w:b w:val="0"/>
-          <w:i w:val="0"/>
-          <w:sz w:val="24"/>
-        </w:rPr>
-        <w:t xml:space="preserve"> / </w:t>
-      </w:r>
-      <w:r>
-        <w:rPr>
-          <w:rFonts w:ascii="Times New Roman" w:hAnsi="Times New Roman" w:eastAsia="Times New Roman"/>
-          <w:b w:val="0"/>
-          <w:i/>
-          <w:sz w:val="24"/>
-        </w:rPr>
-        <w:t>ከተማዎ። ድምፅዎ።</w:t>
-      </w:r>
-      <w:r>
-        <w:rPr>
-          <w:rFonts w:ascii="Times New Roman" w:hAnsi="Times New Roman" w:eastAsia="Times New Roman"/>
-          <w:b w:val="0"/>
-          <w:i w:val="0"/>
-          <w:sz w:val="24"/>
-        </w:rPr>
-        <w:t xml:space="preserve"> / </w:t>
-      </w:r>
-      <w:r>
-        <w:rPr>
-          <w:rFonts w:ascii="Times New Roman" w:hAnsi="Times New Roman" w:eastAsia="Times New Roman"/>
-          <w:b w:val="0"/>
-          <w:i/>
-          <w:sz w:val="24"/>
-        </w:rPr>
-        <w:t>Magaalaa Keessan. Sagalee Keessan.</w:t>
-      </w:r>
-      <w:r>
-        <w:rPr>
-          <w:rFonts w:ascii="Times New Roman" w:hAnsi="Times New Roman" w:eastAsia="Times New Roman"/>
-          <w:b w:val="0"/>
-          <w:i w:val="0"/>
-          <w:sz w:val="24"/>
-        </w:rPr>
-        <w:t xml:space="preserve">; and authenticated screens are offered in </w:t>
-      </w:r>
-      <w:r>
-        <w:rPr>
-          <w:rFonts w:ascii="Times New Roman" w:hAnsi="Times New Roman" w:eastAsia="Times New Roman"/>
-          <w:b/>
-          <w:i w:val="0"/>
-          <w:sz w:val="24"/>
-        </w:rPr>
-        <w:t>English, Amharic, and Afaan Oromo</w:t>
-      </w:r>
-      <w:r>
-        <w:rPr>
-          <w:rFonts w:ascii="Times New Roman" w:hAnsi="Times New Roman" w:eastAsia="Times New Roman"/>
-          <w:b w:val="0"/>
-          <w:i w:val="0"/>
-          <w:sz w:val="24"/>
-        </w:rPr>
-        <w:t>. Chapters One–Four specify that system. Chapters Five–Seven report the attachment as required by the College guideline. Chapter Eight closes both threads.</w:t>
-      </w:r>
-    </w:p>
-    <w:tbl>
-      <w:tblPr>
-        <w:tblW w:type="auto" w:w="0"/>
-        <w:jc w:val="center"/>
-        <w:tblLook w:firstColumn="1" w:firstRow="1" w:lastColumn="0" w:lastRow="0" w:noHBand="0" w:noVBand="1" w:val="04A0"/>
-      </w:tblPr>
-      <w:tblGrid>
-        <w:gridCol w:w="9360"/>
-      </w:tblGrid>
-      <w:tr>
-        <w:tc>
-          <w:tcPr>
-            <w:tcW w:type="dxa" w:w="9360"/>
-            <w:shd w:fill="F4F7FB" w:val="clear"/>
-            <w:tcBorders>
-              <w:top w:val="nil"/>
-              <w:left w:val="single" w:sz="24" w:space="0" w:color="C8870A"/>
-              <w:bottom w:val="nil"/>
-              <w:right w:val="nil"/>
-            </w:tcBorders>
-          </w:tcPr>
-          <w:p>
-            <w:pPr>
-              <w:spacing w:before="120" w:after="120" w:line="276" w:lineRule="auto"/>
-            </w:pPr>
-            <w:r/>
-            <w:r>
-              <w:rPr>
-                <w:rFonts w:ascii="Times New Roman" w:hAnsi="Times New Roman" w:eastAsia="Times New Roman"/>
-                <w:b w:val="0"/>
-                <w:i w:val="0"/>
-                <w:color w:val="003366"/>
-                <w:sz w:val="22"/>
-              </w:rPr>
-              <w:t>Read the screenshots in Chapter Four as evidence of workplace output, not as optional decoration. Figure 4.1 is the same Guest landing a resident would see.</w:t>
-            </w:r>
-          </w:p>
-        </w:tc>
-      </w:tr>
-    </w:tbl>
-    <w:p>
-      <w:pPr>
-        <w:spacing w:before="0" w:after="160" w:line="276" w:lineRule="auto"/>
-      </w:pPr>
-    </w:p>
-    <w:p>
-      <w:pPr>
-        <w:spacing w:before="320" w:after="160" w:line="276" w:lineRule="auto"/>
-        <w:jc w:val="left"/>
-      </w:pPr>
-      <w:r>
-        <w:rPr>
-          <w:rFonts w:ascii="Times New Roman" w:hAnsi="Times New Roman" w:eastAsia="Times New Roman"/>
-          <w:b/>
-          <w:i w:val="0"/>
-          <w:color w:val="003366"/>
-          <w:sz w:val="28"/>
-        </w:rPr>
         <w:t>Implementation snapshot (August 2026)</w:t>
       </w:r>
     </w:p>
@@ -2288,7 +2079,7 @@
           <w:i w:val="0"/>
           <w:sz w:val="24"/>
         </w:rPr>
-        <w:t xml:space="preserve"> | ____________________ |</w:t>
+        <w:t xml:space="preserve"> | Esmael Mohammed Kedir |</w:t>
       </w:r>
     </w:p>
     <w:p>
@@ -2321,7 +2112,7 @@
           <w:i w:val="0"/>
           <w:sz w:val="24"/>
         </w:rPr>
-        <w:t xml:space="preserve"> | __________ |</w:t>
+        <w:t xml:space="preserve"> | 1160/16 |</w:t>
       </w:r>
     </w:p>
     <w:p>
@@ -2387,7 +2178,7 @@
           <w:i w:val="0"/>
           <w:sz w:val="24"/>
         </w:rPr>
-        <w:t xml:space="preserve"> | ____________________ |</w:t>
+        <w:t xml:space="preserve"> | 24 August 2026 |</w:t>
       </w:r>
     </w:p>
     <w:p>
@@ -2427,21 +2218,6 @@
           <w:sz w:val="24"/>
         </w:rPr>
         <w:t>Abstract (Executive Summary) ................................................ i</w:t>
-      </w:r>
-    </w:p>
-    <w:p>
-      <w:pPr>
-        <w:spacing w:before="0" w:after="160" w:line="276" w:lineRule="auto"/>
-        <w:jc w:val="both"/>
-      </w:pPr>
-      <w:r>
-        <w:rPr>
-          <w:rFonts w:ascii="Times New Roman" w:hAnsi="Times New Roman" w:eastAsia="Times New Roman"/>
-          <w:b w:val="0"/>
-          <w:i w:val="0"/>
-          <w:sz w:val="24"/>
-        </w:rPr>
-        <w:t>Signature of this report ................................................ i</w:t>
       </w:r>
     </w:p>
     <w:p>
@@ -5664,7 +5440,7 @@
                 <w:i w:val="0"/>
                 <w:sz w:val="20"/>
               </w:rPr>
-              <w:t>Project timeline (Gantt)</w:t>
+              <w:t>Project timeline (Gantt), 7 June–16 August 2026</w:t>
             </w:r>
           </w:p>
         </w:tc>
@@ -6520,10 +6296,9 @@
     <w:p>
       <w:pPr>
         <w:sectPr>
-          <w:headerReference w:type="default" r:id="rId11"/>
-          <w:footerReference w:type="default" r:id="rId12"/>
+          <w:footerReference w:type="default" r:id="rId11"/>
           <w:pgSz w:w="12240" w:h="15840"/>
-          <w:pgMar w:top="1296" w:right="1440" w:bottom="1296" w:left="1440" w:header="567" w:footer="709" w:gutter="0"/>
+          <w:pgMar w:top="1296" w:right="1440" w:bottom="1296" w:left="1440" w:header="720" w:footer="709" w:gutter="0"/>
           <w:cols w:space="720"/>
           <w:docGrid w:linePitch="360"/>
           <w:pgNumType w:fmt="lowerRoman" w:start="1"/>
@@ -6534,9 +6309,6 @@
       <w:pPr>
         <w:spacing w:before="320" w:after="160" w:line="276" w:lineRule="auto"/>
         <w:jc w:val="left"/>
-        <w:pBdr>
-          <w:bottom w:val="single" w:sz="12" w:space="1" w:color="C8870A"/>
-        </w:pBdr>
       </w:pPr>
       <w:r>
         <w:rPr>
@@ -6721,16 +6493,7 @@
           <w:i w:val="0"/>
           <w:sz w:val="24"/>
         </w:rPr>
-        <w:t xml:space="preserve"> is implemented so that citizens can submit complaints online, track progress in real time, and receive feedback from the responsible department — the same idea the portal states in public: </w:t>
-      </w:r>
-      <w:r>
-        <w:rPr>
-          <w:rFonts w:ascii="Times New Roman" w:hAnsi="Times New Roman" w:eastAsia="Times New Roman"/>
-          <w:b w:val="0"/>
-          <w:i/>
-          <w:sz w:val="24"/>
-        </w:rPr>
-        <w:t>Your City. Your Voice.</w:t>
+        <w:t xml:space="preserve"> is implemented to allow citizens to submit complaints online, track their progress in real time, and receive feedback from responsible departments.</w:t>
       </w:r>
     </w:p>
     <w:p>
@@ -8936,9 +8699,6 @@
       <w:pPr>
         <w:spacing w:before="320" w:after="160" w:line="276" w:lineRule="auto"/>
         <w:jc w:val="left"/>
-        <w:pBdr>
-          <w:bottom w:val="single" w:sz="12" w:space="1" w:color="C8870A"/>
-        </w:pBdr>
       </w:pPr>
       <w:r>
         <w:rPr>
@@ -12395,7 +12155,7 @@
                     <pic:cNvPicPr/>
                   </pic:nvPicPr>
                   <pic:blipFill>
-                    <a:blip r:embed="rId15"/>
+                    <a:blip r:embed="rId13"/>
                     <a:stretch>
                       <a:fillRect/>
                     </a:stretch>
@@ -12481,7 +12241,7 @@
                     <pic:cNvPicPr/>
                   </pic:nvPicPr>
                   <pic:blipFill>
-                    <a:blip r:embed="rId16"/>
+                    <a:blip r:embed="rId14"/>
                     <a:stretch>
                       <a:fillRect/>
                     </a:stretch>
@@ -12585,7 +12345,7 @@
                     <pic:cNvPicPr/>
                   </pic:nvPicPr>
                   <pic:blipFill>
-                    <a:blip r:embed="rId17"/>
+                    <a:blip r:embed="rId15"/>
                     <a:stretch>
                       <a:fillRect/>
                     </a:stretch>
@@ -12656,7 +12416,7 @@
                     <pic:cNvPicPr/>
                   </pic:nvPicPr>
                   <pic:blipFill>
-                    <a:blip r:embed="rId18"/>
+                    <a:blip r:embed="rId16"/>
                     <a:stretch>
                       <a:fillRect/>
                     </a:stretch>
@@ -12735,7 +12495,7 @@
                     <pic:cNvPicPr/>
                   </pic:nvPicPr>
                   <pic:blipFill>
-                    <a:blip r:embed="rId19"/>
+                    <a:blip r:embed="rId17"/>
                     <a:stretch>
                       <a:fillRect/>
                     </a:stretch>
@@ -18171,9 +17931,6 @@
       <w:pPr>
         <w:spacing w:before="320" w:after="160" w:line="276" w:lineRule="auto"/>
         <w:jc w:val="left"/>
-        <w:pBdr>
-          <w:bottom w:val="single" w:sz="12" w:space="1" w:color="C8870A"/>
-        </w:pBdr>
       </w:pPr>
       <w:r>
         <w:rPr>
@@ -18773,16 +18530,34 @@
           <w:i w:val="0"/>
           <w:sz w:val="24"/>
         </w:rPr>
-        <w:t>Estimated duration:</w:t>
-      </w:r>
-      <w:r>
-        <w:rPr>
-          <w:rFonts w:ascii="Times New Roman" w:hAnsi="Times New Roman" w:eastAsia="Times New Roman"/>
-          <w:b w:val="0"/>
-          <w:i w:val="0"/>
-          <w:sz w:val="24"/>
-        </w:rPr>
-        <w:t xml:space="preserve"> 12 weeks</w:t>
+        <w:t>Actual duration:</w:t>
+      </w:r>
+      <w:r>
+        <w:rPr>
+          <w:rFonts w:ascii="Times New Roman" w:hAnsi="Times New Roman" w:eastAsia="Times New Roman"/>
+          <w:b w:val="0"/>
+          <w:i w:val="0"/>
+          <w:sz w:val="24"/>
+        </w:rPr>
+        <w:t xml:space="preserve"> 10 weeks (</w:t>
+      </w:r>
+      <w:r>
+        <w:rPr>
+          <w:rFonts w:ascii="Times New Roman" w:hAnsi="Times New Roman" w:eastAsia="Times New Roman"/>
+          <w:b/>
+          <w:i w:val="0"/>
+          <w:sz w:val="24"/>
+        </w:rPr>
+        <w:t>7 June 2026 – 16 August 2026</w:t>
+      </w:r>
+      <w:r>
+        <w:rPr>
+          <w:rFonts w:ascii="Times New Roman" w:hAnsi="Times New Roman" w:eastAsia="Times New Roman"/>
+          <w:b w:val="0"/>
+          <w:i w:val="0"/>
+          <w:sz w:val="24"/>
+        </w:rPr>
+        <w:t>)</w:t>
       </w:r>
     </w:p>
     <w:p>
@@ -18797,7 +18572,7 @@
           <w:i w:val="0"/>
           <w:sz w:val="24"/>
         </w:rPr>
-        <w:t>Implementation status (as of August 2026):</w:t>
+        <w:t>Implementation status (as of 16 August 2026):</w:t>
       </w:r>
       <w:r>
         <w:rPr>
@@ -18817,15 +18592,16 @@
         <w:tblLook w:firstColumn="1" w:firstRow="1" w:lastColumn="0" w:lastRow="0" w:noHBand="0" w:noVBand="1" w:val="04A0"/>
       </w:tblPr>
       <w:tblGrid>
-        <w:gridCol w:w="2340"/>
-        <w:gridCol w:w="2340"/>
-        <w:gridCol w:w="2340"/>
-        <w:gridCol w:w="2340"/>
+        <w:gridCol w:w="1872"/>
+        <w:gridCol w:w="1872"/>
+        <w:gridCol w:w="1872"/>
+        <w:gridCol w:w="1872"/>
+        <w:gridCol w:w="1872"/>
       </w:tblGrid>
       <w:tr>
         <w:tc>
           <w:tcPr>
-            <w:tcW w:type="dxa" w:w="2340"/>
+            <w:tcW w:type="dxa" w:w="1872"/>
             <w:shd w:fill="003366" w:val="clear"/>
           </w:tcPr>
           <w:p>
@@ -18851,7 +18627,7 @@
         </w:tc>
         <w:tc>
           <w:tcPr>
-            <w:tcW w:type="dxa" w:w="2340"/>
+            <w:tcW w:type="dxa" w:w="1872"/>
             <w:shd w:fill="003366" w:val="clear"/>
           </w:tcPr>
           <w:p>
@@ -18871,13 +18647,39 @@
                 <w:color w:val="FFFFFF"/>
                 <w:sz w:val="20"/>
               </w:rPr>
+              <w:t>Dates</w:t>
+            </w:r>
+          </w:p>
+        </w:tc>
+        <w:tc>
+          <w:tcPr>
+            <w:tcW w:type="dxa" w:w="1872"/>
+            <w:shd w:fill="003366" w:val="clear"/>
+          </w:tcPr>
+          <w:p>
+            <w:pPr>
+              <w:spacing w:before="40" w:after="40" w:line="240" w:lineRule="auto"/>
+            </w:pPr>
+            <w:r>
+              <w:rPr>
+                <w:b/>
+              </w:rPr>
+            </w:r>
+            <w:r>
+              <w:rPr>
+                <w:rFonts w:ascii="Times New Roman" w:hAnsi="Times New Roman" w:eastAsia="Times New Roman"/>
+                <w:b/>
+                <w:i w:val="0"/>
+                <w:color w:val="FFFFFF"/>
+                <w:sz w:val="20"/>
+              </w:rPr>
               <w:t>Phase</w:t>
             </w:r>
           </w:p>
         </w:tc>
         <w:tc>
           <w:tcPr>
-            <w:tcW w:type="dxa" w:w="2340"/>
+            <w:tcW w:type="dxa" w:w="1872"/>
             <w:shd w:fill="003366" w:val="clear"/>
           </w:tcPr>
           <w:p>
@@ -18903,7 +18705,7 @@
         </w:tc>
         <w:tc>
           <w:tcPr>
-            <w:tcW w:type="dxa" w:w="2340"/>
+            <w:tcW w:type="dxa" w:w="1872"/>
             <w:shd w:fill="003366" w:val="clear"/>
           </w:tcPr>
           <w:p>
@@ -18931,7 +18733,7 @@
       <w:tr>
         <w:tc>
           <w:tcPr>
-            <w:tcW w:type="dxa" w:w="2340"/>
+            <w:tcW w:type="dxa" w:w="1872"/>
           </w:tcPr>
           <w:p>
             <w:pPr>
@@ -18951,7 +18753,27 @@
         </w:tc>
         <w:tc>
           <w:tcPr>
-            <w:tcW w:type="dxa" w:w="2340"/>
+            <w:tcW w:type="dxa" w:w="1872"/>
+          </w:tcPr>
+          <w:p>
+            <w:pPr>
+              <w:spacing w:before="40" w:after="40" w:line="240" w:lineRule="auto"/>
+            </w:pPr>
+            <w:r/>
+            <w:r>
+              <w:rPr>
+                <w:rFonts w:ascii="Times New Roman" w:hAnsi="Times New Roman" w:eastAsia="Times New Roman"/>
+                <w:b w:val="0"/>
+                <w:i w:val="0"/>
+                <w:sz w:val="20"/>
+              </w:rPr>
+              <w:t>7–13 June 2026</w:t>
+            </w:r>
+          </w:p>
+        </w:tc>
+        <w:tc>
+          <w:tcPr>
+            <w:tcW w:type="dxa" w:w="1872"/>
           </w:tcPr>
           <w:p>
             <w:pPr>
@@ -18971,7 +18793,7 @@
         </w:tc>
         <w:tc>
           <w:tcPr>
-            <w:tcW w:type="dxa" w:w="2340"/>
+            <w:tcW w:type="dxa" w:w="1872"/>
           </w:tcPr>
           <w:p>
             <w:pPr>
@@ -18991,7 +18813,7 @@
         </w:tc>
         <w:tc>
           <w:tcPr>
-            <w:tcW w:type="dxa" w:w="2340"/>
+            <w:tcW w:type="dxa" w:w="1872"/>
           </w:tcPr>
           <w:p>
             <w:pPr>
@@ -19013,7 +18835,7 @@
       <w:tr>
         <w:tc>
           <w:tcPr>
-            <w:tcW w:type="dxa" w:w="2340"/>
+            <w:tcW w:type="dxa" w:w="1872"/>
           </w:tcPr>
           <w:p>
             <w:pPr>
@@ -19033,7 +18855,27 @@
         </w:tc>
         <w:tc>
           <w:tcPr>
-            <w:tcW w:type="dxa" w:w="2340"/>
+            <w:tcW w:type="dxa" w:w="1872"/>
+          </w:tcPr>
+          <w:p>
+            <w:pPr>
+              <w:spacing w:before="40" w:after="40" w:line="240" w:lineRule="auto"/>
+            </w:pPr>
+            <w:r/>
+            <w:r>
+              <w:rPr>
+                <w:rFonts w:ascii="Times New Roman" w:hAnsi="Times New Roman" w:eastAsia="Times New Roman"/>
+                <w:b w:val="0"/>
+                <w:i w:val="0"/>
+                <w:sz w:val="20"/>
+              </w:rPr>
+              <w:t>14–20 June 2026</w:t>
+            </w:r>
+          </w:p>
+        </w:tc>
+        <w:tc>
+          <w:tcPr>
+            <w:tcW w:type="dxa" w:w="1872"/>
           </w:tcPr>
           <w:p>
             <w:pPr>
@@ -19053,7 +18895,7 @@
         </w:tc>
         <w:tc>
           <w:tcPr>
-            <w:tcW w:type="dxa" w:w="2340"/>
+            <w:tcW w:type="dxa" w:w="1872"/>
           </w:tcPr>
           <w:p>
             <w:pPr>
@@ -19073,7 +18915,7 @@
         </w:tc>
         <w:tc>
           <w:tcPr>
-            <w:tcW w:type="dxa" w:w="2340"/>
+            <w:tcW w:type="dxa" w:w="1872"/>
           </w:tcPr>
           <w:p>
             <w:pPr>
@@ -19095,7 +18937,7 @@
       <w:tr>
         <w:tc>
           <w:tcPr>
-            <w:tcW w:type="dxa" w:w="2340"/>
+            <w:tcW w:type="dxa" w:w="1872"/>
           </w:tcPr>
           <w:p>
             <w:pPr>
@@ -19115,7 +18957,27 @@
         </w:tc>
         <w:tc>
           <w:tcPr>
-            <w:tcW w:type="dxa" w:w="2340"/>
+            <w:tcW w:type="dxa" w:w="1872"/>
+          </w:tcPr>
+          <w:p>
+            <w:pPr>
+              <w:spacing w:before="40" w:after="40" w:line="240" w:lineRule="auto"/>
+            </w:pPr>
+            <w:r/>
+            <w:r>
+              <w:rPr>
+                <w:rFonts w:ascii="Times New Roman" w:hAnsi="Times New Roman" w:eastAsia="Times New Roman"/>
+                <w:b w:val="0"/>
+                <w:i w:val="0"/>
+                <w:sz w:val="20"/>
+              </w:rPr>
+              <w:t>21–27 June 2026</w:t>
+            </w:r>
+          </w:p>
+        </w:tc>
+        <w:tc>
+          <w:tcPr>
+            <w:tcW w:type="dxa" w:w="1872"/>
           </w:tcPr>
           <w:p>
             <w:pPr>
@@ -19135,7 +18997,7 @@
         </w:tc>
         <w:tc>
           <w:tcPr>
-            <w:tcW w:type="dxa" w:w="2340"/>
+            <w:tcW w:type="dxa" w:w="1872"/>
           </w:tcPr>
           <w:p>
             <w:pPr>
@@ -19155,7 +19017,7 @@
         </w:tc>
         <w:tc>
           <w:tcPr>
-            <w:tcW w:type="dxa" w:w="2340"/>
+            <w:tcW w:type="dxa" w:w="1872"/>
           </w:tcPr>
           <w:p>
             <w:pPr>
@@ -19177,7 +19039,7 @@
       <w:tr>
         <w:tc>
           <w:tcPr>
-            <w:tcW w:type="dxa" w:w="2340"/>
+            <w:tcW w:type="dxa" w:w="1872"/>
           </w:tcPr>
           <w:p>
             <w:pPr>
@@ -19197,7 +19059,27 @@
         </w:tc>
         <w:tc>
           <w:tcPr>
-            <w:tcW w:type="dxa" w:w="2340"/>
+            <w:tcW w:type="dxa" w:w="1872"/>
+          </w:tcPr>
+          <w:p>
+            <w:pPr>
+              <w:spacing w:before="40" w:after="40" w:line="240" w:lineRule="auto"/>
+            </w:pPr>
+            <w:r/>
+            <w:r>
+              <w:rPr>
+                <w:rFonts w:ascii="Times New Roman" w:hAnsi="Times New Roman" w:eastAsia="Times New Roman"/>
+                <w:b w:val="0"/>
+                <w:i w:val="0"/>
+                <w:sz w:val="20"/>
+              </w:rPr>
+              <w:t>28 June–4 July 2026</w:t>
+            </w:r>
+          </w:p>
+        </w:tc>
+        <w:tc>
+          <w:tcPr>
+            <w:tcW w:type="dxa" w:w="1872"/>
           </w:tcPr>
           <w:p>
             <w:pPr>
@@ -19217,7 +19099,7 @@
         </w:tc>
         <w:tc>
           <w:tcPr>
-            <w:tcW w:type="dxa" w:w="2340"/>
+            <w:tcW w:type="dxa" w:w="1872"/>
           </w:tcPr>
           <w:p>
             <w:pPr>
@@ -19237,7 +19119,7 @@
         </w:tc>
         <w:tc>
           <w:tcPr>
-            <w:tcW w:type="dxa" w:w="2340"/>
+            <w:tcW w:type="dxa" w:w="1872"/>
           </w:tcPr>
           <w:p>
             <w:pPr>
@@ -19259,7 +19141,7 @@
       <w:tr>
         <w:tc>
           <w:tcPr>
-            <w:tcW w:type="dxa" w:w="2340"/>
+            <w:tcW w:type="dxa" w:w="1872"/>
           </w:tcPr>
           <w:p>
             <w:pPr>
@@ -19279,7 +19161,27 @@
         </w:tc>
         <w:tc>
           <w:tcPr>
-            <w:tcW w:type="dxa" w:w="2340"/>
+            <w:tcW w:type="dxa" w:w="1872"/>
+          </w:tcPr>
+          <w:p>
+            <w:pPr>
+              <w:spacing w:before="40" w:after="40" w:line="240" w:lineRule="auto"/>
+            </w:pPr>
+            <w:r/>
+            <w:r>
+              <w:rPr>
+                <w:rFonts w:ascii="Times New Roman" w:hAnsi="Times New Roman" w:eastAsia="Times New Roman"/>
+                <w:b w:val="0"/>
+                <w:i w:val="0"/>
+                <w:sz w:val="20"/>
+              </w:rPr>
+              <w:t>5–11 July 2026</w:t>
+            </w:r>
+          </w:p>
+        </w:tc>
+        <w:tc>
+          <w:tcPr>
+            <w:tcW w:type="dxa" w:w="1872"/>
           </w:tcPr>
           <w:p>
             <w:pPr>
@@ -19299,7 +19201,7 @@
         </w:tc>
         <w:tc>
           <w:tcPr>
-            <w:tcW w:type="dxa" w:w="2340"/>
+            <w:tcW w:type="dxa" w:w="1872"/>
           </w:tcPr>
           <w:p>
             <w:pPr>
@@ -19319,7 +19221,7 @@
         </w:tc>
         <w:tc>
           <w:tcPr>
-            <w:tcW w:type="dxa" w:w="2340"/>
+            <w:tcW w:type="dxa" w:w="1872"/>
           </w:tcPr>
           <w:p>
             <w:pPr>
@@ -19341,7 +19243,7 @@
       <w:tr>
         <w:tc>
           <w:tcPr>
-            <w:tcW w:type="dxa" w:w="2340"/>
+            <w:tcW w:type="dxa" w:w="1872"/>
           </w:tcPr>
           <w:p>
             <w:pPr>
@@ -19361,7 +19263,27 @@
         </w:tc>
         <w:tc>
           <w:tcPr>
-            <w:tcW w:type="dxa" w:w="2340"/>
+            <w:tcW w:type="dxa" w:w="1872"/>
+          </w:tcPr>
+          <w:p>
+            <w:pPr>
+              <w:spacing w:before="40" w:after="40" w:line="240" w:lineRule="auto"/>
+            </w:pPr>
+            <w:r/>
+            <w:r>
+              <w:rPr>
+                <w:rFonts w:ascii="Times New Roman" w:hAnsi="Times New Roman" w:eastAsia="Times New Roman"/>
+                <w:b w:val="0"/>
+                <w:i w:val="0"/>
+                <w:sz w:val="20"/>
+              </w:rPr>
+              <w:t>12–18 July 2026</w:t>
+            </w:r>
+          </w:p>
+        </w:tc>
+        <w:tc>
+          <w:tcPr>
+            <w:tcW w:type="dxa" w:w="1872"/>
           </w:tcPr>
           <w:p>
             <w:pPr>
@@ -19381,7 +19303,7 @@
         </w:tc>
         <w:tc>
           <w:tcPr>
-            <w:tcW w:type="dxa" w:w="2340"/>
+            <w:tcW w:type="dxa" w:w="1872"/>
           </w:tcPr>
           <w:p>
             <w:pPr>
@@ -19401,7 +19323,7 @@
         </w:tc>
         <w:tc>
           <w:tcPr>
-            <w:tcW w:type="dxa" w:w="2340"/>
+            <w:tcW w:type="dxa" w:w="1872"/>
           </w:tcPr>
           <w:p>
             <w:pPr>
@@ -19423,7 +19345,7 @@
       <w:tr>
         <w:tc>
           <w:tcPr>
-            <w:tcW w:type="dxa" w:w="2340"/>
+            <w:tcW w:type="dxa" w:w="1872"/>
           </w:tcPr>
           <w:p>
             <w:pPr>
@@ -19443,7 +19365,27 @@
         </w:tc>
         <w:tc>
           <w:tcPr>
-            <w:tcW w:type="dxa" w:w="2340"/>
+            <w:tcW w:type="dxa" w:w="1872"/>
+          </w:tcPr>
+          <w:p>
+            <w:pPr>
+              <w:spacing w:before="40" w:after="40" w:line="240" w:lineRule="auto"/>
+            </w:pPr>
+            <w:r/>
+            <w:r>
+              <w:rPr>
+                <w:rFonts w:ascii="Times New Roman" w:hAnsi="Times New Roman" w:eastAsia="Times New Roman"/>
+                <w:b w:val="0"/>
+                <w:i w:val="0"/>
+                <w:sz w:val="20"/>
+              </w:rPr>
+              <w:t>19–25 July 2026</w:t>
+            </w:r>
+          </w:p>
+        </w:tc>
+        <w:tc>
+          <w:tcPr>
+            <w:tcW w:type="dxa" w:w="1872"/>
           </w:tcPr>
           <w:p>
             <w:pPr>
@@ -19463,27 +19405,27 @@
         </w:tc>
         <w:tc>
           <w:tcPr>
-            <w:tcW w:type="dxa" w:w="2340"/>
-          </w:tcPr>
-          <w:p>
-            <w:pPr>
-              <w:spacing w:before="40" w:after="40" w:line="240" w:lineRule="auto"/>
-            </w:pPr>
-            <w:r/>
-            <w:r>
-              <w:rPr>
-                <w:rFonts w:ascii="Times New Roman" w:hAnsi="Times New Roman" w:eastAsia="Times New Roman"/>
-                <w:b w:val="0"/>
-                <w:i w:val="0"/>
-                <w:sz w:val="20"/>
-              </w:rPr>
-              <w:t>Login, register, citizen dashboard</w:t>
-            </w:r>
-          </w:p>
-        </w:tc>
-        <w:tc>
-          <w:tcPr>
-            <w:tcW w:type="dxa" w:w="2340"/>
+            <w:tcW w:type="dxa" w:w="1872"/>
+          </w:tcPr>
+          <w:p>
+            <w:pPr>
+              <w:spacing w:before="40" w:after="40" w:line="240" w:lineRule="auto"/>
+            </w:pPr>
+            <w:r/>
+            <w:r>
+              <w:rPr>
+                <w:rFonts w:ascii="Times New Roman" w:hAnsi="Times New Roman" w:eastAsia="Times New Roman"/>
+                <w:b w:val="0"/>
+                <w:i w:val="0"/>
+                <w:sz w:val="20"/>
+              </w:rPr>
+              <w:t>Login, register, citizen dashboard; start complaint forms</w:t>
+            </w:r>
+          </w:p>
+        </w:tc>
+        <w:tc>
+          <w:tcPr>
+            <w:tcW w:type="dxa" w:w="1872"/>
           </w:tcPr>
           <w:p>
             <w:pPr>
@@ -19505,7 +19447,7 @@
       <w:tr>
         <w:tc>
           <w:tcPr>
-            <w:tcW w:type="dxa" w:w="2340"/>
+            <w:tcW w:type="dxa" w:w="1872"/>
           </w:tcPr>
           <w:p>
             <w:pPr>
@@ -19525,61 +19467,81 @@
         </w:tc>
         <w:tc>
           <w:tcPr>
-            <w:tcW w:type="dxa" w:w="2340"/>
-          </w:tcPr>
-          <w:p>
-            <w:pPr>
-              <w:spacing w:before="40" w:after="40" w:line="240" w:lineRule="auto"/>
-            </w:pPr>
-            <w:r/>
-            <w:r>
-              <w:rPr>
-                <w:rFonts w:ascii="Times New Roman" w:hAnsi="Times New Roman" w:eastAsia="Times New Roman"/>
-                <w:b w:val="0"/>
-                <w:i w:val="0"/>
-                <w:sz w:val="20"/>
-              </w:rPr>
-              <w:t>Frontend Citizen</w:t>
-            </w:r>
-          </w:p>
-        </w:tc>
-        <w:tc>
-          <w:tcPr>
-            <w:tcW w:type="dxa" w:w="2340"/>
-          </w:tcPr>
-          <w:p>
-            <w:pPr>
-              <w:spacing w:before="40" w:after="40" w:line="240" w:lineRule="auto"/>
-            </w:pPr>
-            <w:r/>
-            <w:r>
-              <w:rPr>
-                <w:rFonts w:ascii="Times New Roman" w:hAnsi="Times New Roman" w:eastAsia="Times New Roman"/>
-                <w:b w:val="0"/>
-                <w:i w:val="0"/>
-                <w:sz w:val="20"/>
-              </w:rPr>
-              <w:t>Submit/edit complaint, track status</w:t>
-            </w:r>
-          </w:p>
-        </w:tc>
-        <w:tc>
-          <w:tcPr>
-            <w:tcW w:type="dxa" w:w="2340"/>
-          </w:tcPr>
-          <w:p>
-            <w:pPr>
-              <w:spacing w:before="40" w:after="40" w:line="240" w:lineRule="auto"/>
-            </w:pPr>
-            <w:r/>
-            <w:r>
-              <w:rPr>
-                <w:rFonts w:ascii="Times New Roman" w:hAnsi="Times New Roman" w:eastAsia="Times New Roman"/>
-                <w:b w:val="0"/>
-                <w:i w:val="0"/>
-                <w:sz w:val="20"/>
-              </w:rPr>
-              <w:t>Citizen features complete</w:t>
+            <w:tcW w:type="dxa" w:w="1872"/>
+          </w:tcPr>
+          <w:p>
+            <w:pPr>
+              <w:spacing w:before="40" w:after="40" w:line="240" w:lineRule="auto"/>
+            </w:pPr>
+            <w:r/>
+            <w:r>
+              <w:rPr>
+                <w:rFonts w:ascii="Times New Roman" w:hAnsi="Times New Roman" w:eastAsia="Times New Roman"/>
+                <w:b w:val="0"/>
+                <w:i w:val="0"/>
+                <w:sz w:val="20"/>
+              </w:rPr>
+              <w:t>26 July–1 August 2026</w:t>
+            </w:r>
+          </w:p>
+        </w:tc>
+        <w:tc>
+          <w:tcPr>
+            <w:tcW w:type="dxa" w:w="1872"/>
+          </w:tcPr>
+          <w:p>
+            <w:pPr>
+              <w:spacing w:before="40" w:after="40" w:line="240" w:lineRule="auto"/>
+            </w:pPr>
+            <w:r/>
+            <w:r>
+              <w:rPr>
+                <w:rFonts w:ascii="Times New Roman" w:hAnsi="Times New Roman" w:eastAsia="Times New Roman"/>
+                <w:b w:val="0"/>
+                <w:i w:val="0"/>
+                <w:sz w:val="20"/>
+              </w:rPr>
+              <w:t>Frontend Citizen &amp; Admin</w:t>
+            </w:r>
+          </w:p>
+        </w:tc>
+        <w:tc>
+          <w:tcPr>
+            <w:tcW w:type="dxa" w:w="1872"/>
+          </w:tcPr>
+          <w:p>
+            <w:pPr>
+              <w:spacing w:before="40" w:after="40" w:line="240" w:lineRule="auto"/>
+            </w:pPr>
+            <w:r/>
+            <w:r>
+              <w:rPr>
+                <w:rFonts w:ascii="Times New Roman" w:hAnsi="Times New Roman" w:eastAsia="Times New Roman"/>
+                <w:b w:val="0"/>
+                <w:i w:val="0"/>
+                <w:sz w:val="20"/>
+              </w:rPr>
+              <w:t>Submit/edit/track complaints; start admin dashboard</w:t>
+            </w:r>
+          </w:p>
+        </w:tc>
+        <w:tc>
+          <w:tcPr>
+            <w:tcW w:type="dxa" w:w="1872"/>
+          </w:tcPr>
+          <w:p>
+            <w:pPr>
+              <w:spacing w:before="40" w:after="40" w:line="240" w:lineRule="auto"/>
+            </w:pPr>
+            <w:r/>
+            <w:r>
+              <w:rPr>
+                <w:rFonts w:ascii="Times New Roman" w:hAnsi="Times New Roman" w:eastAsia="Times New Roman"/>
+                <w:b w:val="0"/>
+                <w:i w:val="0"/>
+                <w:sz w:val="20"/>
+              </w:rPr>
+              <w:t>Citizen features; admin in progress</w:t>
             </w:r>
           </w:p>
         </w:tc>
@@ -19587,7 +19549,7 @@
       <w:tr>
         <w:tc>
           <w:tcPr>
-            <w:tcW w:type="dxa" w:w="2340"/>
+            <w:tcW w:type="dxa" w:w="1872"/>
           </w:tcPr>
           <w:p>
             <w:pPr>
@@ -19607,61 +19569,81 @@
         </w:tc>
         <w:tc>
           <w:tcPr>
-            <w:tcW w:type="dxa" w:w="2340"/>
-          </w:tcPr>
-          <w:p>
-            <w:pPr>
-              <w:spacing w:before="40" w:after="40" w:line="240" w:lineRule="auto"/>
-            </w:pPr>
-            <w:r/>
-            <w:r>
-              <w:rPr>
-                <w:rFonts w:ascii="Times New Roman" w:hAnsi="Times New Roman" w:eastAsia="Times New Roman"/>
-                <w:b w:val="0"/>
-                <w:i w:val="0"/>
-                <w:sz w:val="20"/>
-              </w:rPr>
-              <w:t>Frontend Admin</w:t>
-            </w:r>
-          </w:p>
-        </w:tc>
-        <w:tc>
-          <w:tcPr>
-            <w:tcW w:type="dxa" w:w="2340"/>
-          </w:tcPr>
-          <w:p>
-            <w:pPr>
-              <w:spacing w:before="40" w:after="40" w:line="240" w:lineRule="auto"/>
-            </w:pPr>
-            <w:r/>
-            <w:r>
-              <w:rPr>
-                <w:rFonts w:ascii="Times New Roman" w:hAnsi="Times New Roman" w:eastAsia="Times New Roman"/>
-                <w:b w:val="0"/>
-                <w:i w:val="0"/>
-                <w:sz w:val="20"/>
-              </w:rPr>
-              <w:t>Admin dashboard, user/dept management, assignment</w:t>
-            </w:r>
-          </w:p>
-        </w:tc>
-        <w:tc>
-          <w:tcPr>
-            <w:tcW w:type="dxa" w:w="2340"/>
-          </w:tcPr>
-          <w:p>
-            <w:pPr>
-              <w:spacing w:before="40" w:after="40" w:line="240" w:lineRule="auto"/>
-            </w:pPr>
-            <w:r/>
-            <w:r>
-              <w:rPr>
-                <w:rFonts w:ascii="Times New Roman" w:hAnsi="Times New Roman" w:eastAsia="Times New Roman"/>
-                <w:b w:val="0"/>
-                <w:i w:val="0"/>
-                <w:sz w:val="20"/>
-              </w:rPr>
-              <w:t>Admin UI complete</w:t>
+            <w:tcW w:type="dxa" w:w="1872"/>
+          </w:tcPr>
+          <w:p>
+            <w:pPr>
+              <w:spacing w:before="40" w:after="40" w:line="240" w:lineRule="auto"/>
+            </w:pPr>
+            <w:r/>
+            <w:r>
+              <w:rPr>
+                <w:rFonts w:ascii="Times New Roman" w:hAnsi="Times New Roman" w:eastAsia="Times New Roman"/>
+                <w:b w:val="0"/>
+                <w:i w:val="0"/>
+                <w:sz w:val="20"/>
+              </w:rPr>
+              <w:t>2–8 August 2026</w:t>
+            </w:r>
+          </w:p>
+        </w:tc>
+        <w:tc>
+          <w:tcPr>
+            <w:tcW w:type="dxa" w:w="1872"/>
+          </w:tcPr>
+          <w:p>
+            <w:pPr>
+              <w:spacing w:before="40" w:after="40" w:line="240" w:lineRule="auto"/>
+            </w:pPr>
+            <w:r/>
+            <w:r>
+              <w:rPr>
+                <w:rFonts w:ascii="Times New Roman" w:hAnsi="Times New Roman" w:eastAsia="Times New Roman"/>
+                <w:b w:val="0"/>
+                <w:i w:val="0"/>
+                <w:sz w:val="20"/>
+              </w:rPr>
+              <w:t>Frontend Admin &amp; Officer</w:t>
+            </w:r>
+          </w:p>
+        </w:tc>
+        <w:tc>
+          <w:tcPr>
+            <w:tcW w:type="dxa" w:w="1872"/>
+          </w:tcPr>
+          <w:p>
+            <w:pPr>
+              <w:spacing w:before="40" w:after="40" w:line="240" w:lineRule="auto"/>
+            </w:pPr>
+            <w:r/>
+            <w:r>
+              <w:rPr>
+                <w:rFonts w:ascii="Times New Roman" w:hAnsi="Times New Roman" w:eastAsia="Times New Roman"/>
+                <w:b w:val="0"/>
+                <w:i w:val="0"/>
+                <w:sz w:val="20"/>
+              </w:rPr>
+              <w:t>User/dept management, assignment; officer queue</w:t>
+            </w:r>
+          </w:p>
+        </w:tc>
+        <w:tc>
+          <w:tcPr>
+            <w:tcW w:type="dxa" w:w="1872"/>
+          </w:tcPr>
+          <w:p>
+            <w:pPr>
+              <w:spacing w:before="40" w:after="40" w:line="240" w:lineRule="auto"/>
+            </w:pPr>
+            <w:r/>
+            <w:r>
+              <w:rPr>
+                <w:rFonts w:ascii="Times New Roman" w:hAnsi="Times New Roman" w:eastAsia="Times New Roman"/>
+                <w:b w:val="0"/>
+                <w:i w:val="0"/>
+                <w:sz w:val="20"/>
+              </w:rPr>
+              <w:t>Admin and officer UIs complete</w:t>
             </w:r>
           </w:p>
         </w:tc>
@@ -19669,7 +19651,7 @@
       <w:tr>
         <w:tc>
           <w:tcPr>
-            <w:tcW w:type="dxa" w:w="2340"/>
+            <w:tcW w:type="dxa" w:w="1872"/>
           </w:tcPr>
           <w:p>
             <w:pPr>
@@ -19689,225 +19671,81 @@
         </w:tc>
         <w:tc>
           <w:tcPr>
-            <w:tcW w:type="dxa" w:w="2340"/>
-          </w:tcPr>
-          <w:p>
-            <w:pPr>
-              <w:spacing w:before="40" w:after="40" w:line="240" w:lineRule="auto"/>
-            </w:pPr>
-            <w:r/>
-            <w:r>
-              <w:rPr>
-                <w:rFonts w:ascii="Times New Roman" w:hAnsi="Times New Roman" w:eastAsia="Times New Roman"/>
-                <w:b w:val="0"/>
-                <w:i w:val="0"/>
-                <w:sz w:val="20"/>
-              </w:rPr>
-              <w:t>Frontend Officer</w:t>
-            </w:r>
-          </w:p>
-        </w:tc>
-        <w:tc>
-          <w:tcPr>
-            <w:tcW w:type="dxa" w:w="2340"/>
-          </w:tcPr>
-          <w:p>
-            <w:pPr>
-              <w:spacing w:before="40" w:after="40" w:line="240" w:lineRule="auto"/>
-            </w:pPr>
-            <w:r/>
-            <w:r>
-              <w:rPr>
-                <w:rFonts w:ascii="Times New Roman" w:hAnsi="Times New Roman" w:eastAsia="Times New Roman"/>
-                <w:b w:val="0"/>
-                <w:i w:val="0"/>
-                <w:sz w:val="20"/>
-              </w:rPr>
-              <w:t>Officer dashboard, process assigned items</w:t>
-            </w:r>
-          </w:p>
-        </w:tc>
-        <w:tc>
-          <w:tcPr>
-            <w:tcW w:type="dxa" w:w="2340"/>
-          </w:tcPr>
-          <w:p>
-            <w:pPr>
-              <w:spacing w:before="40" w:after="40" w:line="240" w:lineRule="auto"/>
-            </w:pPr>
-            <w:r/>
-            <w:r>
-              <w:rPr>
-                <w:rFonts w:ascii="Times New Roman" w:hAnsi="Times New Roman" w:eastAsia="Times New Roman"/>
-                <w:b w:val="0"/>
-                <w:i w:val="0"/>
-                <w:sz w:val="20"/>
-              </w:rPr>
-              <w:t>Officer UI complete</w:t>
-            </w:r>
-          </w:p>
-        </w:tc>
-      </w:tr>
-      <w:tr>
-        <w:tc>
-          <w:tcPr>
-            <w:tcW w:type="dxa" w:w="2340"/>
-          </w:tcPr>
-          <w:p>
-            <w:pPr>
-              <w:spacing w:before="40" w:after="40" w:line="240" w:lineRule="auto"/>
-            </w:pPr>
-            <w:r/>
-            <w:r>
-              <w:rPr>
-                <w:rFonts w:ascii="Times New Roman" w:hAnsi="Times New Roman" w:eastAsia="Times New Roman"/>
-                <w:b w:val="0"/>
-                <w:i w:val="0"/>
-                <w:sz w:val="20"/>
-              </w:rPr>
-              <w:t>11</w:t>
-            </w:r>
-          </w:p>
-        </w:tc>
-        <w:tc>
-          <w:tcPr>
-            <w:tcW w:type="dxa" w:w="2340"/>
-          </w:tcPr>
-          <w:p>
-            <w:pPr>
-              <w:spacing w:before="40" w:after="40" w:line="240" w:lineRule="auto"/>
-            </w:pPr>
-            <w:r/>
-            <w:r>
-              <w:rPr>
-                <w:rFonts w:ascii="Times New Roman" w:hAnsi="Times New Roman" w:eastAsia="Times New Roman"/>
-                <w:b w:val="0"/>
-                <w:i w:val="0"/>
-                <w:sz w:val="20"/>
-              </w:rPr>
-              <w:t>Testing</w:t>
-            </w:r>
-          </w:p>
-        </w:tc>
-        <w:tc>
-          <w:tcPr>
-            <w:tcW w:type="dxa" w:w="2340"/>
-          </w:tcPr>
-          <w:p>
-            <w:pPr>
-              <w:spacing w:before="40" w:after="40" w:line="240" w:lineRule="auto"/>
-            </w:pPr>
-            <w:r/>
-            <w:r>
-              <w:rPr>
-                <w:rFonts w:ascii="Times New Roman" w:hAnsi="Times New Roman" w:eastAsia="Times New Roman"/>
-                <w:b w:val="0"/>
-                <w:i w:val="0"/>
-                <w:sz w:val="20"/>
-              </w:rPr>
-              <w:t>Manual/API testing, UAT, bug fixes</w:t>
-            </w:r>
-          </w:p>
-        </w:tc>
-        <w:tc>
-          <w:tcPr>
-            <w:tcW w:type="dxa" w:w="2340"/>
-          </w:tcPr>
-          <w:p>
-            <w:pPr>
-              <w:spacing w:before="40" w:after="40" w:line="240" w:lineRule="auto"/>
-            </w:pPr>
-            <w:r/>
-            <w:r>
-              <w:rPr>
-                <w:rFonts w:ascii="Times New Roman" w:hAnsi="Times New Roman" w:eastAsia="Times New Roman"/>
-                <w:b w:val="0"/>
-                <w:i w:val="0"/>
-                <w:sz w:val="20"/>
-              </w:rPr>
-              <w:t>Test report</w:t>
-            </w:r>
-          </w:p>
-        </w:tc>
-      </w:tr>
-      <w:tr>
-        <w:tc>
-          <w:tcPr>
-            <w:tcW w:type="dxa" w:w="2340"/>
-          </w:tcPr>
-          <w:p>
-            <w:pPr>
-              <w:spacing w:before="40" w:after="40" w:line="240" w:lineRule="auto"/>
-            </w:pPr>
-            <w:r/>
-            <w:r>
-              <w:rPr>
-                <w:rFonts w:ascii="Times New Roman" w:hAnsi="Times New Roman" w:eastAsia="Times New Roman"/>
-                <w:b w:val="0"/>
-                <w:i w:val="0"/>
-                <w:sz w:val="20"/>
-              </w:rPr>
-              <w:t>12</w:t>
-            </w:r>
-          </w:p>
-        </w:tc>
-        <w:tc>
-          <w:tcPr>
-            <w:tcW w:type="dxa" w:w="2340"/>
-          </w:tcPr>
-          <w:p>
-            <w:pPr>
-              <w:spacing w:before="40" w:after="40" w:line="240" w:lineRule="auto"/>
-            </w:pPr>
-            <w:r/>
-            <w:r>
-              <w:rPr>
-                <w:rFonts w:ascii="Times New Roman" w:hAnsi="Times New Roman" w:eastAsia="Times New Roman"/>
-                <w:b w:val="0"/>
-                <w:i w:val="0"/>
-                <w:sz w:val="20"/>
-              </w:rPr>
-              <w:t>Deployment</w:t>
-            </w:r>
-          </w:p>
-        </w:tc>
-        <w:tc>
-          <w:tcPr>
-            <w:tcW w:type="dxa" w:w="2340"/>
-          </w:tcPr>
-          <w:p>
-            <w:pPr>
-              <w:spacing w:before="40" w:after="40" w:line="240" w:lineRule="auto"/>
-            </w:pPr>
-            <w:r/>
-            <w:r>
-              <w:rPr>
-                <w:rFonts w:ascii="Times New Roman" w:hAnsi="Times New Roman" w:eastAsia="Times New Roman"/>
-                <w:b w:val="0"/>
-                <w:i w:val="0"/>
-                <w:sz w:val="20"/>
-              </w:rPr>
-              <w:t>Deploy backend and frontend, documentation, final report</w:t>
-            </w:r>
-          </w:p>
-        </w:tc>
-        <w:tc>
-          <w:tcPr>
-            <w:tcW w:type="dxa" w:w="2340"/>
-          </w:tcPr>
-          <w:p>
-            <w:pPr>
-              <w:spacing w:before="40" w:after="40" w:line="240" w:lineRule="auto"/>
-            </w:pPr>
-            <w:r/>
-            <w:r>
-              <w:rPr>
-                <w:rFonts w:ascii="Times New Roman" w:hAnsi="Times New Roman" w:eastAsia="Times New Roman"/>
-                <w:b w:val="0"/>
-                <w:i w:val="0"/>
-                <w:sz w:val="20"/>
-              </w:rPr>
-              <w:t>Live system + report</w:t>
+            <w:tcW w:type="dxa" w:w="1872"/>
+          </w:tcPr>
+          <w:p>
+            <w:pPr>
+              <w:spacing w:before="40" w:after="40" w:line="240" w:lineRule="auto"/>
+            </w:pPr>
+            <w:r/>
+            <w:r>
+              <w:rPr>
+                <w:rFonts w:ascii="Times New Roman" w:hAnsi="Times New Roman" w:eastAsia="Times New Roman"/>
+                <w:b w:val="0"/>
+                <w:i w:val="0"/>
+                <w:sz w:val="20"/>
+              </w:rPr>
+              <w:t>9–16 August 2026</w:t>
+            </w:r>
+          </w:p>
+        </w:tc>
+        <w:tc>
+          <w:tcPr>
+            <w:tcW w:type="dxa" w:w="1872"/>
+          </w:tcPr>
+          <w:p>
+            <w:pPr>
+              <w:spacing w:before="40" w:after="40" w:line="240" w:lineRule="auto"/>
+            </w:pPr>
+            <w:r/>
+            <w:r>
+              <w:rPr>
+                <w:rFonts w:ascii="Times New Roman" w:hAnsi="Times New Roman" w:eastAsia="Times New Roman"/>
+                <w:b w:val="0"/>
+                <w:i w:val="0"/>
+                <w:sz w:val="20"/>
+              </w:rPr>
+              <w:t>Testing, deployment &amp; documentation</w:t>
+            </w:r>
+          </w:p>
+        </w:tc>
+        <w:tc>
+          <w:tcPr>
+            <w:tcW w:type="dxa" w:w="1872"/>
+          </w:tcPr>
+          <w:p>
+            <w:pPr>
+              <w:spacing w:before="40" w:after="40" w:line="240" w:lineRule="auto"/>
+            </w:pPr>
+            <w:r/>
+            <w:r>
+              <w:rPr>
+                <w:rFonts w:ascii="Times New Roman" w:hAnsi="Times New Roman" w:eastAsia="Times New Roman"/>
+                <w:b w:val="0"/>
+                <w:i w:val="0"/>
+                <w:sz w:val="20"/>
+              </w:rPr>
+              <w:t>Manual/API testing, UAT, bug fixes, documentation, final report</w:t>
+            </w:r>
+          </w:p>
+        </w:tc>
+        <w:tc>
+          <w:tcPr>
+            <w:tcW w:type="dxa" w:w="1872"/>
+          </w:tcPr>
+          <w:p>
+            <w:pPr>
+              <w:spacing w:before="40" w:after="40" w:line="240" w:lineRule="auto"/>
+            </w:pPr>
+            <w:r/>
+            <w:r>
+              <w:rPr>
+                <w:rFonts w:ascii="Times New Roman" w:hAnsi="Times New Roman" w:eastAsia="Times New Roman"/>
+                <w:b w:val="0"/>
+                <w:i w:val="0"/>
+                <w:sz w:val="20"/>
+              </w:rPr>
+              <w:t>Tested system + report (finished 16 August 2026)</w:t>
             </w:r>
           </w:p>
         </w:tc>
@@ -19938,7 +19776,7 @@
       <w:r>
         <w:drawing>
           <wp:inline xmlns:a="http://schemas.openxmlformats.org/drawingml/2006/main" xmlns:pic="http://schemas.openxmlformats.org/drawingml/2006/picture">
-            <wp:extent cx="5669280" cy="2551176"/>
+            <wp:extent cx="5669280" cy="2622042"/>
             <wp:docPr id="7" name="Picture 7"/>
             <wp:cNvGraphicFramePr>
               <a:graphicFrameLocks noChangeAspect="1"/>
@@ -19951,7 +19789,7 @@
                     <pic:cNvPicPr/>
                   </pic:nvPicPr>
                   <pic:blipFill>
-                    <a:blip r:embed="rId20"/>
+                    <a:blip r:embed="rId18"/>
                     <a:stretch>
                       <a:fillRect/>
                     </a:stretch>
@@ -19959,7 +19797,7 @@
                   <pic:spPr>
                     <a:xfrm>
                       <a:off x="0" y="0"/>
-                      <a:ext cx="5669280" cy="2551176"/>
+                      <a:ext cx="5669280" cy="2622042"/>
                     </a:xfrm>
                     <a:prstGeom prst="rect"/>
                   </pic:spPr>
@@ -19982,7 +19820,7 @@
           <w:i/>
           <w:sz w:val="20"/>
         </w:rPr>
-        <w:t>Figure 3.1: Planned 12-week schedule (complaint system)</w:t>
+        <w:t>Figure 3.1: Actual 10-week schedule, 7 June–16 August 2026 (complaint system)</w:t>
       </w:r>
     </w:p>
     <w:p>
@@ -21289,7 +21127,7 @@
                     <pic:cNvPicPr/>
                   </pic:nvPicPr>
                   <pic:blipFill>
-                    <a:blip r:embed="rId21"/>
+                    <a:blip r:embed="rId19"/>
                     <a:stretch>
                       <a:fillRect/>
                     </a:stretch>
@@ -21793,9 +21631,6 @@
       <w:pPr>
         <w:spacing w:before="320" w:after="160" w:line="276" w:lineRule="auto"/>
         <w:jc w:val="left"/>
-        <w:pBdr>
-          <w:bottom w:val="single" w:sz="12" w:space="1" w:color="C8870A"/>
-        </w:pBdr>
       </w:pPr>
       <w:r>
         <w:rPr>
@@ -22209,7 +22044,7 @@
                     <pic:cNvPicPr/>
                   </pic:nvPicPr>
                   <pic:blipFill>
-                    <a:blip r:embed="rId22"/>
+                    <a:blip r:embed="rId20"/>
                     <a:stretch>
                       <a:fillRect/>
                     </a:stretch>
@@ -22264,7 +22099,7 @@
                     <pic:cNvPicPr/>
                   </pic:nvPicPr>
                   <pic:blipFill>
-                    <a:blip r:embed="rId23"/>
+                    <a:blip r:embed="rId21"/>
                     <a:stretch>
                       <a:fillRect/>
                     </a:stretch>
@@ -22319,7 +22154,7 @@
                     <pic:cNvPicPr/>
                   </pic:nvPicPr>
                   <pic:blipFill>
-                    <a:blip r:embed="rId24"/>
+                    <a:blip r:embed="rId22"/>
                     <a:stretch>
                       <a:fillRect/>
                     </a:stretch>
@@ -22585,7 +22420,7 @@
                     <pic:cNvPicPr/>
                   </pic:nvPicPr>
                   <pic:blipFill>
-                    <a:blip r:embed="rId25"/>
+                    <a:blip r:embed="rId23"/>
                     <a:stretch>
                       <a:fillRect/>
                     </a:stretch>
@@ -22640,7 +22475,7 @@
                     <pic:cNvPicPr/>
                   </pic:nvPicPr>
                   <pic:blipFill>
-                    <a:blip r:embed="rId26"/>
+                    <a:blip r:embed="rId24"/>
                     <a:stretch>
                       <a:fillRect/>
                     </a:stretch>
@@ -22695,7 +22530,7 @@
                     <pic:cNvPicPr/>
                   </pic:nvPicPr>
                   <pic:blipFill>
-                    <a:blip r:embed="rId27"/>
+                    <a:blip r:embed="rId25"/>
                     <a:stretch>
                       <a:fillRect/>
                     </a:stretch>
@@ -22750,7 +22585,7 @@
                     <pic:cNvPicPr/>
                   </pic:nvPicPr>
                   <pic:blipFill>
-                    <a:blip r:embed="rId28"/>
+                    <a:blip r:embed="rId26"/>
                     <a:stretch>
                       <a:fillRect/>
                     </a:stretch>
@@ -22805,7 +22640,7 @@
                     <pic:cNvPicPr/>
                   </pic:nvPicPr>
                   <pic:blipFill>
-                    <a:blip r:embed="rId29"/>
+                    <a:blip r:embed="rId27"/>
                     <a:stretch>
                       <a:fillRect/>
                     </a:stretch>
@@ -23017,7 +22852,7 @@
                     <pic:cNvPicPr/>
                   </pic:nvPicPr>
                   <pic:blipFill>
-                    <a:blip r:embed="rId30"/>
+                    <a:blip r:embed="rId28"/>
                     <a:stretch>
                       <a:fillRect/>
                     </a:stretch>
@@ -23072,7 +22907,7 @@
                     <pic:cNvPicPr/>
                   </pic:nvPicPr>
                   <pic:blipFill>
-                    <a:blip r:embed="rId31"/>
+                    <a:blip r:embed="rId29"/>
                     <a:stretch>
                       <a:fillRect/>
                     </a:stretch>
@@ -23127,7 +22962,7 @@
                     <pic:cNvPicPr/>
                   </pic:nvPicPr>
                   <pic:blipFill>
-                    <a:blip r:embed="rId32"/>
+                    <a:blip r:embed="rId30"/>
                     <a:stretch>
                       <a:fillRect/>
                     </a:stretch>
@@ -23411,7 +23246,7 @@
                     <pic:cNvPicPr/>
                   </pic:nvPicPr>
                   <pic:blipFill>
-                    <a:blip r:embed="rId33"/>
+                    <a:blip r:embed="rId31"/>
                     <a:stretch>
                       <a:fillRect/>
                     </a:stretch>
@@ -23466,7 +23301,7 @@
                     <pic:cNvPicPr/>
                   </pic:nvPicPr>
                   <pic:blipFill>
-                    <a:blip r:embed="rId34"/>
+                    <a:blip r:embed="rId32"/>
                     <a:stretch>
                       <a:fillRect/>
                     </a:stretch>
@@ -23518,6 +23353,116 @@
                 <pic:pic>
                   <pic:nvPicPr>
                     <pic:cNvPr id="0" name="admin-users.png"/>
+                    <pic:cNvPicPr/>
+                  </pic:nvPicPr>
+                  <pic:blipFill>
+                    <a:blip r:embed="rId33"/>
+                    <a:stretch>
+                      <a:fillRect/>
+                    </a:stretch>
+                  </pic:blipFill>
+                  <pic:spPr>
+                    <a:xfrm>
+                      <a:off x="0" y="0"/>
+                      <a:ext cx="5669280" cy="2840176"/>
+                    </a:xfrm>
+                    <a:prstGeom prst="rect"/>
+                  </pic:spPr>
+                </pic:pic>
+              </a:graphicData>
+            </a:graphic>
+          </wp:inline>
+        </w:drawing>
+      </w:r>
+    </w:p>
+    <w:p>
+      <w:pPr>
+        <w:spacing w:before="0" w:after="160" w:line="276" w:lineRule="auto"/>
+        <w:jc w:val="center"/>
+      </w:pPr>
+      <w:r>
+        <w:rPr>
+          <w:rFonts w:ascii="Times New Roman" w:hAnsi="Times New Roman" w:eastAsia="Times New Roman"/>
+          <w:b w:val="0"/>
+          <w:i/>
+          <w:sz w:val="20"/>
+        </w:rPr>
+        <w:t>Figure 4.14: User Management — name, email, role, department, Active / Deactivate</w:t>
+      </w:r>
+    </w:p>
+    <w:p>
+      <w:pPr>
+        <w:spacing w:before="160" w:after="80" w:line="276" w:lineRule="auto"/>
+        <w:jc w:val="center"/>
+      </w:pPr>
+      <w:r>
+        <w:drawing>
+          <wp:inline xmlns:a="http://schemas.openxmlformats.org/drawingml/2006/main" xmlns:pic="http://schemas.openxmlformats.org/drawingml/2006/picture">
+            <wp:extent cx="5669280" cy="2812494"/>
+            <wp:docPr id="23" name="Picture 23"/>
+            <wp:cNvGraphicFramePr>
+              <a:graphicFrameLocks noChangeAspect="1"/>
+            </wp:cNvGraphicFramePr>
+            <a:graphic>
+              <a:graphicData uri="http://schemas.openxmlformats.org/drawingml/2006/picture">
+                <pic:pic>
+                  <pic:nvPicPr>
+                    <pic:cNvPr id="0" name="admin-reports.png"/>
+                    <pic:cNvPicPr/>
+                  </pic:nvPicPr>
+                  <pic:blipFill>
+                    <a:blip r:embed="rId34"/>
+                    <a:stretch>
+                      <a:fillRect/>
+                    </a:stretch>
+                  </pic:blipFill>
+                  <pic:spPr>
+                    <a:xfrm>
+                      <a:off x="0" y="0"/>
+                      <a:ext cx="5669280" cy="2812494"/>
+                    </a:xfrm>
+                    <a:prstGeom prst="rect"/>
+                  </pic:spPr>
+                </pic:pic>
+              </a:graphicData>
+            </a:graphic>
+          </wp:inline>
+        </w:drawing>
+      </w:r>
+    </w:p>
+    <w:p>
+      <w:pPr>
+        <w:spacing w:before="0" w:after="160" w:line="276" w:lineRule="auto"/>
+        <w:jc w:val="center"/>
+      </w:pPr>
+      <w:r>
+        <w:rPr>
+          <w:rFonts w:ascii="Times New Roman" w:hAnsi="Times New Roman" w:eastAsia="Times New Roman"/>
+          <w:b w:val="0"/>
+          <w:i/>
+          <w:sz w:val="20"/>
+        </w:rPr>
+        <w:t>Figure 4.15: Reports — pending, in progress, resolved, rejected, closed, and complaints by category</w:t>
+      </w:r>
+    </w:p>
+    <w:p>
+      <w:pPr>
+        <w:spacing w:before="160" w:after="80" w:line="276" w:lineRule="auto"/>
+        <w:jc w:val="center"/>
+      </w:pPr>
+      <w:r>
+        <w:drawing>
+          <wp:inline xmlns:a="http://schemas.openxmlformats.org/drawingml/2006/main" xmlns:pic="http://schemas.openxmlformats.org/drawingml/2006/picture">
+            <wp:extent cx="5669280" cy="2840176"/>
+            <wp:docPr id="24" name="Picture 24"/>
+            <wp:cNvGraphicFramePr>
+              <a:graphicFrameLocks noChangeAspect="1"/>
+            </wp:cNvGraphicFramePr>
+            <a:graphic>
+              <a:graphicData uri="http://schemas.openxmlformats.org/drawingml/2006/picture">
+                <pic:pic>
+                  <pic:nvPicPr>
+                    <pic:cNvPr id="0" name="admin-activity.png"/>
                     <pic:cNvPicPr/>
                   </pic:nvPicPr>
                   <pic:blipFill>
@@ -23552,116 +23497,6 @@
           <w:i/>
           <w:sz w:val="20"/>
         </w:rPr>
-        <w:t>Figure 4.14: User Management — name, email, role, department, Active / Deactivate</w:t>
-      </w:r>
-    </w:p>
-    <w:p>
-      <w:pPr>
-        <w:spacing w:before="160" w:after="80" w:line="276" w:lineRule="auto"/>
-        <w:jc w:val="center"/>
-      </w:pPr>
-      <w:r>
-        <w:drawing>
-          <wp:inline xmlns:a="http://schemas.openxmlformats.org/drawingml/2006/main" xmlns:pic="http://schemas.openxmlformats.org/drawingml/2006/picture">
-            <wp:extent cx="5669280" cy="2812494"/>
-            <wp:docPr id="23" name="Picture 23"/>
-            <wp:cNvGraphicFramePr>
-              <a:graphicFrameLocks noChangeAspect="1"/>
-            </wp:cNvGraphicFramePr>
-            <a:graphic>
-              <a:graphicData uri="http://schemas.openxmlformats.org/drawingml/2006/picture">
-                <pic:pic>
-                  <pic:nvPicPr>
-                    <pic:cNvPr id="0" name="admin-reports.png"/>
-                    <pic:cNvPicPr/>
-                  </pic:nvPicPr>
-                  <pic:blipFill>
-                    <a:blip r:embed="rId36"/>
-                    <a:stretch>
-                      <a:fillRect/>
-                    </a:stretch>
-                  </pic:blipFill>
-                  <pic:spPr>
-                    <a:xfrm>
-                      <a:off x="0" y="0"/>
-                      <a:ext cx="5669280" cy="2812494"/>
-                    </a:xfrm>
-                    <a:prstGeom prst="rect"/>
-                  </pic:spPr>
-                </pic:pic>
-              </a:graphicData>
-            </a:graphic>
-          </wp:inline>
-        </w:drawing>
-      </w:r>
-    </w:p>
-    <w:p>
-      <w:pPr>
-        <w:spacing w:before="0" w:after="160" w:line="276" w:lineRule="auto"/>
-        <w:jc w:val="center"/>
-      </w:pPr>
-      <w:r>
-        <w:rPr>
-          <w:rFonts w:ascii="Times New Roman" w:hAnsi="Times New Roman" w:eastAsia="Times New Roman"/>
-          <w:b w:val="0"/>
-          <w:i/>
-          <w:sz w:val="20"/>
-        </w:rPr>
-        <w:t>Figure 4.15: Reports — pending, in progress, resolved, rejected, closed, and complaints by category</w:t>
-      </w:r>
-    </w:p>
-    <w:p>
-      <w:pPr>
-        <w:spacing w:before="160" w:after="80" w:line="276" w:lineRule="auto"/>
-        <w:jc w:val="center"/>
-      </w:pPr>
-      <w:r>
-        <w:drawing>
-          <wp:inline xmlns:a="http://schemas.openxmlformats.org/drawingml/2006/main" xmlns:pic="http://schemas.openxmlformats.org/drawingml/2006/picture">
-            <wp:extent cx="5669280" cy="2840176"/>
-            <wp:docPr id="24" name="Picture 24"/>
-            <wp:cNvGraphicFramePr>
-              <a:graphicFrameLocks noChangeAspect="1"/>
-            </wp:cNvGraphicFramePr>
-            <a:graphic>
-              <a:graphicData uri="http://schemas.openxmlformats.org/drawingml/2006/picture">
-                <pic:pic>
-                  <pic:nvPicPr>
-                    <pic:cNvPr id="0" name="admin-activity.png"/>
-                    <pic:cNvPicPr/>
-                  </pic:nvPicPr>
-                  <pic:blipFill>
-                    <a:blip r:embed="rId37"/>
-                    <a:stretch>
-                      <a:fillRect/>
-                    </a:stretch>
-                  </pic:blipFill>
-                  <pic:spPr>
-                    <a:xfrm>
-                      <a:off x="0" y="0"/>
-                      <a:ext cx="5669280" cy="2840176"/>
-                    </a:xfrm>
-                    <a:prstGeom prst="rect"/>
-                  </pic:spPr>
-                </pic:pic>
-              </a:graphicData>
-            </a:graphic>
-          </wp:inline>
-        </w:drawing>
-      </w:r>
-    </w:p>
-    <w:p>
-      <w:pPr>
-        <w:spacing w:before="0" w:after="160" w:line="276" w:lineRule="auto"/>
-        <w:jc w:val="center"/>
-      </w:pPr>
-      <w:r>
-        <w:rPr>
-          <w:rFonts w:ascii="Times New Roman" w:hAnsi="Times New Roman" w:eastAsia="Times New Roman"/>
-          <w:b w:val="0"/>
-          <w:i/>
-          <w:sz w:val="20"/>
-        </w:rPr>
         <w:t>Figure 4.16: Activity Log — audit trail of assignments and status updates (new rows store names; older captured rows may still show IDs)</w:t>
       </w:r>
     </w:p>
@@ -24580,9 +24415,6 @@
       <w:pPr>
         <w:spacing w:before="320" w:after="160" w:line="276" w:lineRule="auto"/>
         <w:jc w:val="left"/>
-        <w:pBdr>
-          <w:bottom w:val="single" w:sz="12" w:space="1" w:color="C8870A"/>
-        </w:pBdr>
       </w:pPr>
       <w:r>
         <w:rPr>
@@ -24607,7 +24439,7 @@
           <w:i w:val="0"/>
           <w:sz w:val="24"/>
         </w:rPr>
-        <w:t>This chapter satisfies the practical attachment guideline (mission, vision, organizational chart, core values, products/services, stakeholders, and history). Official titles on the cover-page supervisor table should be confirmed at the host office.</w:t>
+        <w:t>This chapter satisfies the practical attachment guideline (mission, vision, organizational chart, core values, products/services, stakeholders, and history). Supervisor details on the cover page should be confirmed at the host office.</w:t>
       </w:r>
     </w:p>
     <w:p>
@@ -24826,7 +24658,7 @@
                     <pic:cNvPicPr/>
                   </pic:nvPicPr>
                   <pic:blipFill>
-                    <a:blip r:embed="rId38"/>
+                    <a:blip r:embed="rId36"/>
                     <a:stretch>
                       <a:fillRect/>
                     </a:stretch>
@@ -25895,9 +25727,6 @@
       <w:pPr>
         <w:spacing w:before="320" w:after="160" w:line="276" w:lineRule="auto"/>
         <w:jc w:val="left"/>
-        <w:pBdr>
-          <w:bottom w:val="single" w:sz="12" w:space="1" w:color="C8870A"/>
-        </w:pBdr>
       </w:pPr>
       <w:r>
         <w:rPr>
@@ -26964,9 +26793,6 @@
       <w:pPr>
         <w:spacing w:before="320" w:after="160" w:line="276" w:lineRule="auto"/>
         <w:jc w:val="left"/>
-        <w:pBdr>
-          <w:bottom w:val="single" w:sz="12" w:space="1" w:color="C8870A"/>
-        </w:pBdr>
       </w:pPr>
       <w:r>
         <w:rPr>
@@ -27537,9 +27363,6 @@
       <w:pPr>
         <w:spacing w:before="320" w:after="160" w:line="276" w:lineRule="auto"/>
         <w:jc w:val="left"/>
-        <w:pBdr>
-          <w:bottom w:val="single" w:sz="12" w:space="1" w:color="C8870A"/>
-        </w:pBdr>
       </w:pPr>
       <w:r>
         <w:rPr>
@@ -27661,25 +27484,7 @@
           <w:i w:val="0"/>
           <w:sz w:val="24"/>
         </w:rPr>
-        <w:t xml:space="preserve">The attachment met its learning purpose: applying Information Science skills in a municipal ICT environment and producing one report that covers both the College guideline and the working system. The portal is a foundation for transparent, trackable citizen–administration interaction in Adama City as the host organization trials and expands it. In the language of the artefact itself: </w:t>
-      </w:r>
-      <w:r>
-        <w:rPr>
-          <w:rFonts w:ascii="Times New Roman" w:hAnsi="Times New Roman" w:eastAsia="Times New Roman"/>
-          <w:b w:val="0"/>
-          <w:i/>
-          <w:sz w:val="24"/>
-        </w:rPr>
-        <w:t>Your City. Your Voice.</w:t>
-      </w:r>
-      <w:r>
-        <w:rPr>
-          <w:rFonts w:ascii="Times New Roman" w:hAnsi="Times New Roman" w:eastAsia="Times New Roman"/>
-          <w:b w:val="0"/>
-          <w:i w:val="0"/>
-          <w:sz w:val="24"/>
-        </w:rPr>
-        <w:t xml:space="preserve"> The attachment leaves Adama with a working channel for that voice, and the College with a documented record of how it was built.</w:t>
+        <w:t>The attachment met its learning purpose: applying Information Science skills in a municipal ICT environment and producing one report that covers both the College guideline and the working system. The portal is a foundation for transparent, trackable citizen–administration interaction in Adama City as the host organization trials and expands it.</w:t>
       </w:r>
     </w:p>
     <w:p>
@@ -27734,7 +27539,7 @@
           <w:i w:val="0"/>
           <w:sz w:val="24"/>
         </w:rPr>
-        <w:t>Appoint a named system owner and complete the supervisor table on the cover page for the official file.</w:t>
+        <w:t>Appoint a named system owner for the official file.</w:t>
       </w:r>
     </w:p>
     <w:p>
@@ -29983,6 +29788,316 @@
           </w:p>
         </w:tc>
       </w:tr>
+      <w:tr>
+        <w:tc>
+          <w:tcPr>
+            <w:tcW w:type="dxa" w:w="3120"/>
+          </w:tcPr>
+          <w:p>
+            <w:pPr>
+              <w:spacing w:before="40" w:after="40" w:line="240" w:lineRule="auto"/>
+            </w:pPr>
+            <w:r/>
+            <w:r>
+              <w:rPr>
+                <w:rFonts w:ascii="Times New Roman" w:hAnsi="Times New Roman" w:eastAsia="Times New Roman"/>
+                <w:b w:val="0"/>
+                <w:i w:val="0"/>
+                <w:sz w:val="20"/>
+              </w:rPr>
+              <w:t>2.20</w:t>
+            </w:r>
+          </w:p>
+        </w:tc>
+        <w:tc>
+          <w:tcPr>
+            <w:tcW w:type="dxa" w:w="3120"/>
+          </w:tcPr>
+          <w:p>
+            <w:pPr>
+              <w:spacing w:before="40" w:after="40" w:line="240" w:lineRule="auto"/>
+            </w:pPr>
+            <w:r/>
+            <w:r>
+              <w:rPr>
+                <w:rFonts w:ascii="Times New Roman" w:hAnsi="Times New Roman" w:eastAsia="Times New Roman"/>
+                <w:b w:val="0"/>
+                <w:i w:val="0"/>
+                <w:sz w:val="20"/>
+              </w:rPr>
+              <w:t>August 23, 2026</w:t>
+            </w:r>
+          </w:p>
+        </w:tc>
+        <w:tc>
+          <w:tcPr>
+            <w:tcW w:type="dxa" w:w="3120"/>
+          </w:tcPr>
+          <w:p>
+            <w:pPr>
+              <w:spacing w:before="40" w:after="40" w:line="240" w:lineRule="auto"/>
+            </w:pPr>
+            <w:r/>
+            <w:r>
+              <w:rPr>
+                <w:rFonts w:ascii="Times New Roman" w:hAnsi="Times New Roman" w:eastAsia="Times New Roman"/>
+                <w:b w:val="0"/>
+                <w:i w:val="0"/>
+                <w:sz w:val="20"/>
+              </w:rPr>
+              <w:t>Project timeline set to the actual attachment period: started 7 June 2026, finished 16 August 2026 (10 weeks); Gantt chart and Chapter 3.2 table updated</w:t>
+            </w:r>
+          </w:p>
+        </w:tc>
+      </w:tr>
+      <w:tr>
+        <w:tc>
+          <w:tcPr>
+            <w:tcW w:type="dxa" w:w="3120"/>
+          </w:tcPr>
+          <w:p>
+            <w:pPr>
+              <w:spacing w:before="40" w:after="40" w:line="240" w:lineRule="auto"/>
+            </w:pPr>
+            <w:r/>
+            <w:r>
+              <w:rPr>
+                <w:rFonts w:ascii="Times New Roman" w:hAnsi="Times New Roman" w:eastAsia="Times New Roman"/>
+                <w:b w:val="0"/>
+                <w:i w:val="0"/>
+                <w:sz w:val="20"/>
+              </w:rPr>
+              <w:t>2.21</w:t>
+            </w:r>
+          </w:p>
+        </w:tc>
+        <w:tc>
+          <w:tcPr>
+            <w:tcW w:type="dxa" w:w="3120"/>
+          </w:tcPr>
+          <w:p>
+            <w:pPr>
+              <w:spacing w:before="40" w:after="40" w:line="240" w:lineRule="auto"/>
+            </w:pPr>
+            <w:r/>
+            <w:r>
+              <w:rPr>
+                <w:rFonts w:ascii="Times New Roman" w:hAnsi="Times New Roman" w:eastAsia="Times New Roman"/>
+                <w:b w:val="0"/>
+                <w:i w:val="0"/>
+                <w:sz w:val="20"/>
+              </w:rPr>
+              <w:t>August 23, 2026</w:t>
+            </w:r>
+          </w:p>
+        </w:tc>
+        <w:tc>
+          <w:tcPr>
+            <w:tcW w:type="dxa" w:w="3120"/>
+          </w:tcPr>
+          <w:p>
+            <w:pPr>
+              <w:spacing w:before="40" w:after="40" w:line="240" w:lineRule="auto"/>
+            </w:pPr>
+            <w:r/>
+            <w:r>
+              <w:rPr>
+                <w:rFonts w:ascii="Times New Roman" w:hAnsi="Times New Roman" w:eastAsia="Times New Roman"/>
+                <w:b w:val="0"/>
+                <w:i w:val="0"/>
+                <w:sz w:val="20"/>
+              </w:rPr>
+              <w:t>Filled student name (Esmael Mohammed Kedir) and ID (1160/16) on the cover and declaration</w:t>
+            </w:r>
+          </w:p>
+        </w:tc>
+      </w:tr>
+      <w:tr>
+        <w:tc>
+          <w:tcPr>
+            <w:tcW w:type="dxa" w:w="3120"/>
+          </w:tcPr>
+          <w:p>
+            <w:pPr>
+              <w:spacing w:before="40" w:after="40" w:line="240" w:lineRule="auto"/>
+            </w:pPr>
+            <w:r/>
+            <w:r>
+              <w:rPr>
+                <w:rFonts w:ascii="Times New Roman" w:hAnsi="Times New Roman" w:eastAsia="Times New Roman"/>
+                <w:b w:val="0"/>
+                <w:i w:val="0"/>
+                <w:sz w:val="20"/>
+              </w:rPr>
+              <w:t>2.22</w:t>
+            </w:r>
+          </w:p>
+        </w:tc>
+        <w:tc>
+          <w:tcPr>
+            <w:tcW w:type="dxa" w:w="3120"/>
+          </w:tcPr>
+          <w:p>
+            <w:pPr>
+              <w:spacing w:before="40" w:after="40" w:line="240" w:lineRule="auto"/>
+            </w:pPr>
+            <w:r/>
+            <w:r>
+              <w:rPr>
+                <w:rFonts w:ascii="Times New Roman" w:hAnsi="Times New Roman" w:eastAsia="Times New Roman"/>
+                <w:b w:val="0"/>
+                <w:i w:val="0"/>
+                <w:sz w:val="20"/>
+              </w:rPr>
+              <w:t>August 24, 2026</w:t>
+            </w:r>
+          </w:p>
+        </w:tc>
+        <w:tc>
+          <w:tcPr>
+            <w:tcW w:type="dxa" w:w="3120"/>
+          </w:tcPr>
+          <w:p>
+            <w:pPr>
+              <w:spacing w:before="40" w:after="40" w:line="240" w:lineRule="auto"/>
+            </w:pPr>
+            <w:r/>
+            <w:r>
+              <w:rPr>
+                <w:rFonts w:ascii="Times New Roman" w:hAnsi="Times New Roman" w:eastAsia="Times New Roman"/>
+                <w:b w:val="0"/>
+                <w:i w:val="0"/>
+                <w:sz w:val="20"/>
+              </w:rPr>
+              <w:t>Restored academic cover using the Haramaya University logo; removed decorative banner, motto, gold headers/footers, and signature callout</w:t>
+            </w:r>
+          </w:p>
+        </w:tc>
+      </w:tr>
+      <w:tr>
+        <w:tc>
+          <w:tcPr>
+            <w:tcW w:type="dxa" w:w="3120"/>
+          </w:tcPr>
+          <w:p>
+            <w:pPr>
+              <w:spacing w:before="40" w:after="40" w:line="240" w:lineRule="auto"/>
+            </w:pPr>
+            <w:r/>
+            <w:r>
+              <w:rPr>
+                <w:rFonts w:ascii="Times New Roman" w:hAnsi="Times New Roman" w:eastAsia="Times New Roman"/>
+                <w:b w:val="0"/>
+                <w:i w:val="0"/>
+                <w:sz w:val="20"/>
+              </w:rPr>
+              <w:t>2.23</w:t>
+            </w:r>
+          </w:p>
+        </w:tc>
+        <w:tc>
+          <w:tcPr>
+            <w:tcW w:type="dxa" w:w="3120"/>
+          </w:tcPr>
+          <w:p>
+            <w:pPr>
+              <w:spacing w:before="40" w:after="40" w:line="240" w:lineRule="auto"/>
+            </w:pPr>
+            <w:r/>
+            <w:r>
+              <w:rPr>
+                <w:rFonts w:ascii="Times New Roman" w:hAnsi="Times New Roman" w:eastAsia="Times New Roman"/>
+                <w:b w:val="0"/>
+                <w:i w:val="0"/>
+                <w:sz w:val="20"/>
+              </w:rPr>
+              <w:t>August 24, 2026</w:t>
+            </w:r>
+          </w:p>
+        </w:tc>
+        <w:tc>
+          <w:tcPr>
+            <w:tcW w:type="dxa" w:w="3120"/>
+          </w:tcPr>
+          <w:p>
+            <w:pPr>
+              <w:spacing w:before="40" w:after="40" w:line="240" w:lineRule="auto"/>
+            </w:pPr>
+            <w:r/>
+            <w:r>
+              <w:rPr>
+                <w:rFonts w:ascii="Times New Roman" w:hAnsi="Times New Roman" w:eastAsia="Times New Roman"/>
+                <w:b w:val="0"/>
+                <w:i w:val="0"/>
+                <w:sz w:val="20"/>
+              </w:rPr>
+              <w:t>Filled host supervisor profile: Mr. Muktar, Software Engineer, 0912807372</w:t>
+            </w:r>
+          </w:p>
+        </w:tc>
+      </w:tr>
+      <w:tr>
+        <w:tc>
+          <w:tcPr>
+            <w:tcW w:type="dxa" w:w="3120"/>
+          </w:tcPr>
+          <w:p>
+            <w:pPr>
+              <w:spacing w:before="40" w:after="40" w:line="240" w:lineRule="auto"/>
+            </w:pPr>
+            <w:r/>
+            <w:r>
+              <w:rPr>
+                <w:rFonts w:ascii="Times New Roman" w:hAnsi="Times New Roman" w:eastAsia="Times New Roman"/>
+                <w:b w:val="0"/>
+                <w:i w:val="0"/>
+                <w:sz w:val="20"/>
+              </w:rPr>
+              <w:t>2.24</w:t>
+            </w:r>
+          </w:p>
+        </w:tc>
+        <w:tc>
+          <w:tcPr>
+            <w:tcW w:type="dxa" w:w="3120"/>
+          </w:tcPr>
+          <w:p>
+            <w:pPr>
+              <w:spacing w:before="40" w:after="40" w:line="240" w:lineRule="auto"/>
+            </w:pPr>
+            <w:r/>
+            <w:r>
+              <w:rPr>
+                <w:rFonts w:ascii="Times New Roman" w:hAnsi="Times New Roman" w:eastAsia="Times New Roman"/>
+                <w:b w:val="0"/>
+                <w:i w:val="0"/>
+                <w:sz w:val="20"/>
+              </w:rPr>
+              <w:t>August 24, 2026</w:t>
+            </w:r>
+          </w:p>
+        </w:tc>
+        <w:tc>
+          <w:tcPr>
+            <w:tcW w:type="dxa" w:w="3120"/>
+          </w:tcPr>
+          <w:p>
+            <w:pPr>
+              <w:spacing w:before="40" w:after="40" w:line="240" w:lineRule="auto"/>
+            </w:pPr>
+            <w:r/>
+            <w:r>
+              <w:rPr>
+                <w:rFonts w:ascii="Times New Roman" w:hAnsi="Times New Roman" w:eastAsia="Times New Roman"/>
+                <w:b w:val="0"/>
+                <w:i w:val="0"/>
+                <w:sz w:val="20"/>
+              </w:rPr>
+              <w:t>Added submission date 24 August 2026 on the cover and declaration</w:t>
+            </w:r>
+          </w:p>
+        </w:tc>
+      </w:tr>
     </w:tbl>
     <w:p/>
     <w:p>
@@ -29995,25 +30110,23 @@
     </w:p>
     <w:p>
       <w:pPr>
-        <w:spacing w:before="200" w:after="200" w:line="276" w:lineRule="auto"/>
-        <w:jc w:val="center"/>
+        <w:spacing w:before="0" w:after="160" w:line="276" w:lineRule="auto"/>
+        <w:jc w:val="both"/>
       </w:pPr>
       <w:r>
         <w:rPr>
           <w:rFonts w:ascii="Times New Roman" w:hAnsi="Times New Roman" w:eastAsia="Times New Roman"/>
           <w:b w:val="0"/>
           <w:i/>
-          <w:color w:val="C8870A"/>
-          <w:sz w:val="22"/>
-        </w:rPr>
-        <w:t>Your City. Your Voice.  ·  ከተማዎ። ድምፅዎ።  ·  Magaalaa Keessan. Sagalee Keessan.</w:t>
+          <w:sz w:val="24"/>
+        </w:rPr>
+        <w:t>End of report</w:t>
       </w:r>
     </w:p>
     <w:sectPr>
-      <w:headerReference w:type="default" r:id="rId13"/>
-      <w:footerReference w:type="default" r:id="rId14"/>
+      <w:footerReference w:type="default" r:id="rId12"/>
       <w:pgSz w:w="12240" w:h="15840"/>
-      <w:pgMar w:top="1296" w:right="1440" w:bottom="1296" w:left="1440" w:header="567" w:footer="709" w:gutter="0"/>
+      <w:pgMar w:top="1296" w:right="1440" w:bottom="1296" w:left="1440" w:header="720" w:footer="709" w:gutter="0"/>
       <w:cols w:space="720"/>
       <w:docGrid w:linePitch="360"/>
       <w:pgNumType w:fmt="decimal" w:start="1"/>
@@ -30040,27 +30153,8 @@
       <w:pStyle w:val="Footer"/>
       <w:spacing w:before="0" w:after="0" w:line="240" w:lineRule="auto"/>
       <w:jc w:val="center"/>
-      <w:pBdr>
-        <w:bottom w:val="single" w:sz="6" w:space="1" w:color="003366"/>
-      </w:pBdr>
     </w:pPr>
     <w:r/>
-    <w:r>
-      <w:rPr>
-        <w:rFonts w:ascii="Times New Roman" w:hAnsi="Times New Roman" w:eastAsia="Times New Roman"/>
-        <w:b w:val="0"/>
-        <w:i/>
-        <w:color w:val="C8870A"/>
-        <w:sz w:val="16"/>
-      </w:rPr>
-      <w:t>Your City. Your Voice.</w:t>
-    </w:r>
-  </w:p>
-  <w:p>
-    <w:pPr>
-      <w:spacing w:before="40" w:after="0" w:line="240" w:lineRule="auto"/>
-      <w:jc w:val="center"/>
-    </w:pPr>
     <w:r>
       <w:rPr>
         <w:rFonts w:ascii="Times New Roman" w:hAnsi="Times New Roman" w:eastAsia="Times New Roman"/>
@@ -30086,27 +30180,8 @@
       <w:pStyle w:val="Footer"/>
       <w:spacing w:before="0" w:after="0" w:line="240" w:lineRule="auto"/>
       <w:jc w:val="center"/>
-      <w:pBdr>
-        <w:bottom w:val="single" w:sz="6" w:space="1" w:color="003366"/>
-      </w:pBdr>
     </w:pPr>
     <w:r/>
-    <w:r>
-      <w:rPr>
-        <w:rFonts w:ascii="Times New Roman" w:hAnsi="Times New Roman" w:eastAsia="Times New Roman"/>
-        <w:b w:val="0"/>
-        <w:i/>
-        <w:color w:val="C8870A"/>
-        <w:sz w:val="16"/>
-      </w:rPr>
-      <w:t>Your City. Your Voice.</w:t>
-    </w:r>
-  </w:p>
-  <w:p>
-    <w:pPr>
-      <w:spacing w:before="40" w:after="0" w:line="240" w:lineRule="auto"/>
-      <w:jc w:val="center"/>
-    </w:pPr>
     <w:r>
       <w:rPr>
         <w:rFonts w:ascii="Times New Roman" w:hAnsi="Times New Roman" w:eastAsia="Times New Roman"/>
@@ -30123,78 +30198,6 @@
     </w:r>
   </w:p>
 </w:ftr>
-</file>
-
-<file path=word/header1.xml><?xml version="1.0" encoding="utf-8"?>
-<w:hdr xmlns:m="http://schemas.openxmlformats.org/officeDocument/2006/math" xmlns:mc="http://schemas.openxmlformats.org/markup-compatibility/2006" xmlns:mo="http://schemas.microsoft.com/office/mac/office/2008/main" xmlns:mv="urn:schemas-microsoft-com:mac:vml" xmlns:o="urn:schemas-microsoft-com:office:office" xmlns:r="http://schemas.openxmlformats.org/officeDocument/2006/relationships" xmlns:v="urn:schemas-microsoft-com:vml" xmlns:w10="urn:schemas-microsoft-com:office:word" xmlns:w14="http://schemas.microsoft.com/office/word/2010/wordml" xmlns:w="http://schemas.openxmlformats.org/wordprocessingml/2006/main" xmlns:wne="http://schemas.microsoft.com/office/word/2006/wordml" xmlns:wp14="http://schemas.microsoft.com/office/word/2010/wordprocessingDrawing" xmlns:wp="http://schemas.openxmlformats.org/drawingml/2006/wordprocessingDrawing" xmlns:wpc="http://schemas.microsoft.com/office/word/2010/wordprocessingCanvas" xmlns:wpg="http://schemas.microsoft.com/office/word/2010/wordprocessingGroup" xmlns:wpi="http://schemas.microsoft.com/office/word/2010/wordprocessingInk" xmlns:wps="http://schemas.microsoft.com/office/word/2010/wordprocessingShape" mc:Ignorable="w14 wp14">
-  <w:p>
-    <w:pPr>
-      <w:pStyle w:val="Header"/>
-      <w:spacing w:before="0" w:after="40" w:line="240" w:lineRule="auto"/>
-      <w:jc w:val="left"/>
-      <w:pBdr>
-        <w:bottom w:val="single" w:sz="8" w:space="1" w:color="C8870A"/>
-      </w:pBdr>
-    </w:pPr>
-    <w:r/>
-    <w:r>
-      <w:rPr>
-        <w:rFonts w:ascii="Times New Roman" w:hAnsi="Times New Roman" w:eastAsia="Times New Roman"/>
-        <w:b/>
-        <w:i w:val="0"/>
-        <w:color w:val="003366"/>
-        <w:sz w:val="18"/>
-      </w:rPr>
-      <w:t>ADAMA CITY CITIZEN PORTAL</w:t>
-    </w:r>
-    <w:r>
-      <w:rPr>
-        <w:rFonts w:ascii="Times New Roman" w:hAnsi="Times New Roman" w:eastAsia="Times New Roman"/>
-        <w:b w:val="0"/>
-        <w:i/>
-        <w:color w:val="C8870A"/>
-        <w:sz w:val="18"/>
-      </w:rPr>
-      <w:t xml:space="preserve">  ·  Practical Attachment Report  ·  Summer 2026</w:t>
-    </w:r>
-  </w:p>
-</w:hdr>
-</file>
-
-<file path=word/header2.xml><?xml version="1.0" encoding="utf-8"?>
-<w:hdr xmlns:m="http://schemas.openxmlformats.org/officeDocument/2006/math" xmlns:mc="http://schemas.openxmlformats.org/markup-compatibility/2006" xmlns:mo="http://schemas.microsoft.com/office/mac/office/2008/main" xmlns:mv="urn:schemas-microsoft-com:mac:vml" xmlns:o="urn:schemas-microsoft-com:office:office" xmlns:r="http://schemas.openxmlformats.org/officeDocument/2006/relationships" xmlns:v="urn:schemas-microsoft-com:vml" xmlns:w10="urn:schemas-microsoft-com:office:word" xmlns:w14="http://schemas.microsoft.com/office/word/2010/wordml" xmlns:w="http://schemas.openxmlformats.org/wordprocessingml/2006/main" xmlns:wne="http://schemas.microsoft.com/office/word/2006/wordml" xmlns:wp14="http://schemas.microsoft.com/office/word/2010/wordprocessingDrawing" xmlns:wp="http://schemas.openxmlformats.org/drawingml/2006/wordprocessingDrawing" xmlns:wpc="http://schemas.microsoft.com/office/word/2010/wordprocessingCanvas" xmlns:wpg="http://schemas.microsoft.com/office/word/2010/wordprocessingGroup" xmlns:wpi="http://schemas.microsoft.com/office/word/2010/wordprocessingInk" xmlns:wps="http://schemas.microsoft.com/office/word/2010/wordprocessingShape" mc:Ignorable="w14 wp14">
-  <w:p>
-    <w:pPr>
-      <w:pStyle w:val="Header"/>
-      <w:spacing w:before="0" w:after="40" w:line="240" w:lineRule="auto"/>
-      <w:jc w:val="left"/>
-      <w:pBdr>
-        <w:bottom w:val="single" w:sz="8" w:space="1" w:color="C8870A"/>
-      </w:pBdr>
-    </w:pPr>
-    <w:r/>
-    <w:r>
-      <w:rPr>
-        <w:rFonts w:ascii="Times New Roman" w:hAnsi="Times New Roman" w:eastAsia="Times New Roman"/>
-        <w:b/>
-        <w:i w:val="0"/>
-        <w:color w:val="003366"/>
-        <w:sz w:val="18"/>
-      </w:rPr>
-      <w:t>ADAMA CITY CITIZEN PORTAL</w:t>
-    </w:r>
-    <w:r>
-      <w:rPr>
-        <w:rFonts w:ascii="Times New Roman" w:hAnsi="Times New Roman" w:eastAsia="Times New Roman"/>
-        <w:b w:val="0"/>
-        <w:i/>
-        <w:color w:val="C8870A"/>
-        <w:sz w:val="18"/>
-      </w:rPr>
-      <w:t xml:space="preserve">  ·  Practical Attachment Report  ·  Summer 2026</w:t>
-    </w:r>
-  </w:p>
-</w:hdr>
 </file>
 
 <file path=word/numbering.xml><?xml version="1.0" encoding="utf-8"?>
